--- a/review.docx
+++ b/review.docx
@@ -16,6 +16,13 @@
         </w:rPr>
         <w:t>Übersicht</w:t>
       </w:r>
+      <w:r>
+        <w:rPr>
+          <w:sz w:val="16"/>
+          <w:szCs w:val="16"/>
+        </w:rPr>
+        <w:t>: moderne Datensätze</w:t>
+      </w:r>
     </w:p>
     <w:tbl>
       <w:tblPr>
@@ -24,111 +31,129 @@
         <w:tblLook w:val="04A0" w:firstRow="1" w:lastRow="0" w:firstColumn="1" w:lastColumn="0" w:noHBand="0" w:noVBand="1"/>
       </w:tblPr>
       <w:tblGrid>
-        <w:gridCol w:w="2531"/>
-        <w:gridCol w:w="2024"/>
-        <w:gridCol w:w="2552"/>
-        <w:gridCol w:w="2348"/>
-        <w:gridCol w:w="1896"/>
-        <w:gridCol w:w="2926"/>
+        <w:gridCol w:w="1271"/>
+        <w:gridCol w:w="1843"/>
+        <w:gridCol w:w="1843"/>
+        <w:gridCol w:w="2409"/>
+        <w:gridCol w:w="2268"/>
+        <w:gridCol w:w="2410"/>
+        <w:gridCol w:w="2233"/>
       </w:tblGrid>
       <w:tr>
         <w:tc>
           <w:tcPr>
-            <w:tcW w:w="2531" w:type="dxa"/>
-          </w:tcPr>
-          <w:p>
-            <w:pPr>
-              <w:rPr>
-                <w:sz w:val="16"/>
-                <w:szCs w:val="16"/>
-              </w:rPr>
-            </w:pPr>
-            <w:r>
-              <w:rPr>
-                <w:sz w:val="16"/>
-                <w:szCs w:val="16"/>
-              </w:rPr>
-              <w:t>EYEDIAP</w:t>
-            </w:r>
-            <w:r>
-              <w:rPr>
-                <w:sz w:val="16"/>
-                <w:szCs w:val="16"/>
-              </w:rPr>
-              <w:t xml:space="preserve"> (2014)</w:t>
-            </w:r>
-          </w:p>
-        </w:tc>
-        <w:tc>
-          <w:tcPr>
-            <w:tcW w:w="2024" w:type="dxa"/>
-          </w:tcPr>
-          <w:p>
-            <w:pPr>
-              <w:rPr>
-                <w:sz w:val="16"/>
-                <w:szCs w:val="16"/>
-              </w:rPr>
-            </w:pPr>
-            <w:r>
-              <w:rPr>
-                <w:sz w:val="16"/>
-                <w:szCs w:val="16"/>
-              </w:rPr>
-              <w:t>GazeCapture (2016)</w:t>
-            </w:r>
-          </w:p>
-        </w:tc>
-        <w:tc>
-          <w:tcPr>
-            <w:tcW w:w="2552" w:type="dxa"/>
-          </w:tcPr>
-          <w:p>
-            <w:pPr>
-              <w:rPr>
-                <w:sz w:val="16"/>
-                <w:szCs w:val="16"/>
-              </w:rPr>
-            </w:pPr>
-            <w:r>
-              <w:rPr>
-                <w:sz w:val="16"/>
-                <w:szCs w:val="16"/>
-              </w:rPr>
-              <w:t>MPIIGaze (2017)</w:t>
-            </w:r>
-          </w:p>
-        </w:tc>
-        <w:tc>
-          <w:tcPr>
-            <w:tcW w:w="2348" w:type="dxa"/>
-          </w:tcPr>
-          <w:p>
-            <w:pPr>
-              <w:rPr>
-                <w:sz w:val="16"/>
-                <w:szCs w:val="16"/>
-              </w:rPr>
-            </w:pPr>
-            <w:r>
-              <w:rPr>
-                <w:sz w:val="16"/>
-                <w:szCs w:val="16"/>
-              </w:rPr>
-              <w:t>Gaze360</w:t>
-            </w:r>
-            <w:r>
-              <w:rPr>
-                <w:sz w:val="16"/>
-                <w:szCs w:val="16"/>
-              </w:rPr>
-              <w:t xml:space="preserve"> (2019)</w:t>
-            </w:r>
-          </w:p>
-        </w:tc>
-        <w:tc>
-          <w:tcPr>
-            <w:tcW w:w="1896" w:type="dxa"/>
+            <w:tcW w:w="1271" w:type="dxa"/>
+          </w:tcPr>
+          <w:p>
+            <w:pPr>
+              <w:rPr>
+                <w:sz w:val="16"/>
+                <w:szCs w:val="16"/>
+              </w:rPr>
+            </w:pPr>
+          </w:p>
+        </w:tc>
+        <w:tc>
+          <w:tcPr>
+            <w:tcW w:w="1843" w:type="dxa"/>
+          </w:tcPr>
+          <w:p>
+            <w:pPr>
+              <w:rPr>
+                <w:sz w:val="16"/>
+                <w:szCs w:val="16"/>
+              </w:rPr>
+            </w:pPr>
+            <w:r>
+              <w:rPr>
+                <w:sz w:val="16"/>
+                <w:szCs w:val="16"/>
+              </w:rPr>
+              <w:t>EYEDIAP (2014)</w:t>
+            </w:r>
+          </w:p>
+        </w:tc>
+        <w:tc>
+          <w:tcPr>
+            <w:tcW w:w="1843" w:type="dxa"/>
+          </w:tcPr>
+          <w:p>
+            <w:pPr>
+              <w:rPr>
+                <w:sz w:val="16"/>
+                <w:szCs w:val="16"/>
+              </w:rPr>
+            </w:pPr>
+            <w:proofErr w:type="spellStart"/>
+            <w:r>
+              <w:rPr>
+                <w:sz w:val="16"/>
+                <w:szCs w:val="16"/>
+              </w:rPr>
+              <w:t>GazeCapture</w:t>
+            </w:r>
+            <w:proofErr w:type="spellEnd"/>
+            <w:r>
+              <w:rPr>
+                <w:sz w:val="16"/>
+                <w:szCs w:val="16"/>
+              </w:rPr>
+              <w:t xml:space="preserve"> (2016)</w:t>
+            </w:r>
+          </w:p>
+        </w:tc>
+        <w:tc>
+          <w:tcPr>
+            <w:tcW w:w="2409" w:type="dxa"/>
+          </w:tcPr>
+          <w:p>
+            <w:pPr>
+              <w:rPr>
+                <w:sz w:val="16"/>
+                <w:szCs w:val="16"/>
+              </w:rPr>
+            </w:pPr>
+            <w:proofErr w:type="spellStart"/>
+            <w:r>
+              <w:rPr>
+                <w:sz w:val="16"/>
+                <w:szCs w:val="16"/>
+              </w:rPr>
+              <w:t>MPIIGaze</w:t>
+            </w:r>
+            <w:proofErr w:type="spellEnd"/>
+            <w:r>
+              <w:rPr>
+                <w:sz w:val="16"/>
+                <w:szCs w:val="16"/>
+              </w:rPr>
+              <w:t xml:space="preserve"> (2017)</w:t>
+            </w:r>
+          </w:p>
+        </w:tc>
+        <w:tc>
+          <w:tcPr>
+            <w:tcW w:w="2268" w:type="dxa"/>
+          </w:tcPr>
+          <w:p>
+            <w:pPr>
+              <w:rPr>
+                <w:sz w:val="16"/>
+                <w:szCs w:val="16"/>
+              </w:rPr>
+            </w:pPr>
+            <w:r>
+              <w:rPr>
+                <w:sz w:val="16"/>
+                <w:szCs w:val="16"/>
+              </w:rPr>
+              <w:t>Gaze360 (2019)</w:t>
+            </w:r>
+          </w:p>
+        </w:tc>
+        <w:tc>
+          <w:tcPr>
+            <w:tcW w:w="2410" w:type="dxa"/>
           </w:tcPr>
           <w:p>
             <w:pPr>
@@ -148,21 +173,37 @@
         </w:tc>
         <w:tc>
           <w:tcPr>
-            <w:tcW w:w="2926" w:type="dxa"/>
-          </w:tcPr>
-          <w:p>
-            <w:pPr>
-              <w:rPr>
-                <w:sz w:val="16"/>
-                <w:szCs w:val="16"/>
-              </w:rPr>
-            </w:pPr>
-            <w:r>
-              <w:rPr>
-                <w:sz w:val="16"/>
-                <w:szCs w:val="16"/>
-              </w:rPr>
-              <w:t>GazeUnconstrained(2026)</w:t>
+            <w:tcW w:w="2233" w:type="dxa"/>
+          </w:tcPr>
+          <w:p>
+            <w:pPr>
+              <w:rPr>
+                <w:sz w:val="16"/>
+                <w:szCs w:val="16"/>
+              </w:rPr>
+            </w:pPr>
+            <w:proofErr w:type="spellStart"/>
+            <w:r>
+              <w:rPr>
+                <w:sz w:val="16"/>
+                <w:szCs w:val="16"/>
+              </w:rPr>
+              <w:t>GazeUnconstrained</w:t>
+            </w:r>
+            <w:proofErr w:type="spellEnd"/>
+            <w:r>
+              <w:rPr>
+                <w:sz w:val="16"/>
+                <w:szCs w:val="16"/>
+              </w:rPr>
+              <w:t xml:space="preserve"> </w:t>
+            </w:r>
+            <w:r>
+              <w:rPr>
+                <w:sz w:val="16"/>
+                <w:szCs w:val="16"/>
+              </w:rPr>
+              <w:t>(2026)</w:t>
             </w:r>
           </w:p>
         </w:tc>
@@ -170,7 +211,31 @@
       <w:tr>
         <w:tc>
           <w:tcPr>
-            <w:tcW w:w="2531" w:type="dxa"/>
+            <w:tcW w:w="1271" w:type="dxa"/>
+          </w:tcPr>
+          <w:p>
+            <w:pPr>
+              <w:rPr>
+                <w:sz w:val="16"/>
+                <w:szCs w:val="16"/>
+                <w:lang w:val="en-US"/>
+              </w:rPr>
+            </w:pPr>
+            <w:proofErr w:type="spellStart"/>
+            <w:r>
+              <w:rPr>
+                <w:sz w:val="16"/>
+                <w:szCs w:val="16"/>
+                <w:lang w:val="en-US"/>
+              </w:rPr>
+              <w:t>Nutzen</w:t>
+            </w:r>
+            <w:proofErr w:type="spellEnd"/>
+          </w:p>
+        </w:tc>
+        <w:tc>
+          <w:tcPr>
+            <w:tcW w:w="1843" w:type="dxa"/>
           </w:tcPr>
           <w:p>
             <w:pPr>
@@ -192,7 +257,7 @@
         </w:tc>
         <w:tc>
           <w:tcPr>
-            <w:tcW w:w="2024" w:type="dxa"/>
+            <w:tcW w:w="1843" w:type="dxa"/>
           </w:tcPr>
           <w:p>
             <w:pPr>
@@ -214,7 +279,7 @@
         </w:tc>
         <w:tc>
           <w:tcPr>
-            <w:tcW w:w="2552" w:type="dxa"/>
+            <w:tcW w:w="2409" w:type="dxa"/>
           </w:tcPr>
           <w:p>
             <w:pPr>
@@ -238,13 +303,23 @@
                 <w:szCs w:val="16"/>
                 <w:lang w:val="en-US"/>
               </w:rPr>
-              <w:t>3D gaze estimation in everyday environment and without any assumptions regarding user […] and camera […]“</w:t>
-            </w:r>
-          </w:p>
-        </w:tc>
-        <w:tc>
-          <w:tcPr>
-            <w:tcW w:w="2348" w:type="dxa"/>
+              <w:t>3D gaze estimation in everyday environment and without any assumptions regarding user […] and camera [</w:t>
+            </w:r>
+            <w:proofErr w:type="gramStart"/>
+            <w:r>
+              <w:rPr>
+                <w:sz w:val="16"/>
+                <w:szCs w:val="16"/>
+                <w:lang w:val="en-US"/>
+              </w:rPr>
+              <w:t>…]“</w:t>
+            </w:r>
+            <w:proofErr w:type="gramEnd"/>
+          </w:p>
+        </w:tc>
+        <w:tc>
+          <w:tcPr>
+            <w:tcW w:w="2268" w:type="dxa"/>
           </w:tcPr>
           <w:p>
             <w:pPr>
@@ -266,7 +341,7 @@
         </w:tc>
         <w:tc>
           <w:tcPr>
-            <w:tcW w:w="1896" w:type="dxa"/>
+            <w:tcW w:w="2410" w:type="dxa"/>
           </w:tcPr>
           <w:p>
             <w:pPr>
@@ -288,7 +363,7 @@
         </w:tc>
         <w:tc>
           <w:tcPr>
-            <w:tcW w:w="2926" w:type="dxa"/>
+            <w:tcW w:w="2233" w:type="dxa"/>
           </w:tcPr>
           <w:p>
             <w:pPr>
@@ -312,43 +387,85 @@
       <w:tr>
         <w:tc>
           <w:tcPr>
-            <w:tcW w:w="2531" w:type="dxa"/>
-          </w:tcPr>
-          <w:p>
-            <w:pPr>
-              <w:rPr>
-                <w:sz w:val="16"/>
-                <w:szCs w:val="16"/>
-                <w:lang w:val="en-US"/>
-              </w:rPr>
-            </w:pPr>
-          </w:p>
-        </w:tc>
-        <w:tc>
-          <w:tcPr>
-            <w:tcW w:w="2024" w:type="dxa"/>
-          </w:tcPr>
-          <w:p>
-            <w:pPr>
-              <w:rPr>
-                <w:sz w:val="16"/>
-                <w:szCs w:val="16"/>
-                <w:lang w:val="en-US"/>
-              </w:rPr>
-            </w:pPr>
-            <w:r>
-              <w:rPr>
-                <w:sz w:val="16"/>
-                <w:szCs w:val="16"/>
-                <w:lang w:val="en-US"/>
-              </w:rPr>
-              <w:t>Iphone front-camera</w:t>
-            </w:r>
-          </w:p>
-        </w:tc>
-        <w:tc>
-          <w:tcPr>
-            <w:tcW w:w="2552" w:type="dxa"/>
+            <w:tcW w:w="1271" w:type="dxa"/>
+          </w:tcPr>
+          <w:p>
+            <w:pPr>
+              <w:rPr>
+                <w:sz w:val="16"/>
+                <w:szCs w:val="16"/>
+                <w:lang w:val="en-US"/>
+              </w:rPr>
+            </w:pPr>
+            <w:r>
+              <w:rPr>
+                <w:sz w:val="16"/>
+                <w:szCs w:val="16"/>
+                <w:lang w:val="en-US"/>
+              </w:rPr>
+              <w:t xml:space="preserve">Art der </w:t>
+            </w:r>
+            <w:proofErr w:type="spellStart"/>
+            <w:r>
+              <w:rPr>
+                <w:sz w:val="16"/>
+                <w:szCs w:val="16"/>
+                <w:lang w:val="en-US"/>
+              </w:rPr>
+              <w:t>Aufnahme</w:t>
+            </w:r>
+            <w:proofErr w:type="spellEnd"/>
+          </w:p>
+        </w:tc>
+        <w:tc>
+          <w:tcPr>
+            <w:tcW w:w="1843" w:type="dxa"/>
+          </w:tcPr>
+          <w:p>
+            <w:pPr>
+              <w:rPr>
+                <w:sz w:val="16"/>
+                <w:szCs w:val="16"/>
+                <w:lang w:val="en-US"/>
+              </w:rPr>
+            </w:pPr>
+          </w:p>
+        </w:tc>
+        <w:tc>
+          <w:tcPr>
+            <w:tcW w:w="1843" w:type="dxa"/>
+          </w:tcPr>
+          <w:p>
+            <w:pPr>
+              <w:rPr>
+                <w:sz w:val="16"/>
+                <w:szCs w:val="16"/>
+                <w:lang w:val="en-US"/>
+              </w:rPr>
+            </w:pPr>
+            <w:proofErr w:type="spellStart"/>
+            <w:r>
+              <w:rPr>
+                <w:sz w:val="16"/>
+                <w:szCs w:val="16"/>
+                <w:lang w:val="en-US"/>
+              </w:rPr>
+              <w:t>Iphone</w:t>
+            </w:r>
+            <w:proofErr w:type="spellEnd"/>
+            <w:r>
+              <w:rPr>
+                <w:sz w:val="16"/>
+                <w:szCs w:val="16"/>
+                <w:lang w:val="en-US"/>
+              </w:rPr>
+              <w:t xml:space="preserve"> front-camera</w:t>
+            </w:r>
+          </w:p>
+        </w:tc>
+        <w:tc>
+          <w:tcPr>
+            <w:tcW w:w="2409" w:type="dxa"/>
           </w:tcPr>
           <w:p>
             <w:pPr>
@@ -378,7 +495,7 @@
         </w:tc>
         <w:tc>
           <w:tcPr>
-            <w:tcW w:w="2348" w:type="dxa"/>
+            <w:tcW w:w="2268" w:type="dxa"/>
           </w:tcPr>
           <w:p>
             <w:pPr>
@@ -400,7 +517,7 @@
         </w:tc>
         <w:tc>
           <w:tcPr>
-            <w:tcW w:w="1896" w:type="dxa"/>
+            <w:tcW w:w="2410" w:type="dxa"/>
           </w:tcPr>
           <w:p>
             <w:pPr>
@@ -422,7 +539,7 @@
         </w:tc>
         <w:tc>
           <w:tcPr>
-            <w:tcW w:w="2926" w:type="dxa"/>
+            <w:tcW w:w="2233" w:type="dxa"/>
           </w:tcPr>
           <w:p>
             <w:pPr>
@@ -446,35 +563,67 @@
       <w:tr>
         <w:tc>
           <w:tcPr>
-            <w:tcW w:w="2531" w:type="dxa"/>
-          </w:tcPr>
-          <w:p>
-            <w:pPr>
-              <w:rPr>
-                <w:sz w:val="16"/>
-                <w:szCs w:val="16"/>
-                <w:lang w:val="en-US"/>
-              </w:rPr>
-            </w:pPr>
-          </w:p>
-        </w:tc>
-        <w:tc>
-          <w:tcPr>
-            <w:tcW w:w="2024" w:type="dxa"/>
-          </w:tcPr>
-          <w:p>
-            <w:pPr>
-              <w:rPr>
-                <w:sz w:val="16"/>
-                <w:szCs w:val="16"/>
-                <w:lang w:val="en-US"/>
-              </w:rPr>
-            </w:pPr>
-          </w:p>
-        </w:tc>
-        <w:tc>
-          <w:tcPr>
-            <w:tcW w:w="2552" w:type="dxa"/>
+            <w:tcW w:w="1271" w:type="dxa"/>
+          </w:tcPr>
+          <w:p>
+            <w:pPr>
+              <w:rPr>
+                <w:sz w:val="16"/>
+                <w:szCs w:val="16"/>
+                <w:lang w:val="en-US"/>
+              </w:rPr>
+            </w:pPr>
+            <w:r>
+              <w:rPr>
+                <w:sz w:val="16"/>
+                <w:szCs w:val="16"/>
+                <w:lang w:val="en-US"/>
+              </w:rPr>
+              <w:t xml:space="preserve">Kurze </w:t>
+            </w:r>
+            <w:proofErr w:type="spellStart"/>
+            <w:r>
+              <w:rPr>
+                <w:sz w:val="16"/>
+                <w:szCs w:val="16"/>
+                <w:lang w:val="en-US"/>
+              </w:rPr>
+              <w:t>Beschreibung</w:t>
+            </w:r>
+            <w:proofErr w:type="spellEnd"/>
+          </w:p>
+        </w:tc>
+        <w:tc>
+          <w:tcPr>
+            <w:tcW w:w="1843" w:type="dxa"/>
+          </w:tcPr>
+          <w:p>
+            <w:pPr>
+              <w:rPr>
+                <w:sz w:val="16"/>
+                <w:szCs w:val="16"/>
+                <w:lang w:val="en-US"/>
+              </w:rPr>
+            </w:pPr>
+          </w:p>
+        </w:tc>
+        <w:tc>
+          <w:tcPr>
+            <w:tcW w:w="1843" w:type="dxa"/>
+          </w:tcPr>
+          <w:p>
+            <w:pPr>
+              <w:rPr>
+                <w:sz w:val="16"/>
+                <w:szCs w:val="16"/>
+                <w:lang w:val="en-US"/>
+              </w:rPr>
+            </w:pPr>
+          </w:p>
+        </w:tc>
+        <w:tc>
+          <w:tcPr>
+            <w:tcW w:w="2409" w:type="dxa"/>
           </w:tcPr>
           <w:p>
             <w:pPr>
@@ -496,7 +645,7 @@
         </w:tc>
         <w:tc>
           <w:tcPr>
-            <w:tcW w:w="2348" w:type="dxa"/>
+            <w:tcW w:w="2268" w:type="dxa"/>
           </w:tcPr>
           <w:p>
             <w:pPr>
@@ -518,21 +667,21 @@
         </w:tc>
         <w:tc>
           <w:tcPr>
-            <w:tcW w:w="1896" w:type="dxa"/>
-          </w:tcPr>
-          <w:p>
-            <w:pPr>
-              <w:rPr>
-                <w:sz w:val="16"/>
-                <w:szCs w:val="16"/>
-                <w:lang w:val="en-US"/>
-              </w:rPr>
-            </w:pPr>
-          </w:p>
-        </w:tc>
-        <w:tc>
-          <w:tcPr>
-            <w:tcW w:w="2926" w:type="dxa"/>
+            <w:tcW w:w="2410" w:type="dxa"/>
+          </w:tcPr>
+          <w:p>
+            <w:pPr>
+              <w:rPr>
+                <w:sz w:val="16"/>
+                <w:szCs w:val="16"/>
+                <w:lang w:val="en-US"/>
+              </w:rPr>
+            </w:pPr>
+          </w:p>
+        </w:tc>
+        <w:tc>
+          <w:tcPr>
+            <w:tcW w:w="2233" w:type="dxa"/>
           </w:tcPr>
           <w:p>
             <w:pPr>
@@ -548,77 +697,150 @@
       <w:tr>
         <w:tc>
           <w:tcPr>
-            <w:tcW w:w="2531" w:type="dxa"/>
-          </w:tcPr>
-          <w:p>
-            <w:pPr>
-              <w:rPr>
-                <w:sz w:val="16"/>
-                <w:szCs w:val="16"/>
-                <w:lang w:val="en-US"/>
-              </w:rPr>
-            </w:pPr>
-          </w:p>
-        </w:tc>
-        <w:tc>
-          <w:tcPr>
-            <w:tcW w:w="2024" w:type="dxa"/>
-          </w:tcPr>
-          <w:p>
-            <w:pPr>
-              <w:rPr>
-                <w:sz w:val="16"/>
-                <w:szCs w:val="16"/>
-                <w:lang w:val="en-US"/>
-              </w:rPr>
-            </w:pPr>
-          </w:p>
-        </w:tc>
-        <w:tc>
-          <w:tcPr>
-            <w:tcW w:w="2552" w:type="dxa"/>
-          </w:tcPr>
-          <w:p>
-            <w:pPr>
-              <w:rPr>
-                <w:sz w:val="16"/>
-                <w:szCs w:val="16"/>
-                <w:lang w:val="en-US"/>
-              </w:rPr>
-            </w:pPr>
-          </w:p>
-        </w:tc>
-        <w:tc>
-          <w:tcPr>
-            <w:tcW w:w="2348" w:type="dxa"/>
-          </w:tcPr>
-          <w:p>
-            <w:pPr>
-              <w:rPr>
-                <w:sz w:val="16"/>
-                <w:szCs w:val="16"/>
-                <w:lang w:val="en-US"/>
-              </w:rPr>
-            </w:pPr>
-          </w:p>
-        </w:tc>
-        <w:tc>
-          <w:tcPr>
-            <w:tcW w:w="1896" w:type="dxa"/>
-          </w:tcPr>
-          <w:p>
-            <w:pPr>
-              <w:rPr>
-                <w:sz w:val="16"/>
-                <w:szCs w:val="16"/>
-                <w:lang w:val="en-US"/>
-              </w:rPr>
-            </w:pPr>
-          </w:p>
-        </w:tc>
-        <w:tc>
-          <w:tcPr>
-            <w:tcW w:w="2926" w:type="dxa"/>
+            <w:tcW w:w="1271" w:type="dxa"/>
+          </w:tcPr>
+          <w:p>
+            <w:pPr>
+              <w:rPr>
+                <w:sz w:val="16"/>
+                <w:szCs w:val="16"/>
+                <w:lang w:val="en-US"/>
+              </w:rPr>
+            </w:pPr>
+            <w:proofErr w:type="spellStart"/>
+            <w:r>
+              <w:rPr>
+                <w:sz w:val="16"/>
+                <w:szCs w:val="16"/>
+                <w:lang w:val="en-US"/>
+              </w:rPr>
+              <w:t>Testaufbau</w:t>
+            </w:r>
+            <w:proofErr w:type="spellEnd"/>
+          </w:p>
+        </w:tc>
+        <w:tc>
+          <w:tcPr>
+            <w:tcW w:w="1843" w:type="dxa"/>
+          </w:tcPr>
+          <w:p>
+            <w:pPr>
+              <w:rPr>
+                <w:sz w:val="16"/>
+                <w:szCs w:val="16"/>
+                <w:lang w:val="en-US"/>
+              </w:rPr>
+            </w:pPr>
+          </w:p>
+        </w:tc>
+        <w:tc>
+          <w:tcPr>
+            <w:tcW w:w="1843" w:type="dxa"/>
+          </w:tcPr>
+          <w:p>
+            <w:pPr>
+              <w:rPr>
+                <w:sz w:val="16"/>
+                <w:szCs w:val="16"/>
+                <w:lang w:val="en-US"/>
+              </w:rPr>
+            </w:pPr>
+          </w:p>
+        </w:tc>
+        <w:tc>
+          <w:tcPr>
+            <w:tcW w:w="2409" w:type="dxa"/>
+          </w:tcPr>
+          <w:p>
+            <w:pPr>
+              <w:rPr>
+                <w:sz w:val="16"/>
+                <w:szCs w:val="16"/>
+                <w:lang w:val="en-US"/>
+              </w:rPr>
+            </w:pPr>
+            <w:r>
+              <w:rPr>
+                <w:sz w:val="16"/>
+                <w:szCs w:val="16"/>
+                <w:lang w:val="en-US"/>
+              </w:rPr>
+              <w:t>Program on laptop that displays shrinking circles with random positions on a screen. Users must click as the circles are about to disappear.</w:t>
+            </w:r>
+          </w:p>
+        </w:tc>
+        <w:tc>
+          <w:tcPr>
+            <w:tcW w:w="2268" w:type="dxa"/>
+          </w:tcPr>
+          <w:p>
+            <w:pPr>
+              <w:rPr>
+                <w:sz w:val="16"/>
+                <w:szCs w:val="16"/>
+                <w:lang w:val="en-US"/>
+              </w:rPr>
+            </w:pPr>
+            <w:r>
+              <w:rPr>
+                <w:sz w:val="16"/>
+                <w:szCs w:val="16"/>
+                <w:lang w:val="en-US"/>
+              </w:rPr>
+              <w:t>Follow marker that moves around the camera</w:t>
+            </w:r>
+          </w:p>
+        </w:tc>
+        <w:tc>
+          <w:tcPr>
+            <w:tcW w:w="2410" w:type="dxa"/>
+          </w:tcPr>
+          <w:p>
+            <w:pPr>
+              <w:rPr>
+                <w:sz w:val="16"/>
+                <w:szCs w:val="16"/>
+                <w:lang w:val="en-US"/>
+              </w:rPr>
+            </w:pPr>
+            <w:r>
+              <w:rPr>
+                <w:sz w:val="16"/>
+                <w:szCs w:val="16"/>
+                <w:lang w:val="en-US"/>
+              </w:rPr>
+              <w:t>Projector on screen</w:t>
+            </w:r>
+            <w:r>
+              <w:rPr>
+                <w:sz w:val="16"/>
+                <w:szCs w:val="16"/>
+                <w:lang w:val="en-US"/>
+              </w:rPr>
+              <w:t xml:space="preserve"> with cameras distributed around. Displays shrinking circle, users must click with a mouse when they are about to disappear.</w:t>
+            </w:r>
+          </w:p>
+          <w:p>
+            <w:pPr>
+              <w:rPr>
+                <w:sz w:val="16"/>
+                <w:szCs w:val="16"/>
+                <w:lang w:val="en-US"/>
+              </w:rPr>
+            </w:pPr>
+            <w:r>
+              <w:rPr>
+                <w:sz w:val="16"/>
+                <w:szCs w:val="16"/>
+                <w:lang w:val="en-US"/>
+              </w:rPr>
+              <w:t>4 Lightboxes provide 15 different illumination settings.</w:t>
+            </w:r>
+          </w:p>
+        </w:tc>
+        <w:tc>
+          <w:tcPr>
+            <w:tcW w:w="2233" w:type="dxa"/>
           </w:tcPr>
           <w:p>
             <w:pPr>

--- a/review.docx
+++ b/review.docx
@@ -429,6 +429,14 @@
                 <w:lang w:val="en-US"/>
               </w:rPr>
             </w:pPr>
+            <w:r>
+              <w:rPr>
+                <w:sz w:val="16"/>
+                <w:szCs w:val="16"/>
+                <w:lang w:val="en-US"/>
+              </w:rPr>
+              <w:t>Kinect + HD Camera</w:t>
+            </w:r>
           </w:p>
         </w:tc>
         <w:tc>
@@ -809,15 +817,7 @@
                 <w:szCs w:val="16"/>
                 <w:lang w:val="en-US"/>
               </w:rPr>
-              <w:t>Projector on screen</w:t>
-            </w:r>
-            <w:r>
-              <w:rPr>
-                <w:sz w:val="16"/>
-                <w:szCs w:val="16"/>
-                <w:lang w:val="en-US"/>
-              </w:rPr>
-              <w:t xml:space="preserve"> with cameras distributed around. Displays shrinking circle, users must click with a mouse when they are about to disappear.</w:t>
+              <w:t>Projector on screen with cameras distributed around. Displays shrinking circle, users must click with a mouse when they are about to disappear.</w:t>
             </w:r>
           </w:p>
           <w:p>
@@ -863,10 +863,721 @@
         </w:rPr>
       </w:pPr>
     </w:p>
+    <w:p>
+      <w:pPr>
+        <w:rPr>
+          <w:sz w:val="16"/>
+          <w:szCs w:val="16"/>
+          <w:lang w:val="en-US"/>
+        </w:rPr>
+      </w:pPr>
+    </w:p>
+    <w:p>
+      <w:pPr>
+        <w:rPr>
+          <w:sz w:val="16"/>
+          <w:szCs w:val="16"/>
+          <w:lang w:val="en-US"/>
+        </w:rPr>
+      </w:pPr>
+      <w:r>
+        <w:rPr>
+          <w:sz w:val="16"/>
+          <w:szCs w:val="16"/>
+          <w:lang w:val="en-US"/>
+        </w:rPr>
+        <w:br w:type="page"/>
+      </w:r>
+    </w:p>
+    <w:p>
+      <w:pPr>
+        <w:rPr>
+          <w:sz w:val="16"/>
+          <w:szCs w:val="16"/>
+        </w:rPr>
+      </w:pPr>
+      <w:r>
+        <w:rPr>
+          <w:sz w:val="16"/>
+          <w:szCs w:val="16"/>
+        </w:rPr>
+        <w:lastRenderedPageBreak/>
+        <w:t>EYEDIAP</w:t>
+      </w:r>
+    </w:p>
+    <w:p>
+      <w:pPr>
+        <w:rPr>
+          <w:sz w:val="16"/>
+          <w:szCs w:val="16"/>
+        </w:rPr>
+      </w:pPr>
+      <w:r>
+        <w:rPr>
+          <w:sz w:val="16"/>
+          <w:szCs w:val="16"/>
+        </w:rPr>
+        <w:t>EYEDIAP ist ein Datensatz der a</w:t>
+      </w:r>
+      <w:r>
+        <w:rPr>
+          <w:sz w:val="16"/>
+          <w:szCs w:val="16"/>
+        </w:rPr>
+        <w:t xml:space="preserve">ls Vergleichsmaßstab für Gaze </w:t>
+      </w:r>
+      <w:proofErr w:type="spellStart"/>
+      <w:r>
+        <w:rPr>
+          <w:sz w:val="16"/>
+          <w:szCs w:val="16"/>
+        </w:rPr>
+        <w:t>Estimation</w:t>
+      </w:r>
+      <w:proofErr w:type="spellEnd"/>
+      <w:r>
+        <w:rPr>
+          <w:sz w:val="16"/>
+          <w:szCs w:val="16"/>
+        </w:rPr>
+        <w:t xml:space="preserve"> Algorithmen erstellt wurde. Durch die Daten ist es möglich die Algorithmen hinsichtlich ihrer Stabilität für i) </w:t>
+      </w:r>
+      <w:proofErr w:type="spellStart"/>
+      <w:r>
+        <w:rPr>
+          <w:sz w:val="16"/>
+          <w:szCs w:val="16"/>
+        </w:rPr>
+        <w:t>Kopfpose</w:t>
+      </w:r>
+      <w:proofErr w:type="spellEnd"/>
+      <w:r>
+        <w:rPr>
+          <w:sz w:val="16"/>
+          <w:szCs w:val="16"/>
+        </w:rPr>
+        <w:t>, ii) Personen, iii) Umgebung und iv) Bildschirm- oder 3D Objekte zu testen.</w:t>
+      </w:r>
+    </w:p>
+    <w:p>
+      <w:pPr>
+        <w:rPr>
+          <w:sz w:val="16"/>
+          <w:szCs w:val="16"/>
+        </w:rPr>
+      </w:pPr>
+      <w:r>
+        <w:rPr>
+          <w:sz w:val="16"/>
+          <w:szCs w:val="16"/>
+        </w:rPr>
+        <w:t>Aufbau:</w:t>
+      </w:r>
+      <w:r>
+        <w:rPr>
+          <w:sz w:val="16"/>
+          <w:szCs w:val="16"/>
+        </w:rPr>
+        <w:t xml:space="preserve"> Aufnahmeprogramm auf dem Computer, Kinect und HD </w:t>
+      </w:r>
+      <w:proofErr w:type="spellStart"/>
+      <w:r>
+        <w:rPr>
+          <w:sz w:val="16"/>
+          <w:szCs w:val="16"/>
+        </w:rPr>
+        <w:t>Camera</w:t>
+      </w:r>
+      <w:proofErr w:type="spellEnd"/>
+      <w:r>
+        <w:rPr>
+          <w:sz w:val="16"/>
+          <w:szCs w:val="16"/>
+        </w:rPr>
+        <w:t xml:space="preserve"> unter dem Bildschirm, sodass Augen ohne Störung der Augenlider aufgenommen werden können. Eine bestimmte Distanz wird eingehalten</w:t>
+      </w:r>
+      <w:r>
+        <w:rPr>
+          <w:sz w:val="16"/>
+          <w:szCs w:val="16"/>
+        </w:rPr>
+        <w:t>, 80-90cm bei Bildschirm</w:t>
+      </w:r>
+      <w:r>
+        <w:rPr>
+          <w:sz w:val="16"/>
+          <w:szCs w:val="16"/>
+        </w:rPr>
+        <w:t>objekten, 1.2m bei 3D Objekten</w:t>
+      </w:r>
+      <w:r>
+        <w:rPr>
+          <w:sz w:val="16"/>
+          <w:szCs w:val="16"/>
+        </w:rPr>
+        <w:t>. Verschiedene Gesichtsausdrücke wurden nicht eingeschränkt.</w:t>
+      </w:r>
+    </w:p>
+    <w:p>
+      <w:pPr>
+        <w:rPr>
+          <w:sz w:val="16"/>
+          <w:szCs w:val="16"/>
+        </w:rPr>
+      </w:pPr>
+      <w:r>
+        <w:rPr>
+          <w:sz w:val="16"/>
+          <w:szCs w:val="16"/>
+        </w:rPr>
+        <w:t xml:space="preserve">Tests: </w:t>
+      </w:r>
+      <w:proofErr w:type="spellStart"/>
+      <w:r>
+        <w:rPr>
+          <w:sz w:val="16"/>
+          <w:szCs w:val="16"/>
+        </w:rPr>
+        <w:t>Discreete</w:t>
+      </w:r>
+      <w:proofErr w:type="spellEnd"/>
+      <w:r>
+        <w:rPr>
+          <w:sz w:val="16"/>
+          <w:szCs w:val="16"/>
+        </w:rPr>
+        <w:t xml:space="preserve"> screen </w:t>
+      </w:r>
+      <w:proofErr w:type="spellStart"/>
+      <w:r>
+        <w:rPr>
+          <w:sz w:val="16"/>
+          <w:szCs w:val="16"/>
+        </w:rPr>
+        <w:t>target</w:t>
+      </w:r>
+      <w:proofErr w:type="spellEnd"/>
+      <w:r>
+        <w:rPr>
+          <w:sz w:val="16"/>
+          <w:szCs w:val="16"/>
+        </w:rPr>
+        <w:t xml:space="preserve"> (DS) – Kleiner Kreis mi</w:t>
+      </w:r>
+      <w:r>
+        <w:rPr>
+          <w:sz w:val="16"/>
+          <w:szCs w:val="16"/>
+        </w:rPr>
+        <w:t xml:space="preserve">t zufälliger Position, </w:t>
+      </w:r>
+      <w:proofErr w:type="spellStart"/>
+      <w:r>
+        <w:rPr>
+          <w:sz w:val="16"/>
+          <w:szCs w:val="16"/>
+        </w:rPr>
+        <w:t>Continuous</w:t>
+      </w:r>
+      <w:proofErr w:type="spellEnd"/>
+      <w:r>
+        <w:rPr>
+          <w:sz w:val="16"/>
+          <w:szCs w:val="16"/>
+        </w:rPr>
+        <w:t xml:space="preserve"> screen </w:t>
+      </w:r>
+      <w:proofErr w:type="spellStart"/>
+      <w:r>
+        <w:rPr>
+          <w:sz w:val="16"/>
+          <w:szCs w:val="16"/>
+        </w:rPr>
+        <w:t>target</w:t>
+      </w:r>
+      <w:proofErr w:type="spellEnd"/>
+      <w:r>
+        <w:rPr>
+          <w:sz w:val="16"/>
+          <w:szCs w:val="16"/>
+        </w:rPr>
+        <w:t xml:space="preserve"> (CS) – kleiner Kreis in zufälliger Bewegung, 3d </w:t>
+      </w:r>
+      <w:proofErr w:type="spellStart"/>
+      <w:r>
+        <w:rPr>
+          <w:sz w:val="16"/>
+          <w:szCs w:val="16"/>
+        </w:rPr>
+        <w:t>floating</w:t>
+      </w:r>
+      <w:proofErr w:type="spellEnd"/>
+      <w:r>
+        <w:rPr>
+          <w:sz w:val="16"/>
+          <w:szCs w:val="16"/>
+        </w:rPr>
+        <w:t xml:space="preserve"> </w:t>
+      </w:r>
+      <w:proofErr w:type="spellStart"/>
+      <w:r>
+        <w:rPr>
+          <w:sz w:val="16"/>
+          <w:szCs w:val="16"/>
+        </w:rPr>
+        <w:t>target</w:t>
+      </w:r>
+      <w:proofErr w:type="spellEnd"/>
+      <w:r>
+        <w:rPr>
+          <w:sz w:val="16"/>
+          <w:szCs w:val="16"/>
+        </w:rPr>
+        <w:t xml:space="preserve"> (FT) – 4cm Ball hängt in einem Bereich vor dem Bildschirm und wird bewegt.</w:t>
+      </w:r>
+    </w:p>
+    <w:p>
+      <w:pPr>
+        <w:rPr>
+          <w:sz w:val="16"/>
+          <w:szCs w:val="16"/>
+        </w:rPr>
+      </w:pPr>
+      <w:proofErr w:type="spellStart"/>
+      <w:r>
+        <w:rPr>
+          <w:sz w:val="16"/>
+          <w:szCs w:val="16"/>
+          <w:lang w:val="en-US"/>
+        </w:rPr>
+        <w:t>Kopfposen</w:t>
+      </w:r>
+      <w:proofErr w:type="spellEnd"/>
+      <w:r>
+        <w:rPr>
+          <w:sz w:val="16"/>
+          <w:szCs w:val="16"/>
+          <w:lang w:val="en-US"/>
+        </w:rPr>
+        <w:t xml:space="preserve"> </w:t>
+      </w:r>
+      <w:proofErr w:type="spellStart"/>
+      <w:r>
+        <w:rPr>
+          <w:sz w:val="16"/>
+          <w:szCs w:val="16"/>
+          <w:lang w:val="en-US"/>
+        </w:rPr>
+        <w:t>sind</w:t>
+      </w:r>
+      <w:proofErr w:type="spellEnd"/>
+      <w:r>
+        <w:rPr>
+          <w:sz w:val="16"/>
+          <w:szCs w:val="16"/>
+          <w:lang w:val="en-US"/>
+        </w:rPr>
+        <w:t xml:space="preserve"> static case und mobile case. </w:t>
+      </w:r>
+      <w:r>
+        <w:rPr>
+          <w:sz w:val="16"/>
+          <w:szCs w:val="16"/>
+        </w:rPr>
+        <w:t>Testpersonen sind 16 Personen, 12 männlich, 2 weiblich.</w:t>
+      </w:r>
+    </w:p>
+    <w:p>
+      <w:pPr>
+        <w:rPr>
+          <w:sz w:val="16"/>
+          <w:szCs w:val="16"/>
+        </w:rPr>
+      </w:pPr>
+      <w:r>
+        <w:rPr>
+          <w:sz w:val="16"/>
+          <w:szCs w:val="16"/>
+        </w:rPr>
+        <w:t xml:space="preserve">Der Datensatz ist </w:t>
+      </w:r>
+      <w:r>
+        <w:rPr>
+          <w:sz w:val="16"/>
+          <w:szCs w:val="16"/>
+        </w:rPr>
+        <w:t>mit</w:t>
+      </w:r>
+      <w:r>
+        <w:rPr>
+          <w:sz w:val="16"/>
+          <w:szCs w:val="16"/>
+        </w:rPr>
+        <w:t xml:space="preserve"> 4 verschiedene</w:t>
+      </w:r>
+      <w:r>
+        <w:rPr>
+          <w:sz w:val="16"/>
+          <w:szCs w:val="16"/>
+        </w:rPr>
+        <w:t>n</w:t>
+      </w:r>
+      <w:r>
+        <w:rPr>
+          <w:sz w:val="16"/>
+          <w:szCs w:val="16"/>
+        </w:rPr>
+        <w:t xml:space="preserve"> Experiment Protokolle </w:t>
+      </w:r>
+      <w:r>
+        <w:rPr>
+          <w:sz w:val="16"/>
+          <w:szCs w:val="16"/>
+        </w:rPr>
+        <w:t>zu betrachten</w:t>
+      </w:r>
+      <w:r>
+        <w:rPr>
+          <w:sz w:val="16"/>
+          <w:szCs w:val="16"/>
+        </w:rPr>
+        <w:t xml:space="preserve">, die je verschiedene Zustände </w:t>
+      </w:r>
+      <w:r>
+        <w:rPr>
+          <w:sz w:val="16"/>
+          <w:szCs w:val="16"/>
+        </w:rPr>
+        <w:t>testen</w:t>
+      </w:r>
+      <w:r>
+        <w:rPr>
+          <w:sz w:val="16"/>
+          <w:szCs w:val="16"/>
+        </w:rPr>
+        <w:t>.</w:t>
+      </w:r>
+      <w:r>
+        <w:rPr>
+          <w:sz w:val="16"/>
+          <w:szCs w:val="16"/>
+        </w:rPr>
+        <w:t xml:space="preserve"> </w:t>
+      </w:r>
+    </w:p>
+    <w:p>
+      <w:pPr>
+        <w:pStyle w:val="Listenabsatz"/>
+        <w:numPr>
+          <w:ilvl w:val="0"/>
+          <w:numId w:val="1"/>
+        </w:numPr>
+        <w:rPr>
+          <w:sz w:val="16"/>
+          <w:szCs w:val="16"/>
+        </w:rPr>
+      </w:pPr>
+      <w:r>
+        <w:rPr>
+          <w:sz w:val="16"/>
+          <w:szCs w:val="16"/>
+        </w:rPr>
+        <w:t xml:space="preserve">Gaze </w:t>
+      </w:r>
+      <w:proofErr w:type="spellStart"/>
+      <w:r>
+        <w:rPr>
+          <w:sz w:val="16"/>
+          <w:szCs w:val="16"/>
+        </w:rPr>
+        <w:t>Estimation</w:t>
+      </w:r>
+      <w:proofErr w:type="spellEnd"/>
+      <w:r>
+        <w:rPr>
+          <w:sz w:val="16"/>
+          <w:szCs w:val="16"/>
+        </w:rPr>
+        <w:t xml:space="preserve"> </w:t>
+      </w:r>
+      <w:proofErr w:type="spellStart"/>
+      <w:r>
+        <w:rPr>
+          <w:sz w:val="16"/>
+          <w:szCs w:val="16"/>
+        </w:rPr>
+        <w:t>accuracy</w:t>
+      </w:r>
+      <w:proofErr w:type="spellEnd"/>
+    </w:p>
+    <w:p>
+      <w:pPr>
+        <w:pStyle w:val="Listenabsatz"/>
+        <w:numPr>
+          <w:ilvl w:val="0"/>
+          <w:numId w:val="1"/>
+        </w:numPr>
+        <w:rPr>
+          <w:sz w:val="16"/>
+          <w:szCs w:val="16"/>
+        </w:rPr>
+      </w:pPr>
+      <w:proofErr w:type="spellStart"/>
+      <w:r>
+        <w:rPr>
+          <w:sz w:val="16"/>
+          <w:szCs w:val="16"/>
+        </w:rPr>
+        <w:t>Robustness</w:t>
+      </w:r>
+      <w:proofErr w:type="spellEnd"/>
+      <w:r>
+        <w:rPr>
+          <w:sz w:val="16"/>
+          <w:szCs w:val="16"/>
+        </w:rPr>
+        <w:t xml:space="preserve"> </w:t>
+      </w:r>
+      <w:proofErr w:type="spellStart"/>
+      <w:r>
+        <w:rPr>
+          <w:sz w:val="16"/>
+          <w:szCs w:val="16"/>
+        </w:rPr>
+        <w:t>to</w:t>
+      </w:r>
+      <w:proofErr w:type="spellEnd"/>
+      <w:r>
+        <w:rPr>
+          <w:sz w:val="16"/>
+          <w:szCs w:val="16"/>
+        </w:rPr>
+        <w:t xml:space="preserve"> </w:t>
+      </w:r>
+      <w:proofErr w:type="spellStart"/>
+      <w:r>
+        <w:rPr>
+          <w:sz w:val="16"/>
+          <w:szCs w:val="16"/>
+        </w:rPr>
+        <w:t>head</w:t>
+      </w:r>
+      <w:proofErr w:type="spellEnd"/>
+      <w:r>
+        <w:rPr>
+          <w:sz w:val="16"/>
+          <w:szCs w:val="16"/>
+        </w:rPr>
+        <w:t xml:space="preserve"> </w:t>
+      </w:r>
+      <w:proofErr w:type="spellStart"/>
+      <w:r>
+        <w:rPr>
+          <w:sz w:val="16"/>
+          <w:szCs w:val="16"/>
+        </w:rPr>
+        <w:t>pose</w:t>
+      </w:r>
+      <w:proofErr w:type="spellEnd"/>
+      <w:r>
+        <w:rPr>
+          <w:sz w:val="16"/>
+          <w:szCs w:val="16"/>
+        </w:rPr>
+        <w:t xml:space="preserve"> </w:t>
+      </w:r>
+      <w:proofErr w:type="spellStart"/>
+      <w:r>
+        <w:rPr>
+          <w:sz w:val="16"/>
+          <w:szCs w:val="16"/>
+        </w:rPr>
+        <w:t>variations</w:t>
+      </w:r>
+      <w:proofErr w:type="spellEnd"/>
+    </w:p>
+    <w:p>
+      <w:pPr>
+        <w:pStyle w:val="Listenabsatz"/>
+        <w:numPr>
+          <w:ilvl w:val="0"/>
+          <w:numId w:val="1"/>
+        </w:numPr>
+        <w:rPr>
+          <w:sz w:val="16"/>
+          <w:szCs w:val="16"/>
+        </w:rPr>
+      </w:pPr>
+      <w:r>
+        <w:rPr>
+          <w:sz w:val="16"/>
+          <w:szCs w:val="16"/>
+        </w:rPr>
+        <w:t xml:space="preserve">Person </w:t>
+      </w:r>
+      <w:proofErr w:type="spellStart"/>
+      <w:r>
+        <w:rPr>
+          <w:sz w:val="16"/>
+          <w:szCs w:val="16"/>
+        </w:rPr>
+        <w:t>dependence</w:t>
+      </w:r>
+      <w:proofErr w:type="spellEnd"/>
+    </w:p>
+    <w:p>
+      <w:pPr>
+        <w:pStyle w:val="Listenabsatz"/>
+        <w:numPr>
+          <w:ilvl w:val="0"/>
+          <w:numId w:val="1"/>
+        </w:numPr>
+        <w:rPr>
+          <w:sz w:val="16"/>
+          <w:szCs w:val="16"/>
+        </w:rPr>
+      </w:pPr>
+      <w:proofErr w:type="spellStart"/>
+      <w:r>
+        <w:rPr>
+          <w:sz w:val="16"/>
+          <w:szCs w:val="16"/>
+        </w:rPr>
+        <w:t>Condition</w:t>
+      </w:r>
+      <w:proofErr w:type="spellEnd"/>
+      <w:r>
+        <w:rPr>
+          <w:sz w:val="16"/>
+          <w:szCs w:val="16"/>
+        </w:rPr>
+        <w:t xml:space="preserve"> </w:t>
+      </w:r>
+      <w:proofErr w:type="spellStart"/>
+      <w:r>
+        <w:rPr>
+          <w:sz w:val="16"/>
+          <w:szCs w:val="16"/>
+        </w:rPr>
+        <w:t>variations</w:t>
+      </w:r>
+      <w:proofErr w:type="spellEnd"/>
+    </w:p>
+    <w:p>
+      <w:pPr>
+        <w:rPr>
+          <w:sz w:val="16"/>
+          <w:szCs w:val="16"/>
+        </w:rPr>
+      </w:pPr>
+      <w:r>
+        <w:rPr>
+          <w:sz w:val="16"/>
+          <w:szCs w:val="16"/>
+        </w:rPr>
+        <w:t>Kalibrierung:</w:t>
+      </w:r>
+    </w:p>
+    <w:p>
+      <w:pPr>
+        <w:rPr>
+          <w:sz w:val="16"/>
+          <w:szCs w:val="16"/>
+        </w:rPr>
+      </w:pPr>
+    </w:p>
+    <w:p>
+      <w:pPr>
+        <w:rPr>
+          <w:sz w:val="16"/>
+          <w:szCs w:val="16"/>
+        </w:rPr>
+      </w:pPr>
+    </w:p>
+    <w:p>
+      <w:pPr>
+        <w:rPr>
+          <w:sz w:val="16"/>
+          <w:szCs w:val="16"/>
+        </w:rPr>
+      </w:pPr>
+      <w:r>
+        <w:rPr>
+          <w:sz w:val="16"/>
+          <w:szCs w:val="16"/>
+        </w:rPr>
+        <w:br w:type="page"/>
+      </w:r>
+    </w:p>
+    <w:p>
+      <w:pPr>
+        <w:rPr>
+          <w:sz w:val="16"/>
+          <w:szCs w:val="16"/>
+        </w:rPr>
+      </w:pPr>
+      <w:proofErr w:type="spellStart"/>
+      <w:r>
+        <w:rPr>
+          <w:sz w:val="16"/>
+          <w:szCs w:val="16"/>
+        </w:rPr>
+        <w:lastRenderedPageBreak/>
+        <w:t>GazeCapture</w:t>
+      </w:r>
+      <w:proofErr w:type="spellEnd"/>
+      <w:r>
+        <w:rPr>
+          <w:sz w:val="16"/>
+          <w:szCs w:val="16"/>
+        </w:rPr>
+        <w:t>:</w:t>
+      </w:r>
+    </w:p>
+    <w:p>
+      <w:pPr>
+        <w:rPr>
+          <w:sz w:val="16"/>
+          <w:szCs w:val="16"/>
+        </w:rPr>
+      </w:pPr>
+      <w:proofErr w:type="spellStart"/>
+      <w:r>
+        <w:rPr>
+          <w:sz w:val="16"/>
+          <w:szCs w:val="16"/>
+        </w:rPr>
+        <w:t>GazeCapture</w:t>
+      </w:r>
+      <w:proofErr w:type="spellEnd"/>
+      <w:r>
+        <w:rPr>
+          <w:sz w:val="16"/>
+          <w:szCs w:val="16"/>
+        </w:rPr>
+        <w:t xml:space="preserve"> ist ein Datensatz der hauptsächlich für das Training von </w:t>
+      </w:r>
+      <w:proofErr w:type="spellStart"/>
+      <w:r>
+        <w:rPr>
+          <w:sz w:val="16"/>
+          <w:szCs w:val="16"/>
+        </w:rPr>
+        <w:t>iTracker</w:t>
+      </w:r>
+      <w:proofErr w:type="spellEnd"/>
+      <w:r>
+        <w:rPr>
+          <w:sz w:val="16"/>
+          <w:szCs w:val="16"/>
+        </w:rPr>
+        <w:t xml:space="preserve"> erstellt wurde.</w:t>
+      </w:r>
+    </w:p>
     <w:sectPr>
-      <w:footerReference w:type="even" r:id="rId6"/>
-      <w:footerReference w:type="default" r:id="rId7"/>
-      <w:footerReference w:type="first" r:id="rId8"/>
+      <w:footerReference w:type="even" r:id="rId7"/>
+      <w:footerReference w:type="default" r:id="rId8"/>
+      <w:footerReference w:type="first" r:id="rId9"/>
       <w:pgSz w:w="16838" w:h="11906" w:orient="landscape"/>
       <w:pgMar w:top="1417" w:right="1417" w:bottom="1417" w:left="1134" w:header="708" w:footer="708" w:gutter="0"/>
       <w:cols w:space="708"/>
@@ -942,6 +1653,103 @@
     </w:p>
   </w:footnote>
 </w:footnotes>
+</file>
+
+<file path=word/numbering.xml><?xml version="1.0" encoding="utf-8"?>
+<w:numbering xmlns:wpc="http://schemas.microsoft.com/office/word/2010/wordprocessingCanvas" xmlns:cx="http://schemas.microsoft.com/office/drawing/2014/chartex" xmlns:cx1="http://schemas.microsoft.com/office/drawing/2015/9/8/chartex" xmlns:cx2="http://schemas.microsoft.com/office/drawing/2015/10/21/chartex" xmlns:cx3="http://schemas.microsoft.com/office/drawing/2016/5/9/chartex" xmlns:cx4="http://schemas.microsoft.com/office/drawing/2016/5/10/chartex" xmlns:cx5="http://schemas.microsoft.com/office/drawing/2016/5/11/chartex" xmlns:cx6="http://schemas.microsoft.com/office/drawing/2016/5/12/chartex" xmlns:cx7="http://schemas.microsoft.com/office/drawing/2016/5/13/chartex" xmlns:cx8="http://schemas.microsoft.com/office/drawing/2016/5/14/chartex" xmlns:mc="http://schemas.openxmlformats.org/markup-compatibility/2006" xmlns:aink="http://schemas.microsoft.com/office/drawing/2016/ink" xmlns:am3d="http://schemas.microsoft.com/office/drawing/2017/model3d" xmlns:o="urn:schemas-microsoft-com:office:office" xmlns:oel="http://schemas.microsoft.com/office/2019/extlst" xmlns:r="http://schemas.openxmlformats.org/officeDocument/2006/relationships" xmlns:m="http://schemas.openxmlformats.org/officeDocument/2006/math" xmlns:v="urn:schemas-microsoft-com:vml" xmlns:wp14="http://schemas.microsoft.com/office/word/2010/wordprocessingDrawing" xmlns:wp="http://schemas.openxmlformats.org/drawingml/2006/wordprocessingDrawing" xmlns:w10="urn:schemas-microsoft-com:office:word" xmlns:w="http://schemas.openxmlformats.org/wordprocessingml/2006/main" xmlns:w14="http://schemas.microsoft.com/office/word/2010/wordml" xmlns:w15="http://schemas.microsoft.com/office/word/2012/wordml" xmlns:w16cex="http://schemas.microsoft.com/office/word/2018/wordml/cex" xmlns:w16cid="http://schemas.microsoft.com/office/word/2016/wordml/cid" xmlns:w16="http://schemas.microsoft.com/office/word/2018/wordml" xmlns:w16du="http://schemas.microsoft.com/office/word/2023/wordml/word16du" xmlns:w16sdtdh="http://schemas.microsoft.com/office/word/2020/wordml/sdtdatahash" xmlns:w16sdtfl="http://schemas.microsoft.com/office/word/2024/wordml/sdtformatlock" xmlns:w16se="http://schemas.microsoft.com/office/word/2015/wordml/symex" xmlns:wpg="http://schemas.microsoft.com/office/word/2010/wordprocessingGroup" xmlns:wpi="http://schemas.microsoft.com/office/word/2010/wordprocessingInk" xmlns:wne="http://schemas.microsoft.com/office/word/2006/wordml" xmlns:wps="http://schemas.microsoft.com/office/word/2010/wordprocessingShape" mc:Ignorable="w14 w15 w16se w16cid w16 w16cex w16sdtdh w16sdtfl w16du wp14">
+  <w:abstractNum w:abstractNumId="0" w15:restartNumberingAfterBreak="0">
+    <w:nsid w:val="00C35F51"/>
+    <w:multiLevelType w:val="hybridMultilevel"/>
+    <w:tmpl w:val="D47ACBF2"/>
+    <w:lvl w:ilvl="0" w:tplc="0407000F">
+      <w:start w:val="1"/>
+      <w:numFmt w:val="decimal"/>
+      <w:lvlText w:val="%1."/>
+      <w:lvlJc w:val="left"/>
+      <w:pPr>
+        <w:ind w:left="720" w:hanging="360"/>
+      </w:pPr>
+      <w:rPr>
+        <w:rFonts w:hint="default"/>
+      </w:rPr>
+    </w:lvl>
+    <w:lvl w:ilvl="1" w:tplc="04070019">
+      <w:start w:val="1"/>
+      <w:numFmt w:val="lowerLetter"/>
+      <w:lvlText w:val="%2."/>
+      <w:lvlJc w:val="left"/>
+      <w:pPr>
+        <w:ind w:left="1440" w:hanging="360"/>
+      </w:pPr>
+    </w:lvl>
+    <w:lvl w:ilvl="2" w:tplc="0407001B" w:tentative="1">
+      <w:start w:val="1"/>
+      <w:numFmt w:val="lowerRoman"/>
+      <w:lvlText w:val="%3."/>
+      <w:lvlJc w:val="right"/>
+      <w:pPr>
+        <w:ind w:left="2160" w:hanging="180"/>
+      </w:pPr>
+    </w:lvl>
+    <w:lvl w:ilvl="3" w:tplc="0407000F" w:tentative="1">
+      <w:start w:val="1"/>
+      <w:numFmt w:val="decimal"/>
+      <w:lvlText w:val="%4."/>
+      <w:lvlJc w:val="left"/>
+      <w:pPr>
+        <w:ind w:left="2880" w:hanging="360"/>
+      </w:pPr>
+    </w:lvl>
+    <w:lvl w:ilvl="4" w:tplc="04070019" w:tentative="1">
+      <w:start w:val="1"/>
+      <w:numFmt w:val="lowerLetter"/>
+      <w:lvlText w:val="%5."/>
+      <w:lvlJc w:val="left"/>
+      <w:pPr>
+        <w:ind w:left="3600" w:hanging="360"/>
+      </w:pPr>
+    </w:lvl>
+    <w:lvl w:ilvl="5" w:tplc="0407001B" w:tentative="1">
+      <w:start w:val="1"/>
+      <w:numFmt w:val="lowerRoman"/>
+      <w:lvlText w:val="%6."/>
+      <w:lvlJc w:val="right"/>
+      <w:pPr>
+        <w:ind w:left="4320" w:hanging="180"/>
+      </w:pPr>
+    </w:lvl>
+    <w:lvl w:ilvl="6" w:tplc="0407000F" w:tentative="1">
+      <w:start w:val="1"/>
+      <w:numFmt w:val="decimal"/>
+      <w:lvlText w:val="%7."/>
+      <w:lvlJc w:val="left"/>
+      <w:pPr>
+        <w:ind w:left="5040" w:hanging="360"/>
+      </w:pPr>
+    </w:lvl>
+    <w:lvl w:ilvl="7" w:tplc="04070019" w:tentative="1">
+      <w:start w:val="1"/>
+      <w:numFmt w:val="lowerLetter"/>
+      <w:lvlText w:val="%8."/>
+      <w:lvlJc w:val="left"/>
+      <w:pPr>
+        <w:ind w:left="5760" w:hanging="360"/>
+      </w:pPr>
+    </w:lvl>
+    <w:lvl w:ilvl="8" w:tplc="0407001B" w:tentative="1">
+      <w:start w:val="1"/>
+      <w:numFmt w:val="lowerRoman"/>
+      <w:lvlText w:val="%9."/>
+      <w:lvlJc w:val="right"/>
+      <w:pPr>
+        <w:ind w:left="6480" w:hanging="180"/>
+      </w:pPr>
+    </w:lvl>
+  </w:abstractNum>
+  <w:num w:numId="1" w16cid:durableId="944272214">
+    <w:abstractNumId w:val="0"/>
+  </w:num>
+</w:numbering>
 </file>
 
 <file path=word/styles.xml><?xml version="1.0" encoding="utf-8"?>

--- a/review.docx
+++ b/review.docx
@@ -1143,21 +1143,26 @@
           <w:szCs w:val="16"/>
         </w:rPr>
       </w:pPr>
+      <w:r>
+        <w:rPr>
+          <w:sz w:val="16"/>
+          <w:szCs w:val="16"/>
+        </w:rPr>
+        <w:t xml:space="preserve">Kopfposen sind </w:t>
+      </w:r>
       <w:proofErr w:type="spellStart"/>
       <w:r>
         <w:rPr>
           <w:sz w:val="16"/>
           <w:szCs w:val="16"/>
-          <w:lang w:val="en-US"/>
-        </w:rPr>
-        <w:t>Kopfposen</w:t>
+        </w:rPr>
+        <w:t>static</w:t>
       </w:r>
       <w:proofErr w:type="spellEnd"/>
       <w:r>
         <w:rPr>
           <w:sz w:val="16"/>
           <w:szCs w:val="16"/>
-          <w:lang w:val="en-US"/>
         </w:rPr>
         <w:t xml:space="preserve"> </w:t>
       </w:r>
@@ -1166,18 +1171,32 @@
         <w:rPr>
           <w:sz w:val="16"/>
           <w:szCs w:val="16"/>
-          <w:lang w:val="en-US"/>
-        </w:rPr>
-        <w:t>sind</w:t>
+        </w:rPr>
+        <w:t>case</w:t>
       </w:r>
       <w:proofErr w:type="spellEnd"/>
       <w:r>
         <w:rPr>
           <w:sz w:val="16"/>
           <w:szCs w:val="16"/>
-          <w:lang w:val="en-US"/>
-        </w:rPr>
-        <w:t xml:space="preserve"> static case und mobile case. </w:t>
+        </w:rPr>
+        <w:t xml:space="preserve"> und mobile </w:t>
+      </w:r>
+      <w:proofErr w:type="spellStart"/>
+      <w:r>
+        <w:rPr>
+          <w:sz w:val="16"/>
+          <w:szCs w:val="16"/>
+        </w:rPr>
+        <w:t>case</w:t>
+      </w:r>
+      <w:proofErr w:type="spellEnd"/>
+      <w:r>
+        <w:rPr>
+          <w:sz w:val="16"/>
+          <w:szCs w:val="16"/>
+        </w:rPr>
+        <w:t xml:space="preserve">. </w:t>
       </w:r>
       <w:r>
         <w:rPr>
@@ -1572,6 +1591,106 @@
           <w:szCs w:val="16"/>
         </w:rPr>
         <w:t xml:space="preserve"> erstellt wurde.</w:t>
+      </w:r>
+      <w:r>
+        <w:rPr>
+          <w:sz w:val="16"/>
+          <w:szCs w:val="16"/>
+        </w:rPr>
+        <w:t xml:space="preserve"> Das Ziel ist es Eye </w:t>
+      </w:r>
+      <w:proofErr w:type="spellStart"/>
+      <w:r>
+        <w:rPr>
+          <w:sz w:val="16"/>
+          <w:szCs w:val="16"/>
+        </w:rPr>
+        <w:t>tracking</w:t>
+      </w:r>
+      <w:proofErr w:type="spellEnd"/>
+      <w:r>
+        <w:rPr>
+          <w:sz w:val="16"/>
+          <w:szCs w:val="16"/>
+        </w:rPr>
+        <w:t xml:space="preserve"> für die Öffentlichkeit verfügbar zu machen. Der Datensatz wird mithilfe von Crowdsourcing gebaut und enthält Daten von fast 1500 Testpersonen, eine große Variation in Hintergründen, Beleuchtung und Kopfposen, welche über die Handykamera aufgenommen wurden.</w:t>
+      </w:r>
+    </w:p>
+    <w:p>
+      <w:pPr>
+        <w:rPr>
+          <w:sz w:val="16"/>
+          <w:szCs w:val="16"/>
+        </w:rPr>
+      </w:pPr>
+      <w:r>
+        <w:rPr>
+          <w:sz w:val="16"/>
+          <w:szCs w:val="16"/>
+        </w:rPr>
+        <w:t xml:space="preserve">Aufbau: Erstellung einer iOS-App, Rekrutierung von Testpersonen über Amazon </w:t>
+      </w:r>
+      <w:proofErr w:type="spellStart"/>
+      <w:r>
+        <w:rPr>
+          <w:sz w:val="16"/>
+          <w:szCs w:val="16"/>
+        </w:rPr>
+        <w:t>Mechanical</w:t>
+      </w:r>
+      <w:proofErr w:type="spellEnd"/>
+      <w:r>
+        <w:rPr>
+          <w:sz w:val="16"/>
+          <w:szCs w:val="16"/>
+        </w:rPr>
+        <w:t xml:space="preserve"> Turk</w:t>
+      </w:r>
+      <w:r>
+        <w:rPr>
+          <w:sz w:val="16"/>
+          <w:szCs w:val="16"/>
+        </w:rPr>
+        <w:t>, Handyfrontkamera</w:t>
+      </w:r>
+    </w:p>
+    <w:p>
+      <w:pPr>
+        <w:rPr>
+          <w:sz w:val="16"/>
+          <w:szCs w:val="16"/>
+        </w:rPr>
+      </w:pPr>
+      <w:proofErr w:type="spellStart"/>
+      <w:r>
+        <w:rPr>
+          <w:sz w:val="16"/>
+          <w:szCs w:val="16"/>
+        </w:rPr>
+        <w:t>Iphone</w:t>
+      </w:r>
+      <w:proofErr w:type="spellEnd"/>
+      <w:r>
+        <w:rPr>
+          <w:sz w:val="16"/>
+          <w:szCs w:val="16"/>
+        </w:rPr>
+        <w:t xml:space="preserve"> Geräte stabiler als Android Geräte (Geräteversionen, Codebasis)</w:t>
+      </w:r>
+    </w:p>
+    <w:p>
+      <w:pPr>
+        <w:rPr>
+          <w:sz w:val="16"/>
+          <w:szCs w:val="16"/>
+        </w:rPr>
+      </w:pPr>
+      <w:r>
+        <w:rPr>
+          <w:sz w:val="16"/>
+          <w:szCs w:val="16"/>
+        </w:rPr>
+        <w:t>Test:</w:t>
       </w:r>
     </w:p>
     <w:sectPr>

--- a/review.docx
+++ b/review.docx
@@ -84,21 +84,12 @@
                 <w:szCs w:val="16"/>
               </w:rPr>
             </w:pPr>
-            <w:proofErr w:type="spellStart"/>
-            <w:r>
-              <w:rPr>
-                <w:sz w:val="16"/>
-                <w:szCs w:val="16"/>
-              </w:rPr>
-              <w:t>GazeCapture</w:t>
-            </w:r>
-            <w:proofErr w:type="spellEnd"/>
-            <w:r>
-              <w:rPr>
-                <w:sz w:val="16"/>
-                <w:szCs w:val="16"/>
-              </w:rPr>
-              <w:t xml:space="preserve"> (2016)</w:t>
+            <w:r>
+              <w:rPr>
+                <w:sz w:val="16"/>
+                <w:szCs w:val="16"/>
+              </w:rPr>
+              <w:t>GazeCapture (2016)</w:t>
             </w:r>
           </w:p>
         </w:tc>
@@ -113,21 +104,12 @@
                 <w:szCs w:val="16"/>
               </w:rPr>
             </w:pPr>
-            <w:proofErr w:type="spellStart"/>
-            <w:r>
-              <w:rPr>
-                <w:sz w:val="16"/>
-                <w:szCs w:val="16"/>
-              </w:rPr>
-              <w:t>MPIIGaze</w:t>
-            </w:r>
-            <w:proofErr w:type="spellEnd"/>
-            <w:r>
-              <w:rPr>
-                <w:sz w:val="16"/>
-                <w:szCs w:val="16"/>
-              </w:rPr>
-              <w:t xml:space="preserve"> (2017)</w:t>
+            <w:r>
+              <w:rPr>
+                <w:sz w:val="16"/>
+                <w:szCs w:val="16"/>
+              </w:rPr>
+              <w:t>MPIIGaze (2017)</w:t>
             </w:r>
           </w:p>
         </w:tc>
@@ -182,7 +164,6 @@
                 <w:szCs w:val="16"/>
               </w:rPr>
             </w:pPr>
-            <w:proofErr w:type="spellStart"/>
             <w:r>
               <w:rPr>
                 <w:sz w:val="16"/>
@@ -190,7 +171,6 @@
               </w:rPr>
               <w:t>GazeUnconstrained</w:t>
             </w:r>
-            <w:proofErr w:type="spellEnd"/>
             <w:r>
               <w:rPr>
                 <w:sz w:val="16"/>
@@ -221,7 +201,6 @@
                 <w:lang w:val="en-US"/>
               </w:rPr>
             </w:pPr>
-            <w:proofErr w:type="spellStart"/>
             <w:r>
               <w:rPr>
                 <w:sz w:val="16"/>
@@ -230,7 +209,6 @@
               </w:rPr>
               <w:t>Nutzen</w:t>
             </w:r>
-            <w:proofErr w:type="spellEnd"/>
           </w:p>
         </w:tc>
         <w:tc>
@@ -303,18 +281,8 @@
                 <w:szCs w:val="16"/>
                 <w:lang w:val="en-US"/>
               </w:rPr>
-              <w:t>3D gaze estimation in everyday environment and without any assumptions regarding user […] and camera [</w:t>
-            </w:r>
-            <w:proofErr w:type="gramStart"/>
-            <w:r>
-              <w:rPr>
-                <w:sz w:val="16"/>
-                <w:szCs w:val="16"/>
-                <w:lang w:val="en-US"/>
-              </w:rPr>
-              <w:t>…]“</w:t>
-            </w:r>
-            <w:proofErr w:type="gramEnd"/>
+              <w:t>3D gaze estimation in everyday environment and without any assumptions regarding user […] and camera […]“</w:t>
+            </w:r>
           </w:p>
         </w:tc>
         <w:tc>
@@ -403,18 +371,8 @@
                 <w:szCs w:val="16"/>
                 <w:lang w:val="en-US"/>
               </w:rPr>
-              <w:t xml:space="preserve">Art der </w:t>
-            </w:r>
-            <w:proofErr w:type="spellStart"/>
-            <w:r>
-              <w:rPr>
-                <w:sz w:val="16"/>
-                <w:szCs w:val="16"/>
-                <w:lang w:val="en-US"/>
-              </w:rPr>
-              <w:t>Aufnahme</w:t>
-            </w:r>
-            <w:proofErr w:type="spellEnd"/>
+              <w:t>Art der Aufnahme</w:t>
+            </w:r>
           </w:p>
         </w:tc>
         <w:tc>
@@ -451,23 +409,13 @@
                 <w:lang w:val="en-US"/>
               </w:rPr>
             </w:pPr>
-            <w:proofErr w:type="spellStart"/>
-            <w:r>
-              <w:rPr>
-                <w:sz w:val="16"/>
-                <w:szCs w:val="16"/>
-                <w:lang w:val="en-US"/>
-              </w:rPr>
-              <w:t>Iphone</w:t>
-            </w:r>
-            <w:proofErr w:type="spellEnd"/>
-            <w:r>
-              <w:rPr>
-                <w:sz w:val="16"/>
-                <w:szCs w:val="16"/>
-                <w:lang w:val="en-US"/>
-              </w:rPr>
-              <w:t xml:space="preserve"> front-camera</w:t>
+            <w:r>
+              <w:rPr>
+                <w:sz w:val="16"/>
+                <w:szCs w:val="16"/>
+                <w:lang w:val="en-US"/>
+              </w:rPr>
+              <w:t>Iphone front-camera</w:t>
             </w:r>
           </w:p>
         </w:tc>
@@ -541,7 +489,23 @@
                 <w:szCs w:val="16"/>
                 <w:lang w:val="en-US"/>
               </w:rPr>
-              <w:t>18 high-resolution DSLR cameras</w:t>
+              <w:t>18</w:t>
+            </w:r>
+            <w:r>
+              <w:rPr>
+                <w:sz w:val="16"/>
+                <w:szCs w:val="16"/>
+                <w:lang w:val="en-US"/>
+              </w:rPr>
+              <w:t>x</w:t>
+            </w:r>
+            <w:r>
+              <w:rPr>
+                <w:sz w:val="16"/>
+                <w:szCs w:val="16"/>
+                <w:lang w:val="en-US"/>
+              </w:rPr>
+              <w:t xml:space="preserve"> high-resolution DSLR cameras</w:t>
             </w:r>
           </w:p>
         </w:tc>
@@ -587,18 +551,8 @@
                 <w:szCs w:val="16"/>
                 <w:lang w:val="en-US"/>
               </w:rPr>
-              <w:t xml:space="preserve">Kurze </w:t>
-            </w:r>
-            <w:proofErr w:type="spellStart"/>
-            <w:r>
-              <w:rPr>
-                <w:sz w:val="16"/>
-                <w:szCs w:val="16"/>
-                <w:lang w:val="en-US"/>
-              </w:rPr>
-              <w:t>Beschreibung</w:t>
-            </w:r>
-            <w:proofErr w:type="spellEnd"/>
+              <w:t>Kurze Beschreibung</w:t>
+            </w:r>
           </w:p>
         </w:tc>
         <w:tc>
@@ -613,6 +567,22 @@
                 <w:lang w:val="en-US"/>
               </w:rPr>
             </w:pPr>
+            <w:r>
+              <w:rPr>
+                <w:sz w:val="16"/>
+                <w:szCs w:val="16"/>
+                <w:lang w:val="en-US"/>
+              </w:rPr>
+              <w:t xml:space="preserve">Participants </w:t>
+            </w:r>
+            <w:r>
+              <w:rPr>
+                <w:sz w:val="16"/>
+                <w:szCs w:val="16"/>
+                <w:lang w:val="en-US"/>
+              </w:rPr>
+              <w:t>are recorded frontally. Additionally contains four differenct protocols for evaluating performance of Gaze Estimation Model</w:t>
+            </w:r>
           </w:p>
         </w:tc>
         <w:tc>
@@ -627,6 +597,14 @@
                 <w:lang w:val="en-US"/>
               </w:rPr>
             </w:pPr>
+            <w:r>
+              <w:rPr>
+                <w:sz w:val="16"/>
+                <w:szCs w:val="16"/>
+                <w:lang w:val="en-US"/>
+              </w:rPr>
+              <w:t xml:space="preserve">Over 1000 crowdsourced participants use GazeCapture App to record their faces. High priority in great quantity  </w:t>
+            </w:r>
           </w:p>
         </w:tc>
         <w:tc>
@@ -715,7 +693,6 @@
                 <w:lang w:val="en-US"/>
               </w:rPr>
             </w:pPr>
-            <w:proofErr w:type="spellStart"/>
             <w:r>
               <w:rPr>
                 <w:sz w:val="16"/>
@@ -724,7 +701,6 @@
               </w:rPr>
               <w:t>Testaufbau</w:t>
             </w:r>
-            <w:proofErr w:type="spellEnd"/>
           </w:p>
         </w:tc>
         <w:tc>
@@ -739,6 +715,14 @@
                 <w:lang w:val="en-US"/>
               </w:rPr>
             </w:pPr>
+            <w:r>
+              <w:rPr>
+                <w:sz w:val="16"/>
+                <w:szCs w:val="16"/>
+                <w:lang w:val="en-US"/>
+              </w:rPr>
+              <w:t>Program with Targets on screen, Continuous Target moving on screen and 3D Object in front of camera</w:t>
+            </w:r>
           </w:p>
         </w:tc>
         <w:tc>
@@ -753,6 +737,14 @@
                 <w:lang w:val="en-US"/>
               </w:rPr>
             </w:pPr>
+            <w:r>
+              <w:rPr>
+                <w:sz w:val="16"/>
+                <w:szCs w:val="16"/>
+                <w:lang w:val="en-US"/>
+              </w:rPr>
+              <w:t>Application that displays Targets with pulsating circles. Press left or ride side of screen when L or R appears inside circle.</w:t>
+            </w:r>
           </w:p>
         </w:tc>
         <w:tc>
@@ -924,39 +916,7 @@
           <w:sz w:val="16"/>
           <w:szCs w:val="16"/>
         </w:rPr>
-        <w:t xml:space="preserve">ls Vergleichsmaßstab für Gaze </w:t>
-      </w:r>
-      <w:proofErr w:type="spellStart"/>
-      <w:r>
-        <w:rPr>
-          <w:sz w:val="16"/>
-          <w:szCs w:val="16"/>
-        </w:rPr>
-        <w:t>Estimation</w:t>
-      </w:r>
-      <w:proofErr w:type="spellEnd"/>
-      <w:r>
-        <w:rPr>
-          <w:sz w:val="16"/>
-          <w:szCs w:val="16"/>
-        </w:rPr>
-        <w:t xml:space="preserve"> Algorithmen erstellt wurde. Durch die Daten ist es möglich die Algorithmen hinsichtlich ihrer Stabilität für i) </w:t>
-      </w:r>
-      <w:proofErr w:type="spellStart"/>
-      <w:r>
-        <w:rPr>
-          <w:sz w:val="16"/>
-          <w:szCs w:val="16"/>
-        </w:rPr>
-        <w:t>Kopfpose</w:t>
-      </w:r>
-      <w:proofErr w:type="spellEnd"/>
-      <w:r>
-        <w:rPr>
-          <w:sz w:val="16"/>
-          <w:szCs w:val="16"/>
-        </w:rPr>
-        <w:t>, ii) Personen, iii) Umgebung und iv) Bildschirm- oder 3D Objekte zu testen.</w:t>
+        <w:t>ls Vergleichsmaßstab für Gaze Estimation Algorithmen erstellt wurde. Durch die Daten ist es möglich die Algorithmen hinsichtlich ihrer Stabilität für i) Kopfpose, ii) Personen, iii) Umgebung und iv) Bildschirm- oder 3D Objekte zu testen.</w:t>
       </w:r>
     </w:p>
     <w:p>
@@ -978,23 +938,7 @@
           <w:sz w:val="16"/>
           <w:szCs w:val="16"/>
         </w:rPr>
-        <w:t xml:space="preserve"> Aufnahmeprogramm auf dem Computer, Kinect und HD </w:t>
-      </w:r>
-      <w:proofErr w:type="spellStart"/>
-      <w:r>
-        <w:rPr>
-          <w:sz w:val="16"/>
-          <w:szCs w:val="16"/>
-        </w:rPr>
-        <w:t>Camera</w:t>
-      </w:r>
-      <w:proofErr w:type="spellEnd"/>
-      <w:r>
-        <w:rPr>
-          <w:sz w:val="16"/>
-          <w:szCs w:val="16"/>
-        </w:rPr>
-        <w:t xml:space="preserve"> unter dem Bildschirm, sodass Augen ohne Störung der Augenlider aufgenommen werden können. Eine bestimmte Distanz wird eingehalten</w:t>
+        <w:t xml:space="preserve"> Aufnahmeprogramm auf dem Computer, Kinect und HD Camera unter dem Bildschirm, sodass Augen ohne Störung der Augenlider aufgenommen werden können. Eine bestimmte Distanz wird eingehalten</w:t>
       </w:r>
       <w:r>
         <w:rPr>
@@ -1030,173 +974,29 @@
           <w:sz w:val="16"/>
           <w:szCs w:val="16"/>
         </w:rPr>
-        <w:t xml:space="preserve">Tests: </w:t>
-      </w:r>
-      <w:proofErr w:type="spellStart"/>
-      <w:r>
-        <w:rPr>
-          <w:sz w:val="16"/>
-          <w:szCs w:val="16"/>
-        </w:rPr>
-        <w:t>Discreete</w:t>
-      </w:r>
-      <w:proofErr w:type="spellEnd"/>
-      <w:r>
-        <w:rPr>
-          <w:sz w:val="16"/>
-          <w:szCs w:val="16"/>
-        </w:rPr>
-        <w:t xml:space="preserve"> screen </w:t>
-      </w:r>
-      <w:proofErr w:type="spellStart"/>
-      <w:r>
-        <w:rPr>
-          <w:sz w:val="16"/>
-          <w:szCs w:val="16"/>
-        </w:rPr>
-        <w:t>target</w:t>
-      </w:r>
-      <w:proofErr w:type="spellEnd"/>
-      <w:r>
-        <w:rPr>
-          <w:sz w:val="16"/>
-          <w:szCs w:val="16"/>
-        </w:rPr>
-        <w:t xml:space="preserve"> (DS) – Kleiner Kreis mi</w:t>
-      </w:r>
-      <w:r>
-        <w:rPr>
-          <w:sz w:val="16"/>
-          <w:szCs w:val="16"/>
-        </w:rPr>
-        <w:t xml:space="preserve">t zufälliger Position, </w:t>
-      </w:r>
-      <w:proofErr w:type="spellStart"/>
-      <w:r>
-        <w:rPr>
-          <w:sz w:val="16"/>
-          <w:szCs w:val="16"/>
-        </w:rPr>
-        <w:t>Continuous</w:t>
-      </w:r>
-      <w:proofErr w:type="spellEnd"/>
-      <w:r>
-        <w:rPr>
-          <w:sz w:val="16"/>
-          <w:szCs w:val="16"/>
-        </w:rPr>
-        <w:t xml:space="preserve"> screen </w:t>
-      </w:r>
-      <w:proofErr w:type="spellStart"/>
-      <w:r>
-        <w:rPr>
-          <w:sz w:val="16"/>
-          <w:szCs w:val="16"/>
-        </w:rPr>
-        <w:t>target</w:t>
-      </w:r>
-      <w:proofErr w:type="spellEnd"/>
-      <w:r>
-        <w:rPr>
-          <w:sz w:val="16"/>
-          <w:szCs w:val="16"/>
-        </w:rPr>
-        <w:t xml:space="preserve"> (CS) – kleiner Kreis in zufälliger Bewegung, 3d </w:t>
-      </w:r>
-      <w:proofErr w:type="spellStart"/>
-      <w:r>
-        <w:rPr>
-          <w:sz w:val="16"/>
-          <w:szCs w:val="16"/>
-        </w:rPr>
-        <w:t>floating</w:t>
-      </w:r>
-      <w:proofErr w:type="spellEnd"/>
-      <w:r>
-        <w:rPr>
-          <w:sz w:val="16"/>
-          <w:szCs w:val="16"/>
-        </w:rPr>
-        <w:t xml:space="preserve"> </w:t>
-      </w:r>
-      <w:proofErr w:type="spellStart"/>
-      <w:r>
-        <w:rPr>
-          <w:sz w:val="16"/>
-          <w:szCs w:val="16"/>
-        </w:rPr>
-        <w:t>target</w:t>
-      </w:r>
-      <w:proofErr w:type="spellEnd"/>
-      <w:r>
-        <w:rPr>
-          <w:sz w:val="16"/>
-          <w:szCs w:val="16"/>
-        </w:rPr>
-        <w:t xml:space="preserve"> (FT) – 4cm Ball hängt in einem Bereich vor dem Bildschirm und wird bewegt.</w:t>
-      </w:r>
-    </w:p>
-    <w:p>
-      <w:pPr>
-        <w:rPr>
-          <w:sz w:val="16"/>
-          <w:szCs w:val="16"/>
-        </w:rPr>
-      </w:pPr>
-      <w:r>
-        <w:rPr>
-          <w:sz w:val="16"/>
-          <w:szCs w:val="16"/>
-        </w:rPr>
-        <w:t xml:space="preserve">Kopfposen sind </w:t>
-      </w:r>
-      <w:proofErr w:type="spellStart"/>
-      <w:r>
-        <w:rPr>
-          <w:sz w:val="16"/>
-          <w:szCs w:val="16"/>
-        </w:rPr>
-        <w:t>static</w:t>
-      </w:r>
-      <w:proofErr w:type="spellEnd"/>
-      <w:r>
-        <w:rPr>
-          <w:sz w:val="16"/>
-          <w:szCs w:val="16"/>
-        </w:rPr>
-        <w:t xml:space="preserve"> </w:t>
-      </w:r>
-      <w:proofErr w:type="spellStart"/>
-      <w:r>
-        <w:rPr>
-          <w:sz w:val="16"/>
-          <w:szCs w:val="16"/>
-        </w:rPr>
-        <w:t>case</w:t>
-      </w:r>
-      <w:proofErr w:type="spellEnd"/>
-      <w:r>
-        <w:rPr>
-          <w:sz w:val="16"/>
-          <w:szCs w:val="16"/>
-        </w:rPr>
-        <w:t xml:space="preserve"> und mobile </w:t>
-      </w:r>
-      <w:proofErr w:type="spellStart"/>
-      <w:r>
-        <w:rPr>
-          <w:sz w:val="16"/>
-          <w:szCs w:val="16"/>
-        </w:rPr>
-        <w:t>case</w:t>
-      </w:r>
-      <w:proofErr w:type="spellEnd"/>
-      <w:r>
-        <w:rPr>
-          <w:sz w:val="16"/>
-          <w:szCs w:val="16"/>
-        </w:rPr>
-        <w:t xml:space="preserve">. </w:t>
+        <w:t>Tests: Discreete screen target (DS) – Kleiner Kreis mi</w:t>
+      </w:r>
+      <w:r>
+        <w:rPr>
+          <w:sz w:val="16"/>
+          <w:szCs w:val="16"/>
+        </w:rPr>
+        <w:t>t zufälliger Position, Continuous screen target (CS) – kleiner Kreis in zufälliger Bewegung, 3d floating target (FT) – 4cm Ball hängt in einem Bereich vor dem Bildschirm und wird bewegt.</w:t>
+      </w:r>
+    </w:p>
+    <w:p>
+      <w:pPr>
+        <w:rPr>
+          <w:sz w:val="16"/>
+          <w:szCs w:val="16"/>
+        </w:rPr>
+      </w:pPr>
+      <w:r>
+        <w:rPr>
+          <w:sz w:val="16"/>
+          <w:szCs w:val="16"/>
+        </w:rPr>
+        <w:t xml:space="preserve">Kopfposen sind static case und mobile case. </w:t>
       </w:r>
       <w:r>
         <w:rPr>
@@ -1301,33 +1101,8 @@
           <w:sz w:val="16"/>
           <w:szCs w:val="16"/>
         </w:rPr>
-        <w:t xml:space="preserve">Gaze </w:t>
-      </w:r>
-      <w:proofErr w:type="spellStart"/>
-      <w:r>
-        <w:rPr>
-          <w:sz w:val="16"/>
-          <w:szCs w:val="16"/>
-        </w:rPr>
-        <w:t>Estimation</w:t>
-      </w:r>
-      <w:proofErr w:type="spellEnd"/>
-      <w:r>
-        <w:rPr>
-          <w:sz w:val="16"/>
-          <w:szCs w:val="16"/>
-        </w:rPr>
-        <w:t xml:space="preserve"> </w:t>
-      </w:r>
-      <w:proofErr w:type="spellStart"/>
-      <w:r>
-        <w:rPr>
-          <w:sz w:val="16"/>
-          <w:szCs w:val="16"/>
-        </w:rPr>
-        <w:t>accuracy</w:t>
-      </w:r>
-      <w:proofErr w:type="spellEnd"/>
+        <w:t>Gaze Estimation accuracy</w:t>
+      </w:r>
     </w:p>
     <w:p>
       <w:pPr>
@@ -1341,79 +1116,13 @@
           <w:szCs w:val="16"/>
         </w:rPr>
       </w:pPr>
-      <w:proofErr w:type="spellStart"/>
-      <w:r>
-        <w:rPr>
-          <w:sz w:val="16"/>
-          <w:szCs w:val="16"/>
-        </w:rPr>
-        <w:t>Robustness</w:t>
-      </w:r>
-      <w:proofErr w:type="spellEnd"/>
-      <w:r>
-        <w:rPr>
-          <w:sz w:val="16"/>
-          <w:szCs w:val="16"/>
-        </w:rPr>
-        <w:t xml:space="preserve"> </w:t>
-      </w:r>
-      <w:proofErr w:type="spellStart"/>
-      <w:r>
-        <w:rPr>
-          <w:sz w:val="16"/>
-          <w:szCs w:val="16"/>
-        </w:rPr>
-        <w:t>to</w:t>
-      </w:r>
-      <w:proofErr w:type="spellEnd"/>
-      <w:r>
-        <w:rPr>
-          <w:sz w:val="16"/>
-          <w:szCs w:val="16"/>
-        </w:rPr>
-        <w:t xml:space="preserve"> </w:t>
-      </w:r>
-      <w:proofErr w:type="spellStart"/>
-      <w:r>
-        <w:rPr>
-          <w:sz w:val="16"/>
-          <w:szCs w:val="16"/>
-        </w:rPr>
-        <w:t>head</w:t>
-      </w:r>
-      <w:proofErr w:type="spellEnd"/>
-      <w:r>
-        <w:rPr>
-          <w:sz w:val="16"/>
-          <w:szCs w:val="16"/>
-        </w:rPr>
-        <w:t xml:space="preserve"> </w:t>
-      </w:r>
-      <w:proofErr w:type="spellStart"/>
-      <w:r>
-        <w:rPr>
-          <w:sz w:val="16"/>
-          <w:szCs w:val="16"/>
-        </w:rPr>
-        <w:t>pose</w:t>
-      </w:r>
-      <w:proofErr w:type="spellEnd"/>
-      <w:r>
-        <w:rPr>
-          <w:sz w:val="16"/>
-          <w:szCs w:val="16"/>
-        </w:rPr>
-        <w:t xml:space="preserve"> </w:t>
-      </w:r>
-      <w:proofErr w:type="spellStart"/>
-      <w:r>
-        <w:rPr>
-          <w:sz w:val="16"/>
-          <w:szCs w:val="16"/>
-        </w:rPr>
-        <w:t>variations</w:t>
-      </w:r>
-      <w:proofErr w:type="spellEnd"/>
+      <w:r>
+        <w:rPr>
+          <w:sz w:val="16"/>
+          <w:szCs w:val="16"/>
+        </w:rPr>
+        <w:t>Robustness to head pose variations</w:t>
+      </w:r>
     </w:p>
     <w:p>
       <w:pPr>
@@ -1432,17 +1141,8 @@
           <w:sz w:val="16"/>
           <w:szCs w:val="16"/>
         </w:rPr>
-        <w:t xml:space="preserve">Person </w:t>
-      </w:r>
-      <w:proofErr w:type="spellStart"/>
-      <w:r>
-        <w:rPr>
-          <w:sz w:val="16"/>
-          <w:szCs w:val="16"/>
-        </w:rPr>
-        <w:t>dependence</w:t>
-      </w:r>
-      <w:proofErr w:type="spellEnd"/>
+        <w:t>Person dependence</w:t>
+      </w:r>
     </w:p>
     <w:p>
       <w:pPr>
@@ -1456,15 +1156,64 @@
           <w:szCs w:val="16"/>
         </w:rPr>
       </w:pPr>
-      <w:proofErr w:type="spellStart"/>
-      <w:r>
-        <w:rPr>
-          <w:sz w:val="16"/>
-          <w:szCs w:val="16"/>
-        </w:rPr>
-        <w:t>Condition</w:t>
-      </w:r>
-      <w:proofErr w:type="spellEnd"/>
+      <w:r>
+        <w:rPr>
+          <w:sz w:val="16"/>
+          <w:szCs w:val="16"/>
+        </w:rPr>
+        <w:t>Condition variations</w:t>
+      </w:r>
+    </w:p>
+    <w:p>
+      <w:pPr>
+        <w:rPr>
+          <w:sz w:val="16"/>
+          <w:szCs w:val="16"/>
+        </w:rPr>
+      </w:pPr>
+      <w:r>
+        <w:rPr>
+          <w:sz w:val="16"/>
+          <w:szCs w:val="16"/>
+        </w:rPr>
+        <w:t>Kalibrierung:</w:t>
+      </w:r>
+    </w:p>
+    <w:p>
+      <w:pPr>
+        <w:rPr>
+          <w:sz w:val="16"/>
+          <w:szCs w:val="16"/>
+        </w:rPr>
+      </w:pPr>
+      <w:r>
+        <w:rPr>
+          <w:sz w:val="16"/>
+          <w:szCs w:val="16"/>
+        </w:rPr>
+        <w:t>EYEDIAP benutzt ein einheitliches World Coordinate System mit der Einheit in Metern. Der Ursprung liegt bei der Testperson und die Koordin</w:t>
+      </w:r>
+      <w:r>
+        <w:rPr>
+          <w:sz w:val="16"/>
+          <w:szCs w:val="16"/>
+        </w:rPr>
+        <w:t>ate</w:t>
+      </w:r>
+      <w:r>
+        <w:rPr>
+          <w:sz w:val="16"/>
+          <w:szCs w:val="16"/>
+        </w:rPr>
+        <w:t>n</w:t>
+      </w:r>
+      <w:r>
+        <w:rPr>
+          <w:sz w:val="16"/>
+          <w:szCs w:val="16"/>
+        </w:rPr>
+        <w:t>achsen</w:t>
+      </w:r>
       <w:r>
         <w:rPr>
           <w:sz w:val="16"/>
@@ -1472,38 +1221,129 @@
         </w:rPr>
         <w:t xml:space="preserve"> </w:t>
       </w:r>
-      <w:proofErr w:type="spellStart"/>
-      <w:r>
-        <w:rPr>
-          <w:sz w:val="16"/>
-          <w:szCs w:val="16"/>
-        </w:rPr>
-        <w:t>variations</w:t>
-      </w:r>
-      <w:proofErr w:type="spellEnd"/>
-    </w:p>
-    <w:p>
-      <w:pPr>
-        <w:rPr>
-          <w:sz w:val="16"/>
-          <w:szCs w:val="16"/>
-        </w:rPr>
-      </w:pPr>
-      <w:r>
-        <w:rPr>
-          <w:sz w:val="16"/>
-          <w:szCs w:val="16"/>
-        </w:rPr>
-        <w:t>Kalibrierung:</w:t>
-      </w:r>
-    </w:p>
-    <w:p>
-      <w:pPr>
-        <w:rPr>
-          <w:sz w:val="16"/>
-          <w:szCs w:val="16"/>
-        </w:rPr>
-      </w:pPr>
+      <w:r>
+        <w:rPr>
+          <w:sz w:val="16"/>
+          <w:szCs w:val="16"/>
+        </w:rPr>
+        <w:t>werden</w:t>
+      </w:r>
+      <w:r>
+        <w:rPr>
+          <w:sz w:val="16"/>
+          <w:szCs w:val="16"/>
+        </w:rPr>
+        <w:t xml:space="preserve"> konsistent mit dem OpenGL standard</w:t>
+      </w:r>
+      <w:r>
+        <w:rPr>
+          <w:sz w:val="16"/>
+          <w:szCs w:val="16"/>
+        </w:rPr>
+        <w:t xml:space="preserve"> durch Spiegelung</w:t>
+      </w:r>
+      <w:r>
+        <w:rPr>
+          <w:sz w:val="16"/>
+          <w:szCs w:val="16"/>
+        </w:rPr>
+        <w:t>.</w:t>
+      </w:r>
+    </w:p>
+    <w:p>
+      <w:pPr>
+        <w:rPr>
+          <w:sz w:val="16"/>
+          <w:szCs w:val="16"/>
+        </w:rPr>
+      </w:pPr>
+      <w:r>
+        <w:rPr>
+          <w:sz w:val="16"/>
+          <w:szCs w:val="16"/>
+        </w:rPr>
+        <w:t>3D screen calibration:</w:t>
+      </w:r>
+    </w:p>
+    <w:p>
+      <w:pPr>
+        <w:rPr>
+          <w:sz w:val="16"/>
+          <w:szCs w:val="16"/>
+        </w:rPr>
+      </w:pPr>
+      <w:r>
+        <w:rPr>
+          <w:sz w:val="16"/>
+          <w:szCs w:val="16"/>
+        </w:rPr>
+        <w:t>Es wird geschaut, welchem 3D Punkt im WCS einem Pixel auf dem Bildschirm entspricht. Eine Weltkoordinate ist p = [x y z] und ein Pixel ist s = [u v]. Der Bildschirm ist eine Ebene im WCS.</w:t>
+      </w:r>
+      <w:r>
+        <w:rPr>
+          <w:sz w:val="16"/>
+          <w:szCs w:val="16"/>
+        </w:rPr>
+        <w:t xml:space="preserve"> </w:t>
+      </w:r>
+    </w:p>
+    <w:p>
+      <w:pPr>
+        <w:rPr>
+          <w:sz w:val="16"/>
+          <w:szCs w:val="16"/>
+        </w:rPr>
+      </w:pPr>
+      <w:r>
+        <w:rPr>
+          <w:sz w:val="16"/>
+          <w:szCs w:val="16"/>
+        </w:rPr>
+        <w:t xml:space="preserve">Man braucht jetzt </w:t>
+      </w:r>
+      <w:r>
+        <w:rPr>
+          <w:sz w:val="16"/>
+          <w:szCs w:val="16"/>
+        </w:rPr>
+        <w:t xml:space="preserve">die Variablen für </w:t>
+      </w:r>
+      <w:r>
+        <w:rPr>
+          <w:sz w:val="16"/>
+          <w:szCs w:val="16"/>
+        </w:rPr>
+        <w:t>Bildschirmposition, Bildschirmausrichtung und Pixelgröße</w:t>
+      </w:r>
+      <w:r>
+        <w:rPr>
+          <w:sz w:val="16"/>
+          <w:szCs w:val="16"/>
+        </w:rPr>
+        <w:t>. Ein Punkt wird mit diesen Variablen zuerst in das Bildschirmsystem transformiert und die Z-Koordinate wird entfernt, da die Tiefe keine Rolle spielt. Doch um die Variablen für die Transformation zu bekommen, muss man zuerst eine Kalibrierung ausführen.</w:t>
+      </w:r>
+    </w:p>
+    <w:p>
+      <w:pPr>
+        <w:rPr>
+          <w:sz w:val="16"/>
+          <w:szCs w:val="16"/>
+        </w:rPr>
+      </w:pPr>
+      <w:r>
+        <w:rPr>
+          <w:sz w:val="16"/>
+          <w:szCs w:val="16"/>
+        </w:rPr>
+        <w:t xml:space="preserve">EYEDIAP benutzt hier eine Spiegelmethode, bei der ein Spiegel, dessen Position und Ausrichtung mit Markern bestimmt wird, einen Punkt auf dem Bildschirm </w:t>
+      </w:r>
+      <w:r>
+        <w:rPr>
+          <w:sz w:val="16"/>
+          <w:szCs w:val="16"/>
+        </w:rPr>
+        <w:t>widerspiegelt. Es wird mathematisch die Spiegelung rückgängig gemacht und so die 3D Position eines Pixels erkannt. Dadurch erhalten wie {p s} Paare. Dies wird viele Male wiederholt, sodass die benötigten Variablen mit der Least Squares Methode geschätzt werden können.</w:t>
+      </w:r>
     </w:p>
     <w:p>
       <w:pPr>
@@ -1535,116 +1375,50 @@
           <w:szCs w:val="16"/>
         </w:rPr>
       </w:pPr>
-      <w:proofErr w:type="spellStart"/>
       <w:r>
         <w:rPr>
           <w:sz w:val="16"/>
           <w:szCs w:val="16"/>
         </w:rPr>
         <w:lastRenderedPageBreak/>
-        <w:t>GazeCapture</w:t>
-      </w:r>
-      <w:proofErr w:type="spellEnd"/>
-      <w:r>
-        <w:rPr>
-          <w:sz w:val="16"/>
-          <w:szCs w:val="16"/>
-        </w:rPr>
-        <w:t>:</w:t>
-      </w:r>
-    </w:p>
-    <w:p>
-      <w:pPr>
-        <w:rPr>
-          <w:sz w:val="16"/>
-          <w:szCs w:val="16"/>
-        </w:rPr>
-      </w:pPr>
-      <w:proofErr w:type="spellStart"/>
-      <w:r>
-        <w:rPr>
-          <w:sz w:val="16"/>
-          <w:szCs w:val="16"/>
-        </w:rPr>
-        <w:t>GazeCapture</w:t>
-      </w:r>
-      <w:proofErr w:type="spellEnd"/>
-      <w:r>
-        <w:rPr>
-          <w:sz w:val="16"/>
-          <w:szCs w:val="16"/>
-        </w:rPr>
-        <w:t xml:space="preserve"> ist ein Datensatz der hauptsächlich für das Training von </w:t>
-      </w:r>
-      <w:proofErr w:type="spellStart"/>
-      <w:r>
-        <w:rPr>
-          <w:sz w:val="16"/>
-          <w:szCs w:val="16"/>
-        </w:rPr>
-        <w:t>iTracker</w:t>
-      </w:r>
-      <w:proofErr w:type="spellEnd"/>
-      <w:r>
-        <w:rPr>
-          <w:sz w:val="16"/>
-          <w:szCs w:val="16"/>
-        </w:rPr>
-        <w:t xml:space="preserve"> erstellt wurde.</w:t>
-      </w:r>
-      <w:r>
-        <w:rPr>
-          <w:sz w:val="16"/>
-          <w:szCs w:val="16"/>
-        </w:rPr>
-        <w:t xml:space="preserve"> Das Ziel ist es Eye </w:t>
-      </w:r>
-      <w:proofErr w:type="spellStart"/>
-      <w:r>
-        <w:rPr>
-          <w:sz w:val="16"/>
-          <w:szCs w:val="16"/>
-        </w:rPr>
-        <w:t>tracking</w:t>
-      </w:r>
-      <w:proofErr w:type="spellEnd"/>
-      <w:r>
-        <w:rPr>
-          <w:sz w:val="16"/>
-          <w:szCs w:val="16"/>
-        </w:rPr>
-        <w:t xml:space="preserve"> für die Öffentlichkeit verfügbar zu machen. Der Datensatz wird mithilfe von Crowdsourcing gebaut und enthält Daten von fast 1500 Testpersonen, eine große Variation in Hintergründen, Beleuchtung und Kopfposen, welche über die Handykamera aufgenommen wurden.</w:t>
-      </w:r>
-    </w:p>
-    <w:p>
-      <w:pPr>
-        <w:rPr>
-          <w:sz w:val="16"/>
-          <w:szCs w:val="16"/>
-        </w:rPr>
-      </w:pPr>
-      <w:r>
-        <w:rPr>
-          <w:sz w:val="16"/>
-          <w:szCs w:val="16"/>
-        </w:rPr>
-        <w:t xml:space="preserve">Aufbau: Erstellung einer iOS-App, Rekrutierung von Testpersonen über Amazon </w:t>
-      </w:r>
-      <w:proofErr w:type="spellStart"/>
-      <w:r>
-        <w:rPr>
-          <w:sz w:val="16"/>
-          <w:szCs w:val="16"/>
-        </w:rPr>
-        <w:t>Mechanical</w:t>
-      </w:r>
-      <w:proofErr w:type="spellEnd"/>
-      <w:r>
-        <w:rPr>
-          <w:sz w:val="16"/>
-          <w:szCs w:val="16"/>
-        </w:rPr>
-        <w:t xml:space="preserve"> Turk</w:t>
+        <w:t>GazeCapture:</w:t>
+      </w:r>
+    </w:p>
+    <w:p>
+      <w:pPr>
+        <w:rPr>
+          <w:sz w:val="16"/>
+          <w:szCs w:val="16"/>
+        </w:rPr>
+      </w:pPr>
+      <w:r>
+        <w:rPr>
+          <w:sz w:val="16"/>
+          <w:szCs w:val="16"/>
+        </w:rPr>
+        <w:t>GazeCapture ist ein Datensatz der hauptsächlich für das Training von iTracker erstellt wurde.</w:t>
+      </w:r>
+      <w:r>
+        <w:rPr>
+          <w:sz w:val="16"/>
+          <w:szCs w:val="16"/>
+        </w:rPr>
+        <w:t xml:space="preserve"> Das Ziel ist es Eye tracking für die Öffentlichkeit verfügbar zu machen. Der Datensatz wird mithilfe von Crowdsourcing gebaut und enthält Daten von fast 1500 Testpersonen, eine große Variation in Hintergründen, Beleuchtung und Kopfposen, welche über die Handykamera aufgenommen wurden.</w:t>
+      </w:r>
+    </w:p>
+    <w:p>
+      <w:pPr>
+        <w:rPr>
+          <w:sz w:val="16"/>
+          <w:szCs w:val="16"/>
+        </w:rPr>
+      </w:pPr>
+      <w:r>
+        <w:rPr>
+          <w:sz w:val="16"/>
+          <w:szCs w:val="16"/>
+        </w:rPr>
+        <w:t>Aufbau: Erstellung einer iOS-App, Rekrutierung von Testpersonen über Amazon Mechanical Turk</w:t>
       </w:r>
       <w:r>
         <w:rPr>
@@ -1661,21 +1435,12 @@
           <w:szCs w:val="16"/>
         </w:rPr>
       </w:pPr>
-      <w:proofErr w:type="spellStart"/>
-      <w:r>
-        <w:rPr>
-          <w:sz w:val="16"/>
-          <w:szCs w:val="16"/>
-        </w:rPr>
-        <w:t>Iphone</w:t>
-      </w:r>
-      <w:proofErr w:type="spellEnd"/>
-      <w:r>
-        <w:rPr>
-          <w:sz w:val="16"/>
-          <w:szCs w:val="16"/>
-        </w:rPr>
-        <w:t xml:space="preserve"> Geräte stabiler als Android Geräte (Geräteversionen, Codebasis)</w:t>
+      <w:r>
+        <w:rPr>
+          <w:sz w:val="16"/>
+          <w:szCs w:val="16"/>
+        </w:rPr>
+        <w:t>Iphone Geräte stabiler als Android Geräte (Geräteversionen, Codebasis)</w:t>
       </w:r>
     </w:p>
     <w:p>
@@ -1692,6 +1457,342 @@
         </w:rPr>
         <w:t>Test:</w:t>
       </w:r>
+      <w:r>
+        <w:rPr>
+          <w:sz w:val="16"/>
+          <w:szCs w:val="16"/>
+        </w:rPr>
+        <w:t xml:space="preserve"> Punkte werden mit zufälliger Position nacheinander auf dem Handybildschirm angezeigt. Um Ablenkungen zu vermeiden wird der Flugmodus automatisch aktiviert. Um den Punkt wird ein pulsierender roter Kreis gemalt. Bevor der Punkt seine Position ändert, wird entweder ein L oder ein R angezeigt, was die Testperson mit einer Berührung der linken oder rechten Seite des Bildschirms bestätigt. Wird die falsche Seite berührt, wird die Testperson gewarnt und der Punkt muss erneut bestätigt werden.</w:t>
+      </w:r>
+    </w:p>
+    <w:p>
+      <w:pPr>
+        <w:rPr>
+          <w:sz w:val="16"/>
+          <w:szCs w:val="16"/>
+        </w:rPr>
+      </w:pPr>
+      <w:r>
+        <w:rPr>
+          <w:sz w:val="16"/>
+          <w:szCs w:val="16"/>
+        </w:rPr>
+        <w:t>Variation</w:t>
+      </w:r>
+      <w:r>
+        <w:rPr>
+          <w:sz w:val="16"/>
+          <w:szCs w:val="16"/>
+        </w:rPr>
+        <w:t xml:space="preserve"> ist wichtig und</w:t>
+      </w:r>
+      <w:r>
+        <w:rPr>
+          <w:sz w:val="16"/>
+          <w:szCs w:val="16"/>
+        </w:rPr>
+        <w:t xml:space="preserve"> wird gewährleistet durch: 1) Da durch Crowdsourcing viele Testpersonen vorhanden sind, gibt es bereits </w:t>
+      </w:r>
+      <w:r>
+        <w:rPr>
+          <w:sz w:val="16"/>
+          <w:szCs w:val="16"/>
+        </w:rPr>
+        <w:t>eine große Variation von Kopfposen, Aussehen, Beleuchtung und Umgebung.</w:t>
+      </w:r>
+    </w:p>
+    <w:p>
+      <w:pPr>
+        <w:rPr>
+          <w:sz w:val="16"/>
+          <w:szCs w:val="16"/>
+        </w:rPr>
+      </w:pPr>
+      <w:r>
+        <w:rPr>
+          <w:sz w:val="16"/>
+          <w:szCs w:val="16"/>
+        </w:rPr>
+        <w:t>2) Testpersonen werden aufgefordert Kopfbewegungen zu machen und d</w:t>
+      </w:r>
+      <w:r>
+        <w:rPr>
+          <w:sz w:val="16"/>
+          <w:szCs w:val="16"/>
+        </w:rPr>
+        <w:t>ie Distanz zur Kamera zu erhöhen. 3) Nach 60 Punkten wird die Testperson zudem aufgefordert die Ausrichtung des Handys zu ändern.</w:t>
+      </w:r>
+    </w:p>
+    <w:p>
+      <w:pPr>
+        <w:rPr>
+          <w:sz w:val="16"/>
+          <w:szCs w:val="16"/>
+        </w:rPr>
+      </w:pPr>
+      <w:r>
+        <w:rPr>
+          <w:sz w:val="16"/>
+          <w:szCs w:val="16"/>
+        </w:rPr>
+        <w:t>Über Amazon Mechanical Turk wurde jeder Testperson ein einzigartiger Code zugeordnet, der in der iOS-App eingegeben wurde. Die Punktpositionen sind zufällig auf dem Bildschirm, zur Kalibrierung wurden 13 Punkte ausgewählt. Die Daten wurden als Frames gespeichert, anstatt Videos, um Compression Artifacts zu vermeiden.</w:t>
+      </w:r>
+    </w:p>
+    <w:p>
+      <w:pPr>
+        <w:rPr>
+          <w:sz w:val="16"/>
+          <w:szCs w:val="16"/>
+        </w:rPr>
+      </w:pPr>
+    </w:p>
+    <w:p>
+      <w:pPr>
+        <w:rPr>
+          <w:sz w:val="16"/>
+          <w:szCs w:val="16"/>
+        </w:rPr>
+      </w:pPr>
+      <w:r>
+        <w:rPr>
+          <w:sz w:val="16"/>
+          <w:szCs w:val="16"/>
+        </w:rPr>
+        <w:br w:type="page"/>
+      </w:r>
+    </w:p>
+    <w:p>
+      <w:pPr>
+        <w:rPr>
+          <w:sz w:val="16"/>
+          <w:szCs w:val="16"/>
+        </w:rPr>
+      </w:pPr>
+      <w:r>
+        <w:rPr>
+          <w:sz w:val="16"/>
+          <w:szCs w:val="16"/>
+        </w:rPr>
+        <w:lastRenderedPageBreak/>
+        <w:t>MPIIGaze:</w:t>
+      </w:r>
+    </w:p>
+    <w:p>
+      <w:pPr>
+        <w:rPr>
+          <w:sz w:val="16"/>
+          <w:szCs w:val="16"/>
+        </w:rPr>
+      </w:pPr>
+      <w:r>
+        <w:rPr>
+          <w:sz w:val="16"/>
+          <w:szCs w:val="16"/>
+        </w:rPr>
+        <w:t xml:space="preserve">MPIIGaze ist ein </w:t>
+      </w:r>
+      <w:r>
+        <w:rPr>
+          <w:sz w:val="16"/>
+          <w:szCs w:val="16"/>
+        </w:rPr>
+        <w:t>Datensatz,</w:t>
+      </w:r>
+      <w:r>
+        <w:rPr>
+          <w:sz w:val="16"/>
+          <w:szCs w:val="16"/>
+        </w:rPr>
+        <w:t xml:space="preserve"> der sich darauf fokussiert natürliche Bilder ohne </w:t>
+      </w:r>
+      <w:r>
+        <w:rPr>
+          <w:sz w:val="16"/>
+          <w:szCs w:val="16"/>
+        </w:rPr>
+        <w:t>künstliche Eingriffe und diese in einem längeren Zeitraum über mehrere Monate aufzunehmen</w:t>
+      </w:r>
+      <w:r>
+        <w:rPr>
+          <w:sz w:val="16"/>
+          <w:szCs w:val="16"/>
+        </w:rPr>
+        <w:t xml:space="preserve">. </w:t>
+      </w:r>
+      <w:r>
+        <w:rPr>
+          <w:sz w:val="16"/>
+          <w:szCs w:val="16"/>
+        </w:rPr>
+        <w:t xml:space="preserve">15 </w:t>
+      </w:r>
+      <w:r>
+        <w:rPr>
+          <w:sz w:val="16"/>
+          <w:szCs w:val="16"/>
+        </w:rPr>
+        <w:t>Testpersonen</w:t>
+      </w:r>
+      <w:r>
+        <w:rPr>
+          <w:sz w:val="16"/>
+          <w:szCs w:val="16"/>
+        </w:rPr>
+        <w:t xml:space="preserve"> </w:t>
+      </w:r>
+      <w:r>
+        <w:rPr>
+          <w:sz w:val="16"/>
+          <w:szCs w:val="16"/>
+        </w:rPr>
+        <w:t>sollten auf ihren eigenen Laptops alle 10 Minuten eine Software zur Aufnahme der Blickrichtung ausführen unabhängig wann und wo. Ich gehe davon aus das dies nur getan wird, während der persönlichen Nutzung des Laptops.</w:t>
+      </w:r>
+    </w:p>
+    <w:p>
+      <w:pPr>
+        <w:rPr>
+          <w:sz w:val="16"/>
+          <w:szCs w:val="16"/>
+        </w:rPr>
+      </w:pPr>
+      <w:r>
+        <w:rPr>
+          <w:sz w:val="16"/>
+          <w:szCs w:val="16"/>
+        </w:rPr>
+        <w:t xml:space="preserve">Vor der Datensammlungsphase wurden die 3D Positionen der „six facial landmarks“ mit einer externen </w:t>
+      </w:r>
+      <w:r>
+        <w:rPr>
+          <w:sz w:val="16"/>
+          <w:szCs w:val="16"/>
+        </w:rPr>
+        <w:t>Stereokamera</w:t>
+      </w:r>
+      <w:r>
+        <w:rPr>
+          <w:sz w:val="16"/>
+          <w:szCs w:val="16"/>
+        </w:rPr>
+        <w:t xml:space="preserve"> aufgenommen.</w:t>
+      </w:r>
+    </w:p>
+    <w:p>
+      <w:pPr>
+        <w:rPr>
+          <w:sz w:val="16"/>
+          <w:szCs w:val="16"/>
+        </w:rPr>
+      </w:pPr>
+      <w:r>
+        <w:rPr>
+          <w:sz w:val="16"/>
+          <w:szCs w:val="16"/>
+        </w:rPr>
+        <w:t xml:space="preserve">Aufbau: </w:t>
+      </w:r>
+      <w:r>
+        <w:rPr>
+          <w:sz w:val="16"/>
+          <w:szCs w:val="16"/>
+        </w:rPr>
+        <w:t>Da jede Testperson einen anderen Laptop besaß, mussten Bildschirmkoordinaten zu 3D Koordinaten im Kamera Koordinaten System transformiert werden. Die intrinsischen Parameter jeder Kamera erhielt man über die OpenCV Kalibrierung und die 3D Koordinate des Bildschirms wurde mithilfe der Spiegelmethode geschätzt (Kalibrierungsmuster auf Bildschirm über Spiegel an Webcam gespiegelt).</w:t>
+      </w:r>
+      <w:r>
+        <w:rPr>
+          <w:sz w:val="16"/>
+          <w:szCs w:val="16"/>
+        </w:rPr>
+        <w:t xml:space="preserve"> Die Software läuft im Hintergrund </w:t>
+      </w:r>
+      <w:r>
+        <w:rPr>
+          <w:sz w:val="16"/>
+          <w:szCs w:val="16"/>
+        </w:rPr>
+        <w:t>auf jedem Laptop</w:t>
+      </w:r>
+      <w:r>
+        <w:rPr>
+          <w:sz w:val="16"/>
+          <w:szCs w:val="16"/>
+        </w:rPr>
+        <w:t xml:space="preserve"> und die Bilder werden über die Webcam aufgenommen.</w:t>
+      </w:r>
+    </w:p>
+    <w:p>
+      <w:pPr>
+        <w:rPr>
+          <w:sz w:val="16"/>
+          <w:szCs w:val="16"/>
+        </w:rPr>
+      </w:pPr>
+      <w:r>
+        <w:rPr>
+          <w:sz w:val="16"/>
+          <w:szCs w:val="16"/>
+        </w:rPr>
+        <w:t>Der Datensatz beinhaltet eine große Variation in Beleuchtung und Umgebung.</w:t>
+      </w:r>
+    </w:p>
+    <w:p>
+      <w:pPr>
+        <w:rPr>
+          <w:sz w:val="16"/>
+          <w:szCs w:val="16"/>
+        </w:rPr>
+      </w:pPr>
+      <w:r>
+        <w:rPr>
+          <w:sz w:val="16"/>
+          <w:szCs w:val="16"/>
+        </w:rPr>
+        <w:t xml:space="preserve">Da Webcams benutzt werden sind die Gaze Directions schwerwiegend unter der horizontalen Achse, da diese sich über dem Bildschirm befinden. Das Setup erlaubt auch nur eine fast frontale Position des Kopfes </w:t>
+      </w:r>
+      <w:r>
+        <w:rPr>
+          <w:sz w:val="16"/>
+          <w:szCs w:val="16"/>
+        </w:rPr>
+        <w:t>beim Testen</w:t>
+      </w:r>
+      <w:r>
+        <w:rPr>
+          <w:sz w:val="16"/>
+          <w:szCs w:val="16"/>
+        </w:rPr>
+        <w:t>.</w:t>
+      </w:r>
+      <w:r>
+        <w:rPr>
+          <w:sz w:val="16"/>
+          <w:szCs w:val="16"/>
+        </w:rPr>
+        <w:t xml:space="preserve"> Im Vergleich zu anderen Datensätzen scheint es eine größere Variation für Augenbilder zu geben, vorallem für Augenbilder bei Brillenträgern.</w:t>
+      </w:r>
+    </w:p>
+    <w:p>
+      <w:pPr>
+        <w:rPr>
+          <w:sz w:val="16"/>
+          <w:szCs w:val="16"/>
+        </w:rPr>
+      </w:pPr>
+      <w:r>
+        <w:rPr>
+          <w:sz w:val="16"/>
+          <w:szCs w:val="16"/>
+        </w:rPr>
+        <w:t>Vertical [-1.5, 20] | Horizontal [-18, 18]</w:t>
+      </w:r>
+    </w:p>
+    <w:p>
+      <w:pPr>
+        <w:rPr>
+          <w:sz w:val="16"/>
+          <w:szCs w:val="16"/>
+        </w:rPr>
+      </w:pPr>
     </w:p>
     <w:sectPr>
       <w:footerReference w:type="even" r:id="rId7"/>

--- a/review.docx
+++ b/review.docx
@@ -1660,21 +1660,7 @@
           <w:sz w:val="16"/>
           <w:szCs w:val="16"/>
         </w:rPr>
-        <w:t xml:space="preserve">Vor der Datensammlungsphase wurden die 3D Positionen der „six facial landmarks“ mit einer externen </w:t>
-      </w:r>
-      <w:r>
-        <w:rPr>
-          <w:sz w:val="16"/>
-          <w:szCs w:val="16"/>
-        </w:rPr>
-        <w:t>Stereokamera</w:t>
-      </w:r>
-      <w:r>
-        <w:rPr>
-          <w:sz w:val="16"/>
-          <w:szCs w:val="16"/>
-        </w:rPr>
-        <w:t xml:space="preserve"> aufgenommen.</w:t>
+        <w:t>Vor der Datensammlungsphase wurden die 3D Positionen der „six facial landmarks“ mit einer externen Stereokamera aufgenommen.</w:t>
       </w:r>
     </w:p>
     <w:p>
@@ -1793,6 +1779,651 @@
           <w:szCs w:val="16"/>
         </w:rPr>
       </w:pPr>
+    </w:p>
+    <w:p>
+      <w:pPr>
+        <w:rPr>
+          <w:sz w:val="16"/>
+          <w:szCs w:val="16"/>
+        </w:rPr>
+      </w:pPr>
+      <w:r>
+        <w:rPr>
+          <w:sz w:val="16"/>
+          <w:szCs w:val="16"/>
+        </w:rPr>
+        <w:br w:type="page"/>
+      </w:r>
+    </w:p>
+    <w:p>
+      <w:pPr>
+        <w:rPr>
+          <w:sz w:val="16"/>
+          <w:szCs w:val="16"/>
+        </w:rPr>
+      </w:pPr>
+      <w:r>
+        <w:rPr>
+          <w:sz w:val="16"/>
+          <w:szCs w:val="16"/>
+        </w:rPr>
+        <w:lastRenderedPageBreak/>
+        <w:t>Gaze360:</w:t>
+      </w:r>
+    </w:p>
+    <w:p>
+      <w:pPr>
+        <w:rPr>
+          <w:sz w:val="16"/>
+          <w:szCs w:val="16"/>
+        </w:rPr>
+      </w:pPr>
+      <w:r>
+        <w:rPr>
+          <w:sz w:val="16"/>
+          <w:szCs w:val="16"/>
+        </w:rPr>
+        <w:t>Der Gaze360 Datensatz</w:t>
+      </w:r>
+      <w:r>
+        <w:rPr>
+          <w:sz w:val="16"/>
+          <w:szCs w:val="16"/>
+        </w:rPr>
+        <w:t xml:space="preserve"> stellt </w:t>
+      </w:r>
+      <w:r>
+        <w:rPr>
+          <w:sz w:val="16"/>
+          <w:szCs w:val="16"/>
+        </w:rPr>
+        <w:t>Outdoordaten</w:t>
+      </w:r>
+      <w:r>
+        <w:rPr>
+          <w:sz w:val="16"/>
+          <w:szCs w:val="16"/>
+        </w:rPr>
+        <w:t xml:space="preserve"> bereit, die im Gegensatz zu anderen Datensätzen frei von der Frontalansicht ist und </w:t>
+      </w:r>
+      <w:r>
+        <w:rPr>
+          <w:sz w:val="16"/>
+          <w:szCs w:val="16"/>
+        </w:rPr>
+        <w:t>mehrere Testpersonen gleichzeitig testet.</w:t>
+      </w:r>
+      <w:r>
+        <w:rPr>
+          <w:sz w:val="16"/>
+          <w:szCs w:val="16"/>
+        </w:rPr>
+        <w:t xml:space="preserve"> Bei diesem Datensatz sollten die Testpersonen so viele Freiheiten wie möglich haben in ihrer Kopfpose und Blickrichtung.</w:t>
+      </w:r>
+      <w:r>
+        <w:rPr>
+          <w:sz w:val="16"/>
+          <w:szCs w:val="16"/>
+        </w:rPr>
+        <w:t xml:space="preserve"> Dieser Datensatz kann besonders für die Gaze Estimation bei Überwachungskameras attraktiv sein</w:t>
+      </w:r>
+    </w:p>
+    <w:p>
+      <w:pPr>
+        <w:rPr>
+          <w:sz w:val="16"/>
+          <w:szCs w:val="16"/>
+        </w:rPr>
+      </w:pPr>
+      <w:r>
+        <w:rPr>
+          <w:sz w:val="16"/>
+          <w:szCs w:val="16"/>
+        </w:rPr>
+        <w:t xml:space="preserve">Aufbau: Das Setup ist um die Ladybug5 360° Panoramic Camera gebaut, welche mit einem Tripod in der Mitte platziert wird. Sie besteht aus überlappenden 5 megapixel Kameras, jede mit 120° Sichtbereich. Das Gaze Target ist ein Schild mit einem AprilTag, welches von den Testpersonen </w:t>
+      </w:r>
+      <w:r>
+        <w:rPr>
+          <w:sz w:val="16"/>
+          <w:szCs w:val="16"/>
+        </w:rPr>
+        <w:t>kontinuierlich</w:t>
+      </w:r>
+      <w:r>
+        <w:rPr>
+          <w:sz w:val="16"/>
+          <w:szCs w:val="16"/>
+        </w:rPr>
+        <w:t xml:space="preserve"> beobachtet wird. Jedes Frame wird als 3382x4096 pixel Bild gespeichert</w:t>
+      </w:r>
+      <w:r>
+        <w:rPr>
+          <w:sz w:val="16"/>
+          <w:szCs w:val="16"/>
+        </w:rPr>
+        <w:t>, nach der Entfernung von Fishaugeneffekt und Verzerrungen</w:t>
+      </w:r>
+      <w:r>
+        <w:rPr>
+          <w:sz w:val="16"/>
+          <w:szCs w:val="16"/>
+        </w:rPr>
+        <w:t>.</w:t>
+      </w:r>
+    </w:p>
+    <w:p>
+      <w:pPr>
+        <w:rPr>
+          <w:sz w:val="16"/>
+          <w:szCs w:val="16"/>
+        </w:rPr>
+      </w:pPr>
+      <w:r>
+        <w:rPr>
+          <w:sz w:val="16"/>
+          <w:szCs w:val="16"/>
+        </w:rPr>
+        <w:t xml:space="preserve">Das Setup </w:t>
+      </w:r>
+      <w:r>
+        <w:rPr>
+          <w:sz w:val="16"/>
+          <w:szCs w:val="16"/>
+        </w:rPr>
+        <w:t>besteht nur aus Kamera, Laptop, Stromquelle und Gaze Target und ist daher</w:t>
+      </w:r>
+      <w:r>
+        <w:rPr>
+          <w:sz w:val="16"/>
+          <w:szCs w:val="16"/>
+        </w:rPr>
+        <w:t xml:space="preserve"> sehr mobil</w:t>
+      </w:r>
+      <w:r>
+        <w:rPr>
+          <w:sz w:val="16"/>
+          <w:szCs w:val="16"/>
+        </w:rPr>
+        <w:t>. Es erlaubt einen effizienten Einsatz an vielen verschiedenen Orten.</w:t>
+      </w:r>
+    </w:p>
+    <w:p>
+      <w:pPr>
+        <w:rPr>
+          <w:sz w:val="16"/>
+          <w:szCs w:val="16"/>
+        </w:rPr>
+      </w:pPr>
+      <w:r>
+        <w:rPr>
+          <w:sz w:val="16"/>
+          <w:szCs w:val="16"/>
+        </w:rPr>
+        <w:t xml:space="preserve">Für die Erkennung der Testpersonen wird mit AlphaPose Kopf und Fuß einer Testperson erkannt. </w:t>
+      </w:r>
+      <w:r>
+        <w:rPr>
+          <w:sz w:val="16"/>
+          <w:szCs w:val="16"/>
+        </w:rPr>
+        <w:t>Bei Personen,</w:t>
+      </w:r>
+      <w:r>
+        <w:rPr>
+          <w:sz w:val="16"/>
+          <w:szCs w:val="16"/>
+        </w:rPr>
+        <w:t xml:space="preserve"> wo </w:t>
+      </w:r>
+      <w:r>
+        <w:rPr>
+          <w:sz w:val="16"/>
+          <w:szCs w:val="16"/>
+        </w:rPr>
+        <w:t xml:space="preserve">die </w:t>
+      </w:r>
+      <w:r>
+        <w:rPr>
+          <w:sz w:val="16"/>
+          <w:szCs w:val="16"/>
+        </w:rPr>
+        <w:t>Füße nicht erkennbar sind, wird die Position berechnet mit Durchschnitts Körperproportion</w:t>
+      </w:r>
+      <w:r>
+        <w:rPr>
+          <w:sz w:val="16"/>
+          <w:szCs w:val="16"/>
+        </w:rPr>
+        <w:t>s</w:t>
+      </w:r>
+      <w:r>
+        <w:rPr>
+          <w:sz w:val="16"/>
+          <w:szCs w:val="16"/>
+        </w:rPr>
+        <w:t>schätz</w:t>
+      </w:r>
+      <w:r>
+        <w:rPr>
+          <w:sz w:val="16"/>
+          <w:szCs w:val="16"/>
+        </w:rPr>
+        <w:t>u</w:t>
+      </w:r>
+      <w:r>
+        <w:rPr>
+          <w:sz w:val="16"/>
+          <w:szCs w:val="16"/>
+        </w:rPr>
+        <w:t>ngen.</w:t>
+      </w:r>
+    </w:p>
+    <w:p>
+      <w:pPr>
+        <w:rPr>
+          <w:sz w:val="16"/>
+          <w:szCs w:val="16"/>
+        </w:rPr>
+      </w:pPr>
+      <w:r>
+        <w:rPr>
+          <w:sz w:val="16"/>
+          <w:szCs w:val="16"/>
+        </w:rPr>
+        <w:t>Das Gaze Target</w:t>
+      </w:r>
+      <w:r>
+        <w:rPr>
+          <w:sz w:val="16"/>
+          <w:szCs w:val="16"/>
+        </w:rPr>
+        <w:t xml:space="preserve"> besteht aus AprilTag zur Verfolgung der 3D Position des Targets über die Kamera, und einem Kreuz unten, worauf der Blick der Testpersonen fixiert werden soll. </w:t>
+      </w:r>
+    </w:p>
+    <w:p>
+      <w:pPr>
+        <w:rPr>
+          <w:sz w:val="16"/>
+          <w:szCs w:val="16"/>
+        </w:rPr>
+      </w:pPr>
+      <w:r>
+        <w:rPr>
+          <w:sz w:val="16"/>
+          <w:szCs w:val="16"/>
+        </w:rPr>
+        <w:t>Der Gaze Vektor wird über eine Differenz von Gaze Target zu Testperson berechnet. Danach muss der Gaze vom Kamera Koordinatensystem zum Kartesischen Augen Koordinatensystem umgewandelt werden.</w:t>
+      </w:r>
+    </w:p>
+    <w:p>
+      <w:pPr>
+        <w:rPr>
+          <w:sz w:val="16"/>
+          <w:szCs w:val="16"/>
+        </w:rPr>
+      </w:pPr>
+      <w:r>
+        <w:rPr>
+          <w:sz w:val="16"/>
+          <w:szCs w:val="16"/>
+        </w:rPr>
+        <w:t xml:space="preserve">Test: Testpersonen </w:t>
+      </w:r>
+      <w:r>
+        <w:rPr>
+          <w:sz w:val="16"/>
+          <w:szCs w:val="16"/>
+        </w:rPr>
+        <w:t>stehen</w:t>
+      </w:r>
+      <w:r>
+        <w:rPr>
+          <w:sz w:val="16"/>
+          <w:szCs w:val="16"/>
+        </w:rPr>
+        <w:t xml:space="preserve"> ungefähr 1-3m von der Kamera entfernt</w:t>
+      </w:r>
+      <w:r>
+        <w:rPr>
+          <w:sz w:val="16"/>
+          <w:szCs w:val="16"/>
+        </w:rPr>
+        <w:t>. Zur Sicherheit bewegen sie sich nicht von ihrer Startposition. Das Gaze Target wird in einer großen Bewegung um die Testpersonen und die Kamera bewegt und danach zwischen ihnen.</w:t>
+      </w:r>
+      <w:r>
+        <w:rPr>
+          <w:sz w:val="16"/>
+          <w:szCs w:val="16"/>
+        </w:rPr>
+        <w:t xml:space="preserve"> Während der Bewegung wurde das Schild hoch und runter bewegt, um noch mehr Variation zu bekommen. Der Pfad ist bewusst so gewählt, das alle möglichen Blickrichtungen ausgedeckt sind. Der innere Pfad soll Variation für eine extreme Blickrichtung darstellen. Der AprilTag ist während des Tests immer frontal von der Kamera sichtbar. Zusätzllich wird mit den Befehlen „move“ (erlaubt Kopfbewegungen) und „freeze“ (nur Augenbewegung) die Kopfbewegung der Testpersonen gesteuert.</w:t>
+      </w:r>
+    </w:p>
+    <w:p>
+      <w:pPr>
+        <w:rPr>
+          <w:sz w:val="16"/>
+          <w:szCs w:val="16"/>
+        </w:rPr>
+      </w:pPr>
+      <w:r>
+        <w:rPr>
+          <w:sz w:val="16"/>
+          <w:szCs w:val="16"/>
+        </w:rPr>
+        <w:t>Insgesamt wurden in 9 Sitzungen an 5 Orten drinnen (53 Testpersonen) und 2 Orten draußen (185 Testpersonen) insgesamt 238 Testpersonen gefilmt.</w:t>
+      </w:r>
+    </w:p>
+    <w:p>
+      <w:pPr>
+        <w:rPr>
+          <w:sz w:val="16"/>
+          <w:szCs w:val="16"/>
+        </w:rPr>
+      </w:pPr>
+      <w:r>
+        <w:rPr>
+          <w:sz w:val="16"/>
+          <w:szCs w:val="16"/>
+        </w:rPr>
+        <w:t>Es gibt Variationen in Umgebung, Beleuchtung, Alter, Geschlecht, Ethnie, Kopfpose und Blickrichtung. Zudem Ganzkörperbilder und Nahaufnahmen.</w:t>
+      </w:r>
+    </w:p>
+    <w:p>
+      <w:pPr>
+        <w:rPr>
+          <w:sz w:val="16"/>
+          <w:szCs w:val="16"/>
+        </w:rPr>
+      </w:pPr>
+      <w:r>
+        <w:rPr>
+          <w:sz w:val="16"/>
+          <w:szCs w:val="16"/>
+        </w:rPr>
+        <w:t>Kopfpose: horizontal [-90°, 90°], vertikal limitiert</w:t>
+      </w:r>
+    </w:p>
+    <w:p>
+      <w:pPr>
+        <w:rPr>
+          <w:sz w:val="16"/>
+          <w:szCs w:val="16"/>
+        </w:rPr>
+      </w:pPr>
+      <w:r>
+        <w:rPr>
+          <w:sz w:val="16"/>
+          <w:szCs w:val="16"/>
+        </w:rPr>
+        <w:t>Blickrichtung: horizontal [-140°, 140°]</w:t>
+      </w:r>
+      <w:r>
+        <w:rPr>
+          <w:sz w:val="16"/>
+          <w:szCs w:val="16"/>
+        </w:rPr>
+        <w:t xml:space="preserve"> aber wenige Samples über [-70, 70]</w:t>
+      </w:r>
+    </w:p>
+    <w:p>
+      <w:pPr>
+        <w:rPr>
+          <w:sz w:val="16"/>
+          <w:szCs w:val="16"/>
+        </w:rPr>
+      </w:pPr>
+    </w:p>
+    <w:p>
+      <w:pPr>
+        <w:rPr>
+          <w:sz w:val="16"/>
+          <w:szCs w:val="16"/>
+        </w:rPr>
+      </w:pPr>
+    </w:p>
+    <w:p>
+      <w:pPr>
+        <w:rPr>
+          <w:sz w:val="16"/>
+          <w:szCs w:val="16"/>
+        </w:rPr>
+      </w:pPr>
+      <w:r>
+        <w:rPr>
+          <w:sz w:val="16"/>
+          <w:szCs w:val="16"/>
+        </w:rPr>
+        <w:br w:type="page"/>
+      </w:r>
+    </w:p>
+    <w:p>
+      <w:pPr>
+        <w:rPr>
+          <w:sz w:val="16"/>
+          <w:szCs w:val="16"/>
+        </w:rPr>
+      </w:pPr>
+      <w:r>
+        <w:rPr>
+          <w:sz w:val="16"/>
+          <w:szCs w:val="16"/>
+        </w:rPr>
+        <w:lastRenderedPageBreak/>
+        <w:t>ETH-X Gaze</w:t>
+      </w:r>
+    </w:p>
+    <w:p>
+      <w:pPr>
+        <w:rPr>
+          <w:sz w:val="16"/>
+          <w:szCs w:val="16"/>
+        </w:rPr>
+      </w:pPr>
+      <w:r>
+        <w:rPr>
+          <w:sz w:val="16"/>
+          <w:szCs w:val="16"/>
+        </w:rPr>
+        <w:t xml:space="preserve">Dieser Datensatz möchte zeigen das neben den </w:t>
+      </w:r>
+      <w:r>
+        <w:rPr>
+          <w:sz w:val="16"/>
+          <w:szCs w:val="16"/>
+        </w:rPr>
+        <w:t>Parametern</w:t>
+      </w:r>
+      <w:r>
+        <w:rPr>
+          <w:sz w:val="16"/>
+          <w:szCs w:val="16"/>
+        </w:rPr>
+        <w:t xml:space="preserve"> Kopfpose und Blickrichtung auch ein großer Fokus auf Variationen der Aufnahmeperspektive, extreme Blickwinkel, unterschiedliche Beleuchtungsverhältnisse und Input Bildauflösungen</w:t>
+      </w:r>
+      <w:r>
+        <w:rPr>
+          <w:sz w:val="16"/>
+          <w:szCs w:val="16"/>
+        </w:rPr>
+        <w:t xml:space="preserve"> sowie das Vorhandensein von Verdeckungen (Brille) gesetzt werden sollte. ETH-X Gaze</w:t>
+      </w:r>
+      <w:r>
+        <w:rPr>
+          <w:sz w:val="16"/>
+          <w:szCs w:val="16"/>
+        </w:rPr>
+        <w:t xml:space="preserve"> setzt auf hochauflösende Bilder und eine breite Verteilung der Samples in den wichtigen Parametern.</w:t>
+      </w:r>
+    </w:p>
+    <w:p>
+      <w:pPr>
+        <w:rPr>
+          <w:sz w:val="16"/>
+          <w:szCs w:val="16"/>
+        </w:rPr>
+      </w:pPr>
+      <w:r>
+        <w:rPr>
+          <w:sz w:val="16"/>
+          <w:szCs w:val="16"/>
+        </w:rPr>
+        <w:t>Aufbau: Es werden 18x Canon 250D digital SLR Kameras genutzt in verschiedenen Blickwinkeln. 5x Paare zur Erfassung der Geometrie und 8x zur Texturerfassung (erlaubt 3D Gesichtskonstruktion). Die Auflösung der Kameras beträgt 6000x4000 pixel. Für synchrone Bildaufnahme sind die Kameras mit einer ESPER trigger box verbunde. Der Auslöser ist eine kabellose Maus. Sie hat</w:t>
+      </w:r>
+      <w:r>
+        <w:rPr>
+          <w:sz w:val="16"/>
+          <w:szCs w:val="16"/>
+        </w:rPr>
+        <w:t xml:space="preserve"> nach dem Klick</w:t>
+      </w:r>
+      <w:r>
+        <w:rPr>
+          <w:sz w:val="16"/>
+          <w:szCs w:val="16"/>
+        </w:rPr>
+        <w:t xml:space="preserve"> eine Verzögerung von 0.05 Sekunden </w:t>
+      </w:r>
+      <w:r>
+        <w:rPr>
+          <w:sz w:val="16"/>
+          <w:szCs w:val="16"/>
+        </w:rPr>
+        <w:t>bevor ein Bild aufgenommen wird. Eine Leinwand (120x100 cm) wird mittig der Kameras platziert und ein Projektor zeigt das Testprogramm. Hier wird ein Raspberry Pi als Computer verwendet. Es gibt 4</w:t>
+      </w:r>
+      <w:r>
+        <w:rPr>
+          <w:sz w:val="16"/>
+          <w:szCs w:val="16"/>
+        </w:rPr>
+        <w:t>x</w:t>
+      </w:r>
+      <w:r>
+        <w:rPr>
+          <w:sz w:val="16"/>
+          <w:szCs w:val="16"/>
+        </w:rPr>
+        <w:t xml:space="preserve"> Lichtboxen (Walimex Daylight 250), 2 links, 2 rechts die ungefähr ~4500lm ausstrahlen. Jede Lichtbox kann an und ausgeschaltet werden (15 verschiedene Zustände). Als letztes werden Polarisierungsfilter vor Lichtboxen und Kameras platziert. Testpersonen sitzen 1 Meter entfernt von der Leinwand an einer Kopfstütze um eigene Kopfbewegungen zu vermeiden. </w:t>
+      </w:r>
+    </w:p>
+    <w:p>
+      <w:pPr>
+        <w:rPr>
+          <w:sz w:val="16"/>
+          <w:szCs w:val="16"/>
+        </w:rPr>
+      </w:pPr>
+      <w:r>
+        <w:rPr>
+          <w:sz w:val="16"/>
+          <w:szCs w:val="16"/>
+        </w:rPr>
+        <w:t xml:space="preserve">Test: Auf der Leinwand erscheinen schrumpfende Kreise. Sobald ein Kreis ein Punkt wird, soll die Testperson einen Klick mit der Maus ausführen. </w:t>
+      </w:r>
+      <w:r>
+        <w:rPr>
+          <w:sz w:val="16"/>
+          <w:szCs w:val="16"/>
+        </w:rPr>
+        <w:t xml:space="preserve">[ </w:t>
+      </w:r>
+      <w:r>
+        <w:rPr>
+          <w:sz w:val="16"/>
+          <w:szCs w:val="16"/>
+        </w:rPr>
+        <w:t>1) Es gibt ein Fenster von 500ms als Reaktionszeit. 2) Die Schrumpfzeit ist zufällig. 3) Die Testperson muss eine bestimmte Anzahl von Kreisen bestätigen. Jeder Fehler erhöht die Anzahl</w:t>
+      </w:r>
+      <w:r>
+        <w:rPr>
+          <w:sz w:val="16"/>
+          <w:szCs w:val="16"/>
+        </w:rPr>
+        <w:t>. ] Für den Großteil des Datensatzes sind alle 4x Lichtboxen angeschaltet. Ein kleiner Teil beschäftigt sich mit der Variation in den 15 Lichtzuständen.</w:t>
+      </w:r>
+    </w:p>
+    <w:p>
+      <w:pPr>
+        <w:rPr>
+          <w:sz w:val="16"/>
+          <w:szCs w:val="16"/>
+        </w:rPr>
+      </w:pPr>
+      <w:r>
+        <w:rPr>
+          <w:sz w:val="16"/>
+          <w:szCs w:val="16"/>
+        </w:rPr>
+        <w:t>Insgesamt gibt es Samples von 110 Testpersonen (47 weiblich, 63 männlich) zwischen 19-41 Jahren. 17x Kontaktlinsen und 17x Brillen. Ethnien: kaukasisch, mittlerer Osten, Ostasien, Südasien und afrikanisch</w:t>
+      </w:r>
+    </w:p>
+    <w:p>
+      <w:pPr>
+        <w:rPr>
+          <w:sz w:val="16"/>
+          <w:szCs w:val="16"/>
+        </w:rPr>
+      </w:pPr>
+      <w:r>
+        <w:rPr>
+          <w:sz w:val="16"/>
+          <w:szCs w:val="16"/>
+        </w:rPr>
+        <w:t>Kann benutzt werden zum Training und zur Evaluierung.</w:t>
+      </w:r>
+    </w:p>
+    <w:p>
+      <w:pPr>
+        <w:rPr>
+          <w:sz w:val="16"/>
+          <w:szCs w:val="16"/>
+        </w:rPr>
+      </w:pPr>
+    </w:p>
+    <w:p>
+      <w:pPr>
+        <w:rPr>
+          <w:sz w:val="16"/>
+          <w:szCs w:val="16"/>
+        </w:rPr>
+      </w:pPr>
+      <w:r>
+        <w:rPr>
+          <w:sz w:val="16"/>
+          <w:szCs w:val="16"/>
+        </w:rPr>
+        <w:br w:type="page"/>
+      </w:r>
+    </w:p>
+    <w:p>
+      <w:pPr>
+        <w:rPr>
+          <w:sz w:val="16"/>
+          <w:szCs w:val="16"/>
+        </w:rPr>
+      </w:pPr>
+      <w:r>
+        <w:rPr>
+          <w:sz w:val="16"/>
+          <w:szCs w:val="16"/>
+        </w:rPr>
+        <w:lastRenderedPageBreak/>
+        <w:t>GazeUnconstrained:</w:t>
+      </w:r>
+    </w:p>
+    <w:p>
+      <w:pPr>
+        <w:rPr>
+          <w:sz w:val="16"/>
+          <w:szCs w:val="16"/>
+        </w:rPr>
+      </w:pPr>
+      <w:r>
+        <w:rPr>
+          <w:sz w:val="16"/>
+          <w:szCs w:val="16"/>
+        </w:rPr>
+        <w:t>Ein Datensatz der Testpersonen aufnimmt während sie eine TV-Serie schauen.</w:t>
+      </w:r>
     </w:p>
     <w:sectPr>
       <w:footerReference w:type="even" r:id="rId7"/>

--- a/review.docx
+++ b/review.docx
@@ -84,12 +84,21 @@
                 <w:szCs w:val="16"/>
               </w:rPr>
             </w:pPr>
-            <w:r>
-              <w:rPr>
-                <w:sz w:val="16"/>
-                <w:szCs w:val="16"/>
-              </w:rPr>
-              <w:t>GazeCapture (2016)</w:t>
+            <w:proofErr w:type="spellStart"/>
+            <w:r>
+              <w:rPr>
+                <w:sz w:val="16"/>
+                <w:szCs w:val="16"/>
+              </w:rPr>
+              <w:t>GazeCapture</w:t>
+            </w:r>
+            <w:proofErr w:type="spellEnd"/>
+            <w:r>
+              <w:rPr>
+                <w:sz w:val="16"/>
+                <w:szCs w:val="16"/>
+              </w:rPr>
+              <w:t xml:space="preserve"> (2016)</w:t>
             </w:r>
           </w:p>
         </w:tc>
@@ -104,12 +113,21 @@
                 <w:szCs w:val="16"/>
               </w:rPr>
             </w:pPr>
-            <w:r>
-              <w:rPr>
-                <w:sz w:val="16"/>
-                <w:szCs w:val="16"/>
-              </w:rPr>
-              <w:t>MPIIGaze (2017)</w:t>
+            <w:proofErr w:type="spellStart"/>
+            <w:r>
+              <w:rPr>
+                <w:sz w:val="16"/>
+                <w:szCs w:val="16"/>
+              </w:rPr>
+              <w:t>MPIIGaze</w:t>
+            </w:r>
+            <w:proofErr w:type="spellEnd"/>
+            <w:r>
+              <w:rPr>
+                <w:sz w:val="16"/>
+                <w:szCs w:val="16"/>
+              </w:rPr>
+              <w:t xml:space="preserve"> (2017)</w:t>
             </w:r>
           </w:p>
         </w:tc>
@@ -164,6 +182,7 @@
                 <w:szCs w:val="16"/>
               </w:rPr>
             </w:pPr>
+            <w:proofErr w:type="spellStart"/>
             <w:r>
               <w:rPr>
                 <w:sz w:val="16"/>
@@ -171,6 +190,7 @@
               </w:rPr>
               <w:t>GazeUnconstrained</w:t>
             </w:r>
+            <w:proofErr w:type="spellEnd"/>
             <w:r>
               <w:rPr>
                 <w:sz w:val="16"/>
@@ -201,6 +221,7 @@
                 <w:lang w:val="en-US"/>
               </w:rPr>
             </w:pPr>
+            <w:proofErr w:type="spellStart"/>
             <w:r>
               <w:rPr>
                 <w:sz w:val="16"/>
@@ -209,6 +230,7 @@
               </w:rPr>
               <w:t>Nutzen</w:t>
             </w:r>
+            <w:proofErr w:type="spellEnd"/>
           </w:p>
         </w:tc>
         <w:tc>
@@ -281,8 +303,18 @@
                 <w:szCs w:val="16"/>
                 <w:lang w:val="en-US"/>
               </w:rPr>
-              <w:t>3D gaze estimation in everyday environment and without any assumptions regarding user […] and camera […]“</w:t>
-            </w:r>
+              <w:t>3D gaze estimation in everyday environment and without any assumptions regarding user […] and camera [</w:t>
+            </w:r>
+            <w:proofErr w:type="gramStart"/>
+            <w:r>
+              <w:rPr>
+                <w:sz w:val="16"/>
+                <w:szCs w:val="16"/>
+                <w:lang w:val="en-US"/>
+              </w:rPr>
+              <w:t>…]“</w:t>
+            </w:r>
+            <w:proofErr w:type="gramEnd"/>
           </w:p>
         </w:tc>
         <w:tc>
@@ -371,8 +403,18 @@
                 <w:szCs w:val="16"/>
                 <w:lang w:val="en-US"/>
               </w:rPr>
-              <w:t>Art der Aufnahme</w:t>
-            </w:r>
+              <w:t xml:space="preserve">Art der </w:t>
+            </w:r>
+            <w:proofErr w:type="spellStart"/>
+            <w:r>
+              <w:rPr>
+                <w:sz w:val="16"/>
+                <w:szCs w:val="16"/>
+                <w:lang w:val="en-US"/>
+              </w:rPr>
+              <w:t>Aufnahme</w:t>
+            </w:r>
+            <w:proofErr w:type="spellEnd"/>
           </w:p>
         </w:tc>
         <w:tc>
@@ -409,13 +451,23 @@
                 <w:lang w:val="en-US"/>
               </w:rPr>
             </w:pPr>
-            <w:r>
-              <w:rPr>
-                <w:sz w:val="16"/>
-                <w:szCs w:val="16"/>
-                <w:lang w:val="en-US"/>
-              </w:rPr>
-              <w:t>Iphone front-camera</w:t>
+            <w:proofErr w:type="spellStart"/>
+            <w:r>
+              <w:rPr>
+                <w:sz w:val="16"/>
+                <w:szCs w:val="16"/>
+                <w:lang w:val="en-US"/>
+              </w:rPr>
+              <w:t>Iphone</w:t>
+            </w:r>
+            <w:proofErr w:type="spellEnd"/>
+            <w:r>
+              <w:rPr>
+                <w:sz w:val="16"/>
+                <w:szCs w:val="16"/>
+                <w:lang w:val="en-US"/>
+              </w:rPr>
+              <w:t xml:space="preserve"> front-camera</w:t>
             </w:r>
           </w:p>
         </w:tc>
@@ -551,8 +603,18 @@
                 <w:szCs w:val="16"/>
                 <w:lang w:val="en-US"/>
               </w:rPr>
-              <w:t>Kurze Beschreibung</w:t>
-            </w:r>
+              <w:t xml:space="preserve">Kurze </w:t>
+            </w:r>
+            <w:proofErr w:type="spellStart"/>
+            <w:r>
+              <w:rPr>
+                <w:sz w:val="16"/>
+                <w:szCs w:val="16"/>
+                <w:lang w:val="en-US"/>
+              </w:rPr>
+              <w:t>Beschreibung</w:t>
+            </w:r>
+            <w:proofErr w:type="spellEnd"/>
           </w:p>
         </w:tc>
         <w:tc>
@@ -581,7 +643,25 @@
                 <w:szCs w:val="16"/>
                 <w:lang w:val="en-US"/>
               </w:rPr>
-              <w:t>are recorded frontally. Additionally contains four differenct protocols for evaluating performance of Gaze Estimation Model</w:t>
+              <w:t xml:space="preserve">are recorded frontally. Additionally contains four </w:t>
+            </w:r>
+            <w:proofErr w:type="spellStart"/>
+            <w:r>
+              <w:rPr>
+                <w:sz w:val="16"/>
+                <w:szCs w:val="16"/>
+                <w:lang w:val="en-US"/>
+              </w:rPr>
+              <w:t>differenct</w:t>
+            </w:r>
+            <w:proofErr w:type="spellEnd"/>
+            <w:r>
+              <w:rPr>
+                <w:sz w:val="16"/>
+                <w:szCs w:val="16"/>
+                <w:lang w:val="en-US"/>
+              </w:rPr>
+              <w:t xml:space="preserve"> protocols for evaluating performance of Gaze Estimation Model</w:t>
             </w:r>
           </w:p>
         </w:tc>
@@ -603,7 +683,25 @@
                 <w:szCs w:val="16"/>
                 <w:lang w:val="en-US"/>
               </w:rPr>
-              <w:t xml:space="preserve">Over 1000 crowdsourced participants use GazeCapture App to record their faces. High priority in great quantity  </w:t>
+              <w:t xml:space="preserve">Over 1000 crowdsourced participants use </w:t>
+            </w:r>
+            <w:proofErr w:type="spellStart"/>
+            <w:r>
+              <w:rPr>
+                <w:sz w:val="16"/>
+                <w:szCs w:val="16"/>
+                <w:lang w:val="en-US"/>
+              </w:rPr>
+              <w:t>GazeCapture</w:t>
+            </w:r>
+            <w:proofErr w:type="spellEnd"/>
+            <w:r>
+              <w:rPr>
+                <w:sz w:val="16"/>
+                <w:szCs w:val="16"/>
+                <w:lang w:val="en-US"/>
+              </w:rPr>
+              <w:t xml:space="preserve"> App to record their faces. High priority in great quantity  </w:t>
             </w:r>
           </w:p>
         </w:tc>
@@ -663,6 +761,14 @@
                 <w:lang w:val="en-US"/>
               </w:rPr>
             </w:pPr>
+            <w:r>
+              <w:rPr>
+                <w:sz w:val="16"/>
+                <w:szCs w:val="16"/>
+                <w:lang w:val="en-US"/>
+              </w:rPr>
+              <w:t xml:space="preserve">Images are very high quality. </w:t>
+            </w:r>
           </w:p>
         </w:tc>
         <w:tc>
@@ -677,6 +783,14 @@
                 <w:lang w:val="en-US"/>
               </w:rPr>
             </w:pPr>
+            <w:r>
+              <w:rPr>
+                <w:sz w:val="16"/>
+                <w:szCs w:val="16"/>
+                <w:lang w:val="en-US"/>
+              </w:rPr>
+              <w:t>“Participants watch a full television episode that naturally evokes attention […], providing data that reflect real cognitive engagement.”</w:t>
+            </w:r>
           </w:p>
         </w:tc>
       </w:tr>
@@ -693,6 +807,7 @@
                 <w:lang w:val="en-US"/>
               </w:rPr>
             </w:pPr>
+            <w:proofErr w:type="spellStart"/>
             <w:r>
               <w:rPr>
                 <w:sz w:val="16"/>
@@ -701,6 +816,7 @@
               </w:rPr>
               <w:t>Testaufbau</w:t>
             </w:r>
+            <w:proofErr w:type="spellEnd"/>
           </w:p>
         </w:tc>
         <w:tc>
@@ -839,9 +955,22 @@
               <w:rPr>
                 <w:sz w:val="16"/>
                 <w:szCs w:val="16"/>
-                <w:lang w:val="en-US"/>
               </w:rPr>
             </w:pPr>
+            <w:r>
+              <w:rPr>
+                <w:sz w:val="16"/>
+                <w:szCs w:val="16"/>
+              </w:rPr>
+              <w:t>Normal, alle Geräte 30 FPS u</w:t>
+            </w:r>
+            <w:r>
+              <w:rPr>
+                <w:sz w:val="16"/>
+                <w:szCs w:val="16"/>
+              </w:rPr>
+              <w:t>nd ein einziges Skript zur Steuerung aller Geräte.</w:t>
+            </w:r>
           </w:p>
         </w:tc>
       </w:tr>
@@ -851,32 +980,28 @@
         <w:rPr>
           <w:sz w:val="16"/>
           <w:szCs w:val="16"/>
-          <w:lang w:val="en-US"/>
-        </w:rPr>
-      </w:pPr>
-    </w:p>
-    <w:p>
-      <w:pPr>
-        <w:rPr>
-          <w:sz w:val="16"/>
-          <w:szCs w:val="16"/>
-          <w:lang w:val="en-US"/>
-        </w:rPr>
-      </w:pPr>
-    </w:p>
-    <w:p>
-      <w:pPr>
-        <w:rPr>
-          <w:sz w:val="16"/>
-          <w:szCs w:val="16"/>
-          <w:lang w:val="en-US"/>
-        </w:rPr>
-      </w:pPr>
-      <w:r>
-        <w:rPr>
-          <w:sz w:val="16"/>
-          <w:szCs w:val="16"/>
-          <w:lang w:val="en-US"/>
+        </w:rPr>
+      </w:pPr>
+    </w:p>
+    <w:p>
+      <w:pPr>
+        <w:rPr>
+          <w:sz w:val="16"/>
+          <w:szCs w:val="16"/>
+        </w:rPr>
+      </w:pPr>
+    </w:p>
+    <w:p>
+      <w:pPr>
+        <w:rPr>
+          <w:sz w:val="16"/>
+          <w:szCs w:val="16"/>
+        </w:rPr>
+      </w:pPr>
+      <w:r>
+        <w:rPr>
+          <w:sz w:val="16"/>
+          <w:szCs w:val="16"/>
         </w:rPr>
         <w:br w:type="page"/>
       </w:r>
@@ -916,7 +1041,39 @@
           <w:sz w:val="16"/>
           <w:szCs w:val="16"/>
         </w:rPr>
-        <w:t>ls Vergleichsmaßstab für Gaze Estimation Algorithmen erstellt wurde. Durch die Daten ist es möglich die Algorithmen hinsichtlich ihrer Stabilität für i) Kopfpose, ii) Personen, iii) Umgebung und iv) Bildschirm- oder 3D Objekte zu testen.</w:t>
+        <w:t xml:space="preserve">ls Vergleichsmaßstab für Gaze </w:t>
+      </w:r>
+      <w:proofErr w:type="spellStart"/>
+      <w:r>
+        <w:rPr>
+          <w:sz w:val="16"/>
+          <w:szCs w:val="16"/>
+        </w:rPr>
+        <w:t>Estimation</w:t>
+      </w:r>
+      <w:proofErr w:type="spellEnd"/>
+      <w:r>
+        <w:rPr>
+          <w:sz w:val="16"/>
+          <w:szCs w:val="16"/>
+        </w:rPr>
+        <w:t xml:space="preserve"> Algorithmen erstellt wurde. Durch die Daten ist es möglich die Algorithmen hinsichtlich ihrer Stabilität für i) </w:t>
+      </w:r>
+      <w:proofErr w:type="spellStart"/>
+      <w:r>
+        <w:rPr>
+          <w:sz w:val="16"/>
+          <w:szCs w:val="16"/>
+        </w:rPr>
+        <w:t>Kopfpose</w:t>
+      </w:r>
+      <w:proofErr w:type="spellEnd"/>
+      <w:r>
+        <w:rPr>
+          <w:sz w:val="16"/>
+          <w:szCs w:val="16"/>
+        </w:rPr>
+        <w:t>, ii) Personen, iii) Umgebung und iv) Bildschirm- oder 3D Objekte zu testen.</w:t>
       </w:r>
     </w:p>
     <w:p>
@@ -938,7 +1095,23 @@
           <w:sz w:val="16"/>
           <w:szCs w:val="16"/>
         </w:rPr>
-        <w:t xml:space="preserve"> Aufnahmeprogramm auf dem Computer, Kinect und HD Camera unter dem Bildschirm, sodass Augen ohne Störung der Augenlider aufgenommen werden können. Eine bestimmte Distanz wird eingehalten</w:t>
+        <w:t xml:space="preserve"> Aufnahmeprogramm auf dem Computer, Kinect und HD </w:t>
+      </w:r>
+      <w:proofErr w:type="spellStart"/>
+      <w:r>
+        <w:rPr>
+          <w:sz w:val="16"/>
+          <w:szCs w:val="16"/>
+        </w:rPr>
+        <w:t>Camera</w:t>
+      </w:r>
+      <w:proofErr w:type="spellEnd"/>
+      <w:r>
+        <w:rPr>
+          <w:sz w:val="16"/>
+          <w:szCs w:val="16"/>
+        </w:rPr>
+        <w:t xml:space="preserve"> unter dem Bildschirm, sodass Augen ohne Störung der Augenlider aufgenommen werden können. Eine bestimmte Distanz wird eingehalten</w:t>
       </w:r>
       <w:r>
         <w:rPr>
@@ -974,29 +1147,173 @@
           <w:sz w:val="16"/>
           <w:szCs w:val="16"/>
         </w:rPr>
-        <w:t>Tests: Discreete screen target (DS) – Kleiner Kreis mi</w:t>
-      </w:r>
-      <w:r>
-        <w:rPr>
-          <w:sz w:val="16"/>
-          <w:szCs w:val="16"/>
-        </w:rPr>
-        <w:t>t zufälliger Position, Continuous screen target (CS) – kleiner Kreis in zufälliger Bewegung, 3d floating target (FT) – 4cm Ball hängt in einem Bereich vor dem Bildschirm und wird bewegt.</w:t>
-      </w:r>
-    </w:p>
-    <w:p>
-      <w:pPr>
-        <w:rPr>
-          <w:sz w:val="16"/>
-          <w:szCs w:val="16"/>
-        </w:rPr>
-      </w:pPr>
-      <w:r>
-        <w:rPr>
-          <w:sz w:val="16"/>
-          <w:szCs w:val="16"/>
-        </w:rPr>
-        <w:t xml:space="preserve">Kopfposen sind static case und mobile case. </w:t>
+        <w:t xml:space="preserve">Tests: </w:t>
+      </w:r>
+      <w:proofErr w:type="spellStart"/>
+      <w:r>
+        <w:rPr>
+          <w:sz w:val="16"/>
+          <w:szCs w:val="16"/>
+        </w:rPr>
+        <w:t>Discreete</w:t>
+      </w:r>
+      <w:proofErr w:type="spellEnd"/>
+      <w:r>
+        <w:rPr>
+          <w:sz w:val="16"/>
+          <w:szCs w:val="16"/>
+        </w:rPr>
+        <w:t xml:space="preserve"> screen </w:t>
+      </w:r>
+      <w:proofErr w:type="spellStart"/>
+      <w:r>
+        <w:rPr>
+          <w:sz w:val="16"/>
+          <w:szCs w:val="16"/>
+        </w:rPr>
+        <w:t>target</w:t>
+      </w:r>
+      <w:proofErr w:type="spellEnd"/>
+      <w:r>
+        <w:rPr>
+          <w:sz w:val="16"/>
+          <w:szCs w:val="16"/>
+        </w:rPr>
+        <w:t xml:space="preserve"> (DS) – Kleiner Kreis mi</w:t>
+      </w:r>
+      <w:r>
+        <w:rPr>
+          <w:sz w:val="16"/>
+          <w:szCs w:val="16"/>
+        </w:rPr>
+        <w:t xml:space="preserve">t zufälliger Position, </w:t>
+      </w:r>
+      <w:proofErr w:type="spellStart"/>
+      <w:r>
+        <w:rPr>
+          <w:sz w:val="16"/>
+          <w:szCs w:val="16"/>
+        </w:rPr>
+        <w:t>Continuous</w:t>
+      </w:r>
+      <w:proofErr w:type="spellEnd"/>
+      <w:r>
+        <w:rPr>
+          <w:sz w:val="16"/>
+          <w:szCs w:val="16"/>
+        </w:rPr>
+        <w:t xml:space="preserve"> screen </w:t>
+      </w:r>
+      <w:proofErr w:type="spellStart"/>
+      <w:r>
+        <w:rPr>
+          <w:sz w:val="16"/>
+          <w:szCs w:val="16"/>
+        </w:rPr>
+        <w:t>target</w:t>
+      </w:r>
+      <w:proofErr w:type="spellEnd"/>
+      <w:r>
+        <w:rPr>
+          <w:sz w:val="16"/>
+          <w:szCs w:val="16"/>
+        </w:rPr>
+        <w:t xml:space="preserve"> (CS) – kleiner Kreis in zufälliger Bewegung, 3d </w:t>
+      </w:r>
+      <w:proofErr w:type="spellStart"/>
+      <w:r>
+        <w:rPr>
+          <w:sz w:val="16"/>
+          <w:szCs w:val="16"/>
+        </w:rPr>
+        <w:t>floating</w:t>
+      </w:r>
+      <w:proofErr w:type="spellEnd"/>
+      <w:r>
+        <w:rPr>
+          <w:sz w:val="16"/>
+          <w:szCs w:val="16"/>
+        </w:rPr>
+        <w:t xml:space="preserve"> </w:t>
+      </w:r>
+      <w:proofErr w:type="spellStart"/>
+      <w:r>
+        <w:rPr>
+          <w:sz w:val="16"/>
+          <w:szCs w:val="16"/>
+        </w:rPr>
+        <w:t>target</w:t>
+      </w:r>
+      <w:proofErr w:type="spellEnd"/>
+      <w:r>
+        <w:rPr>
+          <w:sz w:val="16"/>
+          <w:szCs w:val="16"/>
+        </w:rPr>
+        <w:t xml:space="preserve"> (FT) – 4cm Ball hängt in einem Bereich vor dem Bildschirm und wird bewegt.</w:t>
+      </w:r>
+    </w:p>
+    <w:p>
+      <w:pPr>
+        <w:rPr>
+          <w:sz w:val="16"/>
+          <w:szCs w:val="16"/>
+        </w:rPr>
+      </w:pPr>
+      <w:r>
+        <w:rPr>
+          <w:sz w:val="16"/>
+          <w:szCs w:val="16"/>
+        </w:rPr>
+        <w:t xml:space="preserve">Kopfposen sind </w:t>
+      </w:r>
+      <w:proofErr w:type="spellStart"/>
+      <w:r>
+        <w:rPr>
+          <w:sz w:val="16"/>
+          <w:szCs w:val="16"/>
+        </w:rPr>
+        <w:t>static</w:t>
+      </w:r>
+      <w:proofErr w:type="spellEnd"/>
+      <w:r>
+        <w:rPr>
+          <w:sz w:val="16"/>
+          <w:szCs w:val="16"/>
+        </w:rPr>
+        <w:t xml:space="preserve"> </w:t>
+      </w:r>
+      <w:proofErr w:type="spellStart"/>
+      <w:r>
+        <w:rPr>
+          <w:sz w:val="16"/>
+          <w:szCs w:val="16"/>
+        </w:rPr>
+        <w:t>case</w:t>
+      </w:r>
+      <w:proofErr w:type="spellEnd"/>
+      <w:r>
+        <w:rPr>
+          <w:sz w:val="16"/>
+          <w:szCs w:val="16"/>
+        </w:rPr>
+        <w:t xml:space="preserve"> und mobile </w:t>
+      </w:r>
+      <w:proofErr w:type="spellStart"/>
+      <w:r>
+        <w:rPr>
+          <w:sz w:val="16"/>
+          <w:szCs w:val="16"/>
+        </w:rPr>
+        <w:t>case</w:t>
+      </w:r>
+      <w:proofErr w:type="spellEnd"/>
+      <w:r>
+        <w:rPr>
+          <w:sz w:val="16"/>
+          <w:szCs w:val="16"/>
+        </w:rPr>
+        <w:t xml:space="preserve">. </w:t>
       </w:r>
       <w:r>
         <w:rPr>
@@ -1101,8 +1418,33 @@
           <w:sz w:val="16"/>
           <w:szCs w:val="16"/>
         </w:rPr>
-        <w:t>Gaze Estimation accuracy</w:t>
-      </w:r>
+        <w:t xml:space="preserve">Gaze </w:t>
+      </w:r>
+      <w:proofErr w:type="spellStart"/>
+      <w:r>
+        <w:rPr>
+          <w:sz w:val="16"/>
+          <w:szCs w:val="16"/>
+        </w:rPr>
+        <w:t>Estimation</w:t>
+      </w:r>
+      <w:proofErr w:type="spellEnd"/>
+      <w:r>
+        <w:rPr>
+          <w:sz w:val="16"/>
+          <w:szCs w:val="16"/>
+        </w:rPr>
+        <w:t xml:space="preserve"> </w:t>
+      </w:r>
+      <w:proofErr w:type="spellStart"/>
+      <w:r>
+        <w:rPr>
+          <w:sz w:val="16"/>
+          <w:szCs w:val="16"/>
+        </w:rPr>
+        <w:t>accuracy</w:t>
+      </w:r>
+      <w:proofErr w:type="spellEnd"/>
     </w:p>
     <w:p>
       <w:pPr>
@@ -1116,13 +1458,79 @@
           <w:szCs w:val="16"/>
         </w:rPr>
       </w:pPr>
-      <w:r>
-        <w:rPr>
-          <w:sz w:val="16"/>
-          <w:szCs w:val="16"/>
-        </w:rPr>
-        <w:t>Robustness to head pose variations</w:t>
-      </w:r>
+      <w:proofErr w:type="spellStart"/>
+      <w:r>
+        <w:rPr>
+          <w:sz w:val="16"/>
+          <w:szCs w:val="16"/>
+        </w:rPr>
+        <w:t>Robustness</w:t>
+      </w:r>
+      <w:proofErr w:type="spellEnd"/>
+      <w:r>
+        <w:rPr>
+          <w:sz w:val="16"/>
+          <w:szCs w:val="16"/>
+        </w:rPr>
+        <w:t xml:space="preserve"> </w:t>
+      </w:r>
+      <w:proofErr w:type="spellStart"/>
+      <w:r>
+        <w:rPr>
+          <w:sz w:val="16"/>
+          <w:szCs w:val="16"/>
+        </w:rPr>
+        <w:t>to</w:t>
+      </w:r>
+      <w:proofErr w:type="spellEnd"/>
+      <w:r>
+        <w:rPr>
+          <w:sz w:val="16"/>
+          <w:szCs w:val="16"/>
+        </w:rPr>
+        <w:t xml:space="preserve"> </w:t>
+      </w:r>
+      <w:proofErr w:type="spellStart"/>
+      <w:r>
+        <w:rPr>
+          <w:sz w:val="16"/>
+          <w:szCs w:val="16"/>
+        </w:rPr>
+        <w:t>head</w:t>
+      </w:r>
+      <w:proofErr w:type="spellEnd"/>
+      <w:r>
+        <w:rPr>
+          <w:sz w:val="16"/>
+          <w:szCs w:val="16"/>
+        </w:rPr>
+        <w:t xml:space="preserve"> </w:t>
+      </w:r>
+      <w:proofErr w:type="spellStart"/>
+      <w:r>
+        <w:rPr>
+          <w:sz w:val="16"/>
+          <w:szCs w:val="16"/>
+        </w:rPr>
+        <w:t>pose</w:t>
+      </w:r>
+      <w:proofErr w:type="spellEnd"/>
+      <w:r>
+        <w:rPr>
+          <w:sz w:val="16"/>
+          <w:szCs w:val="16"/>
+        </w:rPr>
+        <w:t xml:space="preserve"> </w:t>
+      </w:r>
+      <w:proofErr w:type="spellStart"/>
+      <w:r>
+        <w:rPr>
+          <w:sz w:val="16"/>
+          <w:szCs w:val="16"/>
+        </w:rPr>
+        <w:t>variations</w:t>
+      </w:r>
+      <w:proofErr w:type="spellEnd"/>
     </w:p>
     <w:p>
       <w:pPr>
@@ -1141,8 +1549,17 @@
           <w:sz w:val="16"/>
           <w:szCs w:val="16"/>
         </w:rPr>
-        <w:t>Person dependence</w:t>
-      </w:r>
+        <w:t xml:space="preserve">Person </w:t>
+      </w:r>
+      <w:proofErr w:type="spellStart"/>
+      <w:r>
+        <w:rPr>
+          <w:sz w:val="16"/>
+          <w:szCs w:val="16"/>
+        </w:rPr>
+        <w:t>dependence</w:t>
+      </w:r>
+      <w:proofErr w:type="spellEnd"/>
     </w:p>
     <w:p>
       <w:pPr>
@@ -1156,13 +1573,31 @@
           <w:szCs w:val="16"/>
         </w:rPr>
       </w:pPr>
-      <w:r>
-        <w:rPr>
-          <w:sz w:val="16"/>
-          <w:szCs w:val="16"/>
-        </w:rPr>
-        <w:t>Condition variations</w:t>
-      </w:r>
+      <w:proofErr w:type="spellStart"/>
+      <w:r>
+        <w:rPr>
+          <w:sz w:val="16"/>
+          <w:szCs w:val="16"/>
+        </w:rPr>
+        <w:t>Condition</w:t>
+      </w:r>
+      <w:proofErr w:type="spellEnd"/>
+      <w:r>
+        <w:rPr>
+          <w:sz w:val="16"/>
+          <w:szCs w:val="16"/>
+        </w:rPr>
+        <w:t xml:space="preserve"> </w:t>
+      </w:r>
+      <w:proofErr w:type="spellStart"/>
+      <w:r>
+        <w:rPr>
+          <w:sz w:val="16"/>
+          <w:szCs w:val="16"/>
+        </w:rPr>
+        <w:t>variations</w:t>
+      </w:r>
+      <w:proofErr w:type="spellEnd"/>
     </w:p>
     <w:p>
       <w:pPr>
@@ -1191,7 +1626,23 @@
           <w:sz w:val="16"/>
           <w:szCs w:val="16"/>
         </w:rPr>
-        <w:t>EYEDIAP benutzt ein einheitliches World Coordinate System mit der Einheit in Metern. Der Ursprung liegt bei der Testperson und die Koordin</w:t>
+        <w:t xml:space="preserve">EYEDIAP benutzt ein einheitliches World </w:t>
+      </w:r>
+      <w:proofErr w:type="spellStart"/>
+      <w:r>
+        <w:rPr>
+          <w:sz w:val="16"/>
+          <w:szCs w:val="16"/>
+        </w:rPr>
+        <w:t>Coordinate</w:t>
+      </w:r>
+      <w:proofErr w:type="spellEnd"/>
+      <w:r>
+        <w:rPr>
+          <w:sz w:val="16"/>
+          <w:szCs w:val="16"/>
+        </w:rPr>
+        <w:t xml:space="preserve"> System mit der Einheit in Metern. Der Ursprung liegt bei der Testperson und die Koordin</w:t>
       </w:r>
       <w:r>
         <w:rPr>
@@ -1233,8 +1684,17 @@
           <w:sz w:val="16"/>
           <w:szCs w:val="16"/>
         </w:rPr>
-        <w:t xml:space="preserve"> konsistent mit dem OpenGL standard</w:t>
-      </w:r>
+        <w:t xml:space="preserve"> konsistent mit dem OpenGL </w:t>
+      </w:r>
+      <w:proofErr w:type="spellStart"/>
+      <w:r>
+        <w:rPr>
+          <w:sz w:val="16"/>
+          <w:szCs w:val="16"/>
+        </w:rPr>
+        <w:t>standard</w:t>
+      </w:r>
+      <w:proofErr w:type="spellEnd"/>
       <w:r>
         <w:rPr>
           <w:sz w:val="16"/>
@@ -1262,7 +1722,23 @@
           <w:sz w:val="16"/>
           <w:szCs w:val="16"/>
         </w:rPr>
-        <w:t>3D screen calibration:</w:t>
+        <w:t xml:space="preserve">3D screen </w:t>
+      </w:r>
+      <w:proofErr w:type="spellStart"/>
+      <w:r>
+        <w:rPr>
+          <w:sz w:val="16"/>
+          <w:szCs w:val="16"/>
+        </w:rPr>
+        <w:t>calibration</w:t>
+      </w:r>
+      <w:proofErr w:type="spellEnd"/>
+      <w:r>
+        <w:rPr>
+          <w:sz w:val="16"/>
+          <w:szCs w:val="16"/>
+        </w:rPr>
+        <w:t>:</w:t>
       </w:r>
     </w:p>
     <w:p>
@@ -1375,50 +1851,116 @@
           <w:szCs w:val="16"/>
         </w:rPr>
       </w:pPr>
+      <w:proofErr w:type="spellStart"/>
       <w:r>
         <w:rPr>
           <w:sz w:val="16"/>
           <w:szCs w:val="16"/>
         </w:rPr>
         <w:lastRenderedPageBreak/>
-        <w:t>GazeCapture:</w:t>
-      </w:r>
-    </w:p>
-    <w:p>
-      <w:pPr>
-        <w:rPr>
-          <w:sz w:val="16"/>
-          <w:szCs w:val="16"/>
-        </w:rPr>
-      </w:pPr>
-      <w:r>
-        <w:rPr>
-          <w:sz w:val="16"/>
-          <w:szCs w:val="16"/>
-        </w:rPr>
-        <w:t>GazeCapture ist ein Datensatz der hauptsächlich für das Training von iTracker erstellt wurde.</w:t>
-      </w:r>
-      <w:r>
-        <w:rPr>
-          <w:sz w:val="16"/>
-          <w:szCs w:val="16"/>
-        </w:rPr>
-        <w:t xml:space="preserve"> Das Ziel ist es Eye tracking für die Öffentlichkeit verfügbar zu machen. Der Datensatz wird mithilfe von Crowdsourcing gebaut und enthält Daten von fast 1500 Testpersonen, eine große Variation in Hintergründen, Beleuchtung und Kopfposen, welche über die Handykamera aufgenommen wurden.</w:t>
-      </w:r>
-    </w:p>
-    <w:p>
-      <w:pPr>
-        <w:rPr>
-          <w:sz w:val="16"/>
-          <w:szCs w:val="16"/>
-        </w:rPr>
-      </w:pPr>
-      <w:r>
-        <w:rPr>
-          <w:sz w:val="16"/>
-          <w:szCs w:val="16"/>
-        </w:rPr>
-        <w:t>Aufbau: Erstellung einer iOS-App, Rekrutierung von Testpersonen über Amazon Mechanical Turk</w:t>
+        <w:t>GazeCapture</w:t>
+      </w:r>
+      <w:proofErr w:type="spellEnd"/>
+      <w:r>
+        <w:rPr>
+          <w:sz w:val="16"/>
+          <w:szCs w:val="16"/>
+        </w:rPr>
+        <w:t>:</w:t>
+      </w:r>
+    </w:p>
+    <w:p>
+      <w:pPr>
+        <w:rPr>
+          <w:sz w:val="16"/>
+          <w:szCs w:val="16"/>
+        </w:rPr>
+      </w:pPr>
+      <w:proofErr w:type="spellStart"/>
+      <w:r>
+        <w:rPr>
+          <w:sz w:val="16"/>
+          <w:szCs w:val="16"/>
+        </w:rPr>
+        <w:t>GazeCapture</w:t>
+      </w:r>
+      <w:proofErr w:type="spellEnd"/>
+      <w:r>
+        <w:rPr>
+          <w:sz w:val="16"/>
+          <w:szCs w:val="16"/>
+        </w:rPr>
+        <w:t xml:space="preserve"> ist ein Datensatz der hauptsächlich für das Training von </w:t>
+      </w:r>
+      <w:proofErr w:type="spellStart"/>
+      <w:r>
+        <w:rPr>
+          <w:sz w:val="16"/>
+          <w:szCs w:val="16"/>
+        </w:rPr>
+        <w:t>iTracker</w:t>
+      </w:r>
+      <w:proofErr w:type="spellEnd"/>
+      <w:r>
+        <w:rPr>
+          <w:sz w:val="16"/>
+          <w:szCs w:val="16"/>
+        </w:rPr>
+        <w:t xml:space="preserve"> erstellt wurde.</w:t>
+      </w:r>
+      <w:r>
+        <w:rPr>
+          <w:sz w:val="16"/>
+          <w:szCs w:val="16"/>
+        </w:rPr>
+        <w:t xml:space="preserve"> Das Ziel ist es Eye </w:t>
+      </w:r>
+      <w:proofErr w:type="spellStart"/>
+      <w:r>
+        <w:rPr>
+          <w:sz w:val="16"/>
+          <w:szCs w:val="16"/>
+        </w:rPr>
+        <w:t>tracking</w:t>
+      </w:r>
+      <w:proofErr w:type="spellEnd"/>
+      <w:r>
+        <w:rPr>
+          <w:sz w:val="16"/>
+          <w:szCs w:val="16"/>
+        </w:rPr>
+        <w:t xml:space="preserve"> für die Öffentlichkeit verfügbar zu machen. Der Datensatz wird mithilfe von Crowdsourcing gebaut und enthält Daten von fast 1500 Testpersonen, eine große Variation in Hintergründen, Beleuchtung und Kopfposen, welche über die Handykamera aufgenommen wurden.</w:t>
+      </w:r>
+    </w:p>
+    <w:p>
+      <w:pPr>
+        <w:rPr>
+          <w:sz w:val="16"/>
+          <w:szCs w:val="16"/>
+        </w:rPr>
+      </w:pPr>
+      <w:r>
+        <w:rPr>
+          <w:sz w:val="16"/>
+          <w:szCs w:val="16"/>
+        </w:rPr>
+        <w:t xml:space="preserve">Aufbau: Erstellung einer iOS-App, Rekrutierung von Testpersonen über Amazon </w:t>
+      </w:r>
+      <w:proofErr w:type="spellStart"/>
+      <w:r>
+        <w:rPr>
+          <w:sz w:val="16"/>
+          <w:szCs w:val="16"/>
+        </w:rPr>
+        <w:t>Mechanical</w:t>
+      </w:r>
+      <w:proofErr w:type="spellEnd"/>
+      <w:r>
+        <w:rPr>
+          <w:sz w:val="16"/>
+          <w:szCs w:val="16"/>
+        </w:rPr>
+        <w:t xml:space="preserve"> Turk</w:t>
       </w:r>
       <w:r>
         <w:rPr>
@@ -1435,12 +1977,21 @@
           <w:szCs w:val="16"/>
         </w:rPr>
       </w:pPr>
-      <w:r>
-        <w:rPr>
-          <w:sz w:val="16"/>
-          <w:szCs w:val="16"/>
-        </w:rPr>
-        <w:t>Iphone Geräte stabiler als Android Geräte (Geräteversionen, Codebasis)</w:t>
+      <w:proofErr w:type="spellStart"/>
+      <w:r>
+        <w:rPr>
+          <w:sz w:val="16"/>
+          <w:szCs w:val="16"/>
+        </w:rPr>
+        <w:t>Iphone</w:t>
+      </w:r>
+      <w:proofErr w:type="spellEnd"/>
+      <w:r>
+        <w:rPr>
+          <w:sz w:val="16"/>
+          <w:szCs w:val="16"/>
+        </w:rPr>
+        <w:t xml:space="preserve"> Geräte stabiler als Android Geräte (Geräteversionen, Codebasis)</w:t>
       </w:r>
     </w:p>
     <w:p>
@@ -1535,7 +2086,55 @@
           <w:sz w:val="16"/>
           <w:szCs w:val="16"/>
         </w:rPr>
-        <w:t>Über Amazon Mechanical Turk wurde jeder Testperson ein einzigartiger Code zugeordnet, der in der iOS-App eingegeben wurde. Die Punktpositionen sind zufällig auf dem Bildschirm, zur Kalibrierung wurden 13 Punkte ausgewählt. Die Daten wurden als Frames gespeichert, anstatt Videos, um Compression Artifacts zu vermeiden.</w:t>
+        <w:t xml:space="preserve">Über Amazon </w:t>
+      </w:r>
+      <w:proofErr w:type="spellStart"/>
+      <w:r>
+        <w:rPr>
+          <w:sz w:val="16"/>
+          <w:szCs w:val="16"/>
+        </w:rPr>
+        <w:t>Mechanical</w:t>
+      </w:r>
+      <w:proofErr w:type="spellEnd"/>
+      <w:r>
+        <w:rPr>
+          <w:sz w:val="16"/>
+          <w:szCs w:val="16"/>
+        </w:rPr>
+        <w:t xml:space="preserve"> Turk wurde jeder Testperson ein einzigartiger Code zugeordnet, der in der iOS-App eingegeben wurde. Die Punktpositionen sind zufällig auf dem Bildschirm, zur Kalibrierung wurden 13 Punkte ausgewählt. Die Daten wurden als Frames gespeichert, anstatt Videos, um </w:t>
+      </w:r>
+      <w:proofErr w:type="spellStart"/>
+      <w:r>
+        <w:rPr>
+          <w:sz w:val="16"/>
+          <w:szCs w:val="16"/>
+        </w:rPr>
+        <w:t>Compression</w:t>
+      </w:r>
+      <w:proofErr w:type="spellEnd"/>
+      <w:r>
+        <w:rPr>
+          <w:sz w:val="16"/>
+          <w:szCs w:val="16"/>
+        </w:rPr>
+        <w:t xml:space="preserve"> </w:t>
+      </w:r>
+      <w:proofErr w:type="spellStart"/>
+      <w:r>
+        <w:rPr>
+          <w:sz w:val="16"/>
+          <w:szCs w:val="16"/>
+        </w:rPr>
+        <w:t>Artifacts</w:t>
+      </w:r>
+      <w:proofErr w:type="spellEnd"/>
+      <w:r>
+        <w:rPr>
+          <w:sz w:val="16"/>
+          <w:szCs w:val="16"/>
+        </w:rPr>
+        <w:t xml:space="preserve"> zu vermeiden.</w:t>
       </w:r>
     </w:p>
     <w:p>
@@ -1568,28 +2167,46 @@
           <w:szCs w:val="16"/>
         </w:rPr>
       </w:pPr>
+      <w:proofErr w:type="spellStart"/>
       <w:r>
         <w:rPr>
           <w:sz w:val="16"/>
           <w:szCs w:val="16"/>
         </w:rPr>
         <w:lastRenderedPageBreak/>
-        <w:t>MPIIGaze:</w:t>
-      </w:r>
-    </w:p>
-    <w:p>
-      <w:pPr>
-        <w:rPr>
-          <w:sz w:val="16"/>
-          <w:szCs w:val="16"/>
-        </w:rPr>
-      </w:pPr>
-      <w:r>
-        <w:rPr>
-          <w:sz w:val="16"/>
-          <w:szCs w:val="16"/>
-        </w:rPr>
-        <w:t xml:space="preserve">MPIIGaze ist ein </w:t>
+        <w:t>MPIIGaze</w:t>
+      </w:r>
+      <w:proofErr w:type="spellEnd"/>
+      <w:r>
+        <w:rPr>
+          <w:sz w:val="16"/>
+          <w:szCs w:val="16"/>
+        </w:rPr>
+        <w:t>:</w:t>
+      </w:r>
+    </w:p>
+    <w:p>
+      <w:pPr>
+        <w:rPr>
+          <w:sz w:val="16"/>
+          <w:szCs w:val="16"/>
+        </w:rPr>
+      </w:pPr>
+      <w:proofErr w:type="spellStart"/>
+      <w:r>
+        <w:rPr>
+          <w:sz w:val="16"/>
+          <w:szCs w:val="16"/>
+        </w:rPr>
+        <w:t>MPIIGaze</w:t>
+      </w:r>
+      <w:proofErr w:type="spellEnd"/>
+      <w:r>
+        <w:rPr>
+          <w:sz w:val="16"/>
+          <w:szCs w:val="16"/>
+        </w:rPr>
+        <w:t xml:space="preserve"> ist ein </w:t>
       </w:r>
       <w:r>
         <w:rPr>
@@ -1660,7 +2277,55 @@
           <w:sz w:val="16"/>
           <w:szCs w:val="16"/>
         </w:rPr>
-        <w:t>Vor der Datensammlungsphase wurden die 3D Positionen der „six facial landmarks“ mit einer externen Stereokamera aufgenommen.</w:t>
+        <w:t>Vor der Datensammlungsphase wurden die 3D Positionen der „</w:t>
+      </w:r>
+      <w:proofErr w:type="spellStart"/>
+      <w:r>
+        <w:rPr>
+          <w:sz w:val="16"/>
+          <w:szCs w:val="16"/>
+        </w:rPr>
+        <w:t>six</w:t>
+      </w:r>
+      <w:proofErr w:type="spellEnd"/>
+      <w:r>
+        <w:rPr>
+          <w:sz w:val="16"/>
+          <w:szCs w:val="16"/>
+        </w:rPr>
+        <w:t xml:space="preserve"> </w:t>
+      </w:r>
+      <w:proofErr w:type="spellStart"/>
+      <w:r>
+        <w:rPr>
+          <w:sz w:val="16"/>
+          <w:szCs w:val="16"/>
+        </w:rPr>
+        <w:t>facial</w:t>
+      </w:r>
+      <w:proofErr w:type="spellEnd"/>
+      <w:r>
+        <w:rPr>
+          <w:sz w:val="16"/>
+          <w:szCs w:val="16"/>
+        </w:rPr>
+        <w:t xml:space="preserve"> </w:t>
+      </w:r>
+      <w:proofErr w:type="spellStart"/>
+      <w:r>
+        <w:rPr>
+          <w:sz w:val="16"/>
+          <w:szCs w:val="16"/>
+        </w:rPr>
+        <w:t>landmarks</w:t>
+      </w:r>
+      <w:proofErr w:type="spellEnd"/>
+      <w:r>
+        <w:rPr>
+          <w:sz w:val="16"/>
+          <w:szCs w:val="16"/>
+        </w:rPr>
+        <w:t>“ mit einer externen Stereokamera aufgenommen.</w:t>
       </w:r>
     </w:p>
     <w:p>
@@ -1682,7 +2347,23 @@
           <w:sz w:val="16"/>
           <w:szCs w:val="16"/>
         </w:rPr>
-        <w:t>Da jede Testperson einen anderen Laptop besaß, mussten Bildschirmkoordinaten zu 3D Koordinaten im Kamera Koordinaten System transformiert werden. Die intrinsischen Parameter jeder Kamera erhielt man über die OpenCV Kalibrierung und die 3D Koordinate des Bildschirms wurde mithilfe der Spiegelmethode geschätzt (Kalibrierungsmuster auf Bildschirm über Spiegel an Webcam gespiegelt).</w:t>
+        <w:t xml:space="preserve">Da jede Testperson einen anderen Laptop besaß, mussten Bildschirmkoordinaten zu 3D Koordinaten im Kamera Koordinaten System transformiert werden. Die intrinsischen Parameter jeder Kamera erhielt man über die </w:t>
+      </w:r>
+      <w:proofErr w:type="spellStart"/>
+      <w:r>
+        <w:rPr>
+          <w:sz w:val="16"/>
+          <w:szCs w:val="16"/>
+        </w:rPr>
+        <w:t>OpenCV</w:t>
+      </w:r>
+      <w:proofErr w:type="spellEnd"/>
+      <w:r>
+        <w:rPr>
+          <w:sz w:val="16"/>
+          <w:szCs w:val="16"/>
+        </w:rPr>
+        <w:t xml:space="preserve"> Kalibrierung und die 3D Koordinate des Bildschirms wurde mithilfe der Spiegelmethode geschätzt (Kalibrierungsmuster auf Bildschirm über Spiegel an Webcam gespiegelt).</w:t>
       </w:r>
       <w:r>
         <w:rPr>
@@ -1733,7 +2414,23 @@
           <w:sz w:val="16"/>
           <w:szCs w:val="16"/>
         </w:rPr>
-        <w:t xml:space="preserve">Da Webcams benutzt werden sind die Gaze Directions schwerwiegend unter der horizontalen Achse, da diese sich über dem Bildschirm befinden. Das Setup erlaubt auch nur eine fast frontale Position des Kopfes </w:t>
+        <w:t xml:space="preserve">Da Webcams benutzt werden sind die Gaze </w:t>
+      </w:r>
+      <w:proofErr w:type="spellStart"/>
+      <w:r>
+        <w:rPr>
+          <w:sz w:val="16"/>
+          <w:szCs w:val="16"/>
+        </w:rPr>
+        <w:t>Directions</w:t>
+      </w:r>
+      <w:proofErr w:type="spellEnd"/>
+      <w:r>
+        <w:rPr>
+          <w:sz w:val="16"/>
+          <w:szCs w:val="16"/>
+        </w:rPr>
+        <w:t xml:space="preserve"> schwerwiegend unter der horizontalen Achse, da diese sich über dem Bildschirm befinden. Das Setup erlaubt auch nur eine fast frontale Position des Kopfes </w:t>
       </w:r>
       <w:r>
         <w:rPr>
@@ -1754,22 +2451,63 @@
           <w:sz w:val="16"/>
           <w:szCs w:val="16"/>
         </w:rPr>
-        <w:t xml:space="preserve"> Im Vergleich zu anderen Datensätzen scheint es eine größere Variation für Augenbilder zu geben, vorallem für Augenbilder bei Brillenträgern.</w:t>
-      </w:r>
-    </w:p>
-    <w:p>
-      <w:pPr>
-        <w:rPr>
-          <w:sz w:val="16"/>
-          <w:szCs w:val="16"/>
-        </w:rPr>
-      </w:pPr>
-      <w:r>
-        <w:rPr>
-          <w:sz w:val="16"/>
-          <w:szCs w:val="16"/>
-        </w:rPr>
-        <w:t>Vertical [-1.5, 20] | Horizontal [-18, 18]</w:t>
+        <w:t xml:space="preserve"> Im Vergleich zu anderen Datensätzen scheint es eine größere Variation für Augenbilder zu geben, </w:t>
+      </w:r>
+      <w:proofErr w:type="spellStart"/>
+      <w:r>
+        <w:rPr>
+          <w:sz w:val="16"/>
+          <w:szCs w:val="16"/>
+        </w:rPr>
+        <w:t>vorallem</w:t>
+      </w:r>
+      <w:proofErr w:type="spellEnd"/>
+      <w:r>
+        <w:rPr>
+          <w:sz w:val="16"/>
+          <w:szCs w:val="16"/>
+        </w:rPr>
+        <w:t xml:space="preserve"> für Augenbilder bei Brillenträgern.</w:t>
+      </w:r>
+    </w:p>
+    <w:p>
+      <w:pPr>
+        <w:rPr>
+          <w:sz w:val="16"/>
+          <w:szCs w:val="16"/>
+        </w:rPr>
+      </w:pPr>
+      <w:proofErr w:type="spellStart"/>
+      <w:r>
+        <w:rPr>
+          <w:sz w:val="16"/>
+          <w:szCs w:val="16"/>
+        </w:rPr>
+        <w:t>Vertical</w:t>
+      </w:r>
+      <w:proofErr w:type="spellEnd"/>
+      <w:r>
+        <w:rPr>
+          <w:sz w:val="16"/>
+          <w:szCs w:val="16"/>
+        </w:rPr>
+        <w:t xml:space="preserve"> [-1.5, 20] | </w:t>
+      </w:r>
+      <w:proofErr w:type="gramStart"/>
+      <w:r>
+        <w:rPr>
+          <w:sz w:val="16"/>
+          <w:szCs w:val="16"/>
+        </w:rPr>
+        <w:t>Horizontal</w:t>
+      </w:r>
+      <w:proofErr w:type="gramEnd"/>
+      <w:r>
+        <w:rPr>
+          <w:sz w:val="16"/>
+          <w:szCs w:val="16"/>
+        </w:rPr>
+        <w:t xml:space="preserve"> [-18, 18]</w:t>
       </w:r>
     </w:p>
     <w:p>
@@ -1858,29 +2596,125 @@
           <w:sz w:val="16"/>
           <w:szCs w:val="16"/>
         </w:rPr>
-        <w:t xml:space="preserve"> Bei diesem Datensatz sollten die Testpersonen so viele Freiheiten wie möglich haben in ihrer Kopfpose und Blickrichtung.</w:t>
-      </w:r>
-      <w:r>
-        <w:rPr>
-          <w:sz w:val="16"/>
-          <w:szCs w:val="16"/>
-        </w:rPr>
-        <w:t xml:space="preserve"> Dieser Datensatz kann besonders für die Gaze Estimation bei Überwachungskameras attraktiv sein</w:t>
-      </w:r>
-    </w:p>
-    <w:p>
-      <w:pPr>
-        <w:rPr>
-          <w:sz w:val="16"/>
-          <w:szCs w:val="16"/>
-        </w:rPr>
-      </w:pPr>
-      <w:r>
-        <w:rPr>
-          <w:sz w:val="16"/>
-          <w:szCs w:val="16"/>
-        </w:rPr>
-        <w:t xml:space="preserve">Aufbau: Das Setup ist um die Ladybug5 360° Panoramic Camera gebaut, welche mit einem Tripod in der Mitte platziert wird. Sie besteht aus überlappenden 5 megapixel Kameras, jede mit 120° Sichtbereich. Das Gaze Target ist ein Schild mit einem AprilTag, welches von den Testpersonen </w:t>
+        <w:t xml:space="preserve"> Bei diesem Datensatz sollten die Testpersonen so viele Freiheiten wie möglich haben in ihrer </w:t>
+      </w:r>
+      <w:proofErr w:type="spellStart"/>
+      <w:r>
+        <w:rPr>
+          <w:sz w:val="16"/>
+          <w:szCs w:val="16"/>
+        </w:rPr>
+        <w:t>Kopfpose</w:t>
+      </w:r>
+      <w:proofErr w:type="spellEnd"/>
+      <w:r>
+        <w:rPr>
+          <w:sz w:val="16"/>
+          <w:szCs w:val="16"/>
+        </w:rPr>
+        <w:t xml:space="preserve"> und Blickrichtung.</w:t>
+      </w:r>
+      <w:r>
+        <w:rPr>
+          <w:sz w:val="16"/>
+          <w:szCs w:val="16"/>
+        </w:rPr>
+        <w:t xml:space="preserve"> Dieser Datensatz kann besonders für die Gaze </w:t>
+      </w:r>
+      <w:proofErr w:type="spellStart"/>
+      <w:r>
+        <w:rPr>
+          <w:sz w:val="16"/>
+          <w:szCs w:val="16"/>
+        </w:rPr>
+        <w:t>Estimation</w:t>
+      </w:r>
+      <w:proofErr w:type="spellEnd"/>
+      <w:r>
+        <w:rPr>
+          <w:sz w:val="16"/>
+          <w:szCs w:val="16"/>
+        </w:rPr>
+        <w:t xml:space="preserve"> bei Überwachungskameras attraktiv sein</w:t>
+      </w:r>
+    </w:p>
+    <w:p>
+      <w:pPr>
+        <w:rPr>
+          <w:sz w:val="16"/>
+          <w:szCs w:val="16"/>
+        </w:rPr>
+      </w:pPr>
+      <w:r>
+        <w:rPr>
+          <w:sz w:val="16"/>
+          <w:szCs w:val="16"/>
+        </w:rPr>
+        <w:t xml:space="preserve">Aufbau: Das Setup ist um die Ladybug5 360° </w:t>
+      </w:r>
+      <w:proofErr w:type="spellStart"/>
+      <w:r>
+        <w:rPr>
+          <w:sz w:val="16"/>
+          <w:szCs w:val="16"/>
+        </w:rPr>
+        <w:t>Panoramic</w:t>
+      </w:r>
+      <w:proofErr w:type="spellEnd"/>
+      <w:r>
+        <w:rPr>
+          <w:sz w:val="16"/>
+          <w:szCs w:val="16"/>
+        </w:rPr>
+        <w:t xml:space="preserve"> </w:t>
+      </w:r>
+      <w:proofErr w:type="spellStart"/>
+      <w:r>
+        <w:rPr>
+          <w:sz w:val="16"/>
+          <w:szCs w:val="16"/>
+        </w:rPr>
+        <w:t>Camera</w:t>
+      </w:r>
+      <w:proofErr w:type="spellEnd"/>
+      <w:r>
+        <w:rPr>
+          <w:sz w:val="16"/>
+          <w:szCs w:val="16"/>
+        </w:rPr>
+        <w:t xml:space="preserve"> gebaut, welche mit einem Tripod in der Mitte platziert wird. Sie besteht aus überlappenden 5 </w:t>
+      </w:r>
+      <w:proofErr w:type="spellStart"/>
+      <w:r>
+        <w:rPr>
+          <w:sz w:val="16"/>
+          <w:szCs w:val="16"/>
+        </w:rPr>
+        <w:t>megapixel</w:t>
+      </w:r>
+      <w:proofErr w:type="spellEnd"/>
+      <w:r>
+        <w:rPr>
+          <w:sz w:val="16"/>
+          <w:szCs w:val="16"/>
+        </w:rPr>
+        <w:t xml:space="preserve"> Kameras, jede mit 120° Sichtbereich. Das Gaze Target ist ein Schild mit einem </w:t>
+      </w:r>
+      <w:proofErr w:type="spellStart"/>
+      <w:r>
+        <w:rPr>
+          <w:sz w:val="16"/>
+          <w:szCs w:val="16"/>
+        </w:rPr>
+        <w:t>AprilTag</w:t>
+      </w:r>
+      <w:proofErr w:type="spellEnd"/>
+      <w:r>
+        <w:rPr>
+          <w:sz w:val="16"/>
+          <w:szCs w:val="16"/>
+        </w:rPr>
+        <w:t xml:space="preserve">, welches von den Testpersonen </w:t>
       </w:r>
       <w:r>
         <w:rPr>
@@ -1894,14 +2728,46 @@
           <w:sz w:val="16"/>
           <w:szCs w:val="16"/>
         </w:rPr>
-        <w:t xml:space="preserve"> beobachtet wird. Jedes Frame wird als 3382x4096 pixel Bild gespeichert</w:t>
-      </w:r>
-      <w:r>
-        <w:rPr>
-          <w:sz w:val="16"/>
-          <w:szCs w:val="16"/>
-        </w:rPr>
-        <w:t>, nach der Entfernung von Fishaugeneffekt und Verzerrungen</w:t>
+        <w:t xml:space="preserve"> beobachtet wird. Jedes Frame wird als 3382x4096 </w:t>
+      </w:r>
+      <w:proofErr w:type="spellStart"/>
+      <w:r>
+        <w:rPr>
+          <w:sz w:val="16"/>
+          <w:szCs w:val="16"/>
+        </w:rPr>
+        <w:t>pixel</w:t>
+      </w:r>
+      <w:proofErr w:type="spellEnd"/>
+      <w:r>
+        <w:rPr>
+          <w:sz w:val="16"/>
+          <w:szCs w:val="16"/>
+        </w:rPr>
+        <w:t xml:space="preserve"> Bild gespeichert</w:t>
+      </w:r>
+      <w:r>
+        <w:rPr>
+          <w:sz w:val="16"/>
+          <w:szCs w:val="16"/>
+        </w:rPr>
+        <w:t xml:space="preserve">, nach der Entfernung von </w:t>
+      </w:r>
+      <w:proofErr w:type="spellStart"/>
+      <w:r>
+        <w:rPr>
+          <w:sz w:val="16"/>
+          <w:szCs w:val="16"/>
+        </w:rPr>
+        <w:t>Fishaugeneffekt</w:t>
+      </w:r>
+      <w:proofErr w:type="spellEnd"/>
+      <w:r>
+        <w:rPr>
+          <w:sz w:val="16"/>
+          <w:szCs w:val="16"/>
+        </w:rPr>
+        <w:t xml:space="preserve"> und Verzerrungen</w:t>
       </w:r>
       <w:r>
         <w:rPr>
@@ -1923,43 +2789,38 @@
           <w:sz w:val="16"/>
           <w:szCs w:val="16"/>
         </w:rPr>
-        <w:t xml:space="preserve">Das Setup </w:t>
-      </w:r>
-      <w:r>
-        <w:rPr>
-          <w:sz w:val="16"/>
-          <w:szCs w:val="16"/>
-        </w:rPr>
-        <w:t>besteht nur aus Kamera, Laptop, Stromquelle und Gaze Target und ist daher</w:t>
-      </w:r>
-      <w:r>
-        <w:rPr>
-          <w:sz w:val="16"/>
-          <w:szCs w:val="16"/>
-        </w:rPr>
-        <w:t xml:space="preserve"> sehr mobil</w:t>
-      </w:r>
-      <w:r>
-        <w:rPr>
-          <w:sz w:val="16"/>
-          <w:szCs w:val="16"/>
-        </w:rPr>
-        <w:t>. Es erlaubt einen effizienten Einsatz an vielen verschiedenen Orten.</w:t>
-      </w:r>
-    </w:p>
-    <w:p>
-      <w:pPr>
-        <w:rPr>
-          <w:sz w:val="16"/>
-          <w:szCs w:val="16"/>
-        </w:rPr>
-      </w:pPr>
-      <w:r>
-        <w:rPr>
-          <w:sz w:val="16"/>
-          <w:szCs w:val="16"/>
-        </w:rPr>
-        <w:t xml:space="preserve">Für die Erkennung der Testpersonen wird mit AlphaPose Kopf und Fuß einer Testperson erkannt. </w:t>
+        <w:t>Das Setup besteht nur aus Kamera, Laptop, Stromquelle und Gaze Target und ist daher sehr mobil. Es erlaubt einen effizienten Einsatz an vielen verschiedenen Orten.</w:t>
+      </w:r>
+    </w:p>
+    <w:p>
+      <w:pPr>
+        <w:rPr>
+          <w:sz w:val="16"/>
+          <w:szCs w:val="16"/>
+        </w:rPr>
+      </w:pPr>
+      <w:r>
+        <w:rPr>
+          <w:sz w:val="16"/>
+          <w:szCs w:val="16"/>
+        </w:rPr>
+        <w:t xml:space="preserve">Für die Erkennung der Testpersonen wird mit </w:t>
+      </w:r>
+      <w:proofErr w:type="spellStart"/>
+      <w:r>
+        <w:rPr>
+          <w:sz w:val="16"/>
+          <w:szCs w:val="16"/>
+        </w:rPr>
+        <w:t>AlphaPose</w:t>
+      </w:r>
+      <w:proofErr w:type="spellEnd"/>
+      <w:r>
+        <w:rPr>
+          <w:sz w:val="16"/>
+          <w:szCs w:val="16"/>
+        </w:rPr>
+        <w:t xml:space="preserve"> Kopf und Fuß einer Testperson erkannt. </w:t>
       </w:r>
       <w:r>
         <w:rPr>
@@ -2037,7 +2898,23 @@
           <w:sz w:val="16"/>
           <w:szCs w:val="16"/>
         </w:rPr>
-        <w:t xml:space="preserve"> besteht aus AprilTag zur Verfolgung der 3D Position des Targets über die Kamera, und einem Kreuz unten, worauf der Blick der Testpersonen fixiert werden soll. </w:t>
+        <w:t xml:space="preserve"> besteht aus </w:t>
+      </w:r>
+      <w:proofErr w:type="spellStart"/>
+      <w:r>
+        <w:rPr>
+          <w:sz w:val="16"/>
+          <w:szCs w:val="16"/>
+        </w:rPr>
+        <w:t>AprilTag</w:t>
+      </w:r>
+      <w:proofErr w:type="spellEnd"/>
+      <w:r>
+        <w:rPr>
+          <w:sz w:val="16"/>
+          <w:szCs w:val="16"/>
+        </w:rPr>
+        <w:t xml:space="preserve"> zur Verfolgung der 3D Position des Targets über die Kamera, und einem Kreuz unten, worauf der Blick der Testpersonen fixiert werden soll. </w:t>
       </w:r>
     </w:p>
     <w:p>
@@ -2095,7 +2972,71 @@
           <w:sz w:val="16"/>
           <w:szCs w:val="16"/>
         </w:rPr>
-        <w:t xml:space="preserve"> Während der Bewegung wurde das Schild hoch und runter bewegt, um noch mehr Variation zu bekommen. Der Pfad ist bewusst so gewählt, das alle möglichen Blickrichtungen ausgedeckt sind. Der innere Pfad soll Variation für eine extreme Blickrichtung darstellen. Der AprilTag ist während des Tests immer frontal von der Kamera sichtbar. Zusätzllich wird mit den Befehlen „move“ (erlaubt Kopfbewegungen) und „freeze“ (nur Augenbewegung) die Kopfbewegung der Testpersonen gesteuert.</w:t>
+        <w:t xml:space="preserve"> Während der Bewegung wurde das Schild hoch und runter bewegt, um noch mehr Variation zu bekommen. Der Pfad ist bewusst so gewählt, das alle möglichen Blickrichtungen ausgedeckt sind. Der innere Pfad soll Variation für eine extreme Blickrichtung darstellen. Der </w:t>
+      </w:r>
+      <w:proofErr w:type="spellStart"/>
+      <w:r>
+        <w:rPr>
+          <w:sz w:val="16"/>
+          <w:szCs w:val="16"/>
+        </w:rPr>
+        <w:t>AprilTag</w:t>
+      </w:r>
+      <w:proofErr w:type="spellEnd"/>
+      <w:r>
+        <w:rPr>
+          <w:sz w:val="16"/>
+          <w:szCs w:val="16"/>
+        </w:rPr>
+        <w:t xml:space="preserve"> ist während des Tests immer frontal von der Kamera sichtbar. </w:t>
+      </w:r>
+      <w:proofErr w:type="spellStart"/>
+      <w:r>
+        <w:rPr>
+          <w:sz w:val="16"/>
+          <w:szCs w:val="16"/>
+        </w:rPr>
+        <w:t>Zusätzllich</w:t>
+      </w:r>
+      <w:proofErr w:type="spellEnd"/>
+      <w:r>
+        <w:rPr>
+          <w:sz w:val="16"/>
+          <w:szCs w:val="16"/>
+        </w:rPr>
+        <w:t xml:space="preserve"> wird mit den Befehlen „</w:t>
+      </w:r>
+      <w:proofErr w:type="spellStart"/>
+      <w:r>
+        <w:rPr>
+          <w:sz w:val="16"/>
+          <w:szCs w:val="16"/>
+        </w:rPr>
+        <w:t>move</w:t>
+      </w:r>
+      <w:proofErr w:type="spellEnd"/>
+      <w:r>
+        <w:rPr>
+          <w:sz w:val="16"/>
+          <w:szCs w:val="16"/>
+        </w:rPr>
+        <w:t>“ (erlaubt Kopfbewegungen) und „</w:t>
+      </w:r>
+      <w:proofErr w:type="spellStart"/>
+      <w:r>
+        <w:rPr>
+          <w:sz w:val="16"/>
+          <w:szCs w:val="16"/>
+        </w:rPr>
+        <w:t>freeze</w:t>
+      </w:r>
+      <w:proofErr w:type="spellEnd"/>
+      <w:r>
+        <w:rPr>
+          <w:sz w:val="16"/>
+          <w:szCs w:val="16"/>
+        </w:rPr>
+        <w:t>“ (nur Augenbewegung) die Kopfbewegung der Testpersonen gesteuert.</w:t>
       </w:r>
     </w:p>
     <w:p>
@@ -2125,44 +3066,62 @@
           <w:sz w:val="16"/>
           <w:szCs w:val="16"/>
         </w:rPr>
-        <w:t>Es gibt Variationen in Umgebung, Beleuchtung, Alter, Geschlecht, Ethnie, Kopfpose und Blickrichtung. Zudem Ganzkörperbilder und Nahaufnahmen.</w:t>
-      </w:r>
-    </w:p>
-    <w:p>
-      <w:pPr>
-        <w:rPr>
-          <w:sz w:val="16"/>
-          <w:szCs w:val="16"/>
-        </w:rPr>
-      </w:pPr>
-      <w:r>
-        <w:rPr>
-          <w:sz w:val="16"/>
-          <w:szCs w:val="16"/>
-        </w:rPr>
-        <w:t>Kopfpose: horizontal [-90°, 90°], vertikal limitiert</w:t>
-      </w:r>
-    </w:p>
-    <w:p>
-      <w:pPr>
-        <w:rPr>
-          <w:sz w:val="16"/>
-          <w:szCs w:val="16"/>
-        </w:rPr>
-      </w:pPr>
-      <w:r>
-        <w:rPr>
-          <w:sz w:val="16"/>
-          <w:szCs w:val="16"/>
-        </w:rPr>
-        <w:t>Blickrichtung: horizontal [-140°, 140°]</w:t>
-      </w:r>
-      <w:r>
-        <w:rPr>
-          <w:sz w:val="16"/>
-          <w:szCs w:val="16"/>
-        </w:rPr>
-        <w:t xml:space="preserve"> aber wenige Samples über [-70, 70]</w:t>
+        <w:t xml:space="preserve">Es gibt Variationen in Umgebung, Beleuchtung, Alter, Geschlecht, Ethnie, </w:t>
+      </w:r>
+      <w:proofErr w:type="spellStart"/>
+      <w:r>
+        <w:rPr>
+          <w:sz w:val="16"/>
+          <w:szCs w:val="16"/>
+        </w:rPr>
+        <w:t>Kopfpose</w:t>
+      </w:r>
+      <w:proofErr w:type="spellEnd"/>
+      <w:r>
+        <w:rPr>
+          <w:sz w:val="16"/>
+          <w:szCs w:val="16"/>
+        </w:rPr>
+        <w:t xml:space="preserve"> und Blickrichtung. Zudem Ganzkörperbilder und Nahaufnahmen.</w:t>
+      </w:r>
+    </w:p>
+    <w:p>
+      <w:pPr>
+        <w:rPr>
+          <w:sz w:val="16"/>
+          <w:szCs w:val="16"/>
+        </w:rPr>
+      </w:pPr>
+      <w:proofErr w:type="spellStart"/>
+      <w:r>
+        <w:rPr>
+          <w:sz w:val="16"/>
+          <w:szCs w:val="16"/>
+        </w:rPr>
+        <w:t>Kopfpose</w:t>
+      </w:r>
+      <w:proofErr w:type="spellEnd"/>
+      <w:r>
+        <w:rPr>
+          <w:sz w:val="16"/>
+          <w:szCs w:val="16"/>
+        </w:rPr>
+        <w:t>: horizontal [-90°, 90°], vertikal limitiert</w:t>
+      </w:r>
+    </w:p>
+    <w:p>
+      <w:pPr>
+        <w:rPr>
+          <w:sz w:val="16"/>
+          <w:szCs w:val="16"/>
+        </w:rPr>
+      </w:pPr>
+      <w:r>
+        <w:rPr>
+          <w:sz w:val="16"/>
+          <w:szCs w:val="16"/>
+        </w:rPr>
+        <w:t>Blickrichtung: horizontal [-140°, 140°] aber wenige Samples über [-70, 70]</w:t>
       </w:r>
     </w:p>
     <w:p>
@@ -2238,7 +3197,23 @@
           <w:sz w:val="16"/>
           <w:szCs w:val="16"/>
         </w:rPr>
-        <w:t xml:space="preserve"> Kopfpose und Blickrichtung auch ein großer Fokus auf Variationen der Aufnahmeperspektive, extreme Blickwinkel, unterschiedliche Beleuchtungsverhältnisse und Input Bildauflösungen</w:t>
+        <w:t xml:space="preserve"> </w:t>
+      </w:r>
+      <w:proofErr w:type="spellStart"/>
+      <w:r>
+        <w:rPr>
+          <w:sz w:val="16"/>
+          <w:szCs w:val="16"/>
+        </w:rPr>
+        <w:t>Kopfpose</w:t>
+      </w:r>
+      <w:proofErr w:type="spellEnd"/>
+      <w:r>
+        <w:rPr>
+          <w:sz w:val="16"/>
+          <w:szCs w:val="16"/>
+        </w:rPr>
+        <w:t xml:space="preserve"> und Blickrichtung auch ein großer Fokus auf Variationen der Aufnahmeperspektive, extreme Blickwinkel, unterschiedliche Beleuchtungsverhältnisse und Input Bildauflösungen</w:t>
       </w:r>
       <w:r>
         <w:rPr>
@@ -2267,7 +3242,71 @@
           <w:sz w:val="16"/>
           <w:szCs w:val="16"/>
         </w:rPr>
-        <w:t>Aufbau: Es werden 18x Canon 250D digital SLR Kameras genutzt in verschiedenen Blickwinkeln. 5x Paare zur Erfassung der Geometrie und 8x zur Texturerfassung (erlaubt 3D Gesichtskonstruktion). Die Auflösung der Kameras beträgt 6000x4000 pixel. Für synchrone Bildaufnahme sind die Kameras mit einer ESPER trigger box verbunde. Der Auslöser ist eine kabellose Maus. Sie hat</w:t>
+        <w:t xml:space="preserve">Aufbau: Es werden 18x Canon 250D digital </w:t>
+      </w:r>
+      <w:proofErr w:type="gramStart"/>
+      <w:r>
+        <w:rPr>
+          <w:sz w:val="16"/>
+          <w:szCs w:val="16"/>
+        </w:rPr>
+        <w:t>SLR Kameras</w:t>
+      </w:r>
+      <w:proofErr w:type="gramEnd"/>
+      <w:r>
+        <w:rPr>
+          <w:sz w:val="16"/>
+          <w:szCs w:val="16"/>
+        </w:rPr>
+        <w:t xml:space="preserve"> genutzt in verschiedenen Blickwinkeln. 5x Paare zur Erfassung der Geometrie und 8x zur Texturerfassung (erlaubt 3D Gesichtskonstruktion). Die Auflösung der Kameras beträgt 6000x4000 </w:t>
+      </w:r>
+      <w:proofErr w:type="spellStart"/>
+      <w:r>
+        <w:rPr>
+          <w:sz w:val="16"/>
+          <w:szCs w:val="16"/>
+        </w:rPr>
+        <w:t>pixel</w:t>
+      </w:r>
+      <w:proofErr w:type="spellEnd"/>
+      <w:r>
+        <w:rPr>
+          <w:sz w:val="16"/>
+          <w:szCs w:val="16"/>
+        </w:rPr>
+        <w:t xml:space="preserve">. Für synchrone Bildaufnahme sind die Kameras mit einer ESPER </w:t>
+      </w:r>
+      <w:proofErr w:type="spellStart"/>
+      <w:r>
+        <w:rPr>
+          <w:sz w:val="16"/>
+          <w:szCs w:val="16"/>
+        </w:rPr>
+        <w:t>trigger</w:t>
+      </w:r>
+      <w:proofErr w:type="spellEnd"/>
+      <w:r>
+        <w:rPr>
+          <w:sz w:val="16"/>
+          <w:szCs w:val="16"/>
+        </w:rPr>
+        <w:t xml:space="preserve"> box </w:t>
+      </w:r>
+      <w:proofErr w:type="spellStart"/>
+      <w:r>
+        <w:rPr>
+          <w:sz w:val="16"/>
+          <w:szCs w:val="16"/>
+        </w:rPr>
+        <w:t>verbunde</w:t>
+      </w:r>
+      <w:proofErr w:type="spellEnd"/>
+      <w:r>
+        <w:rPr>
+          <w:sz w:val="16"/>
+          <w:szCs w:val="16"/>
+        </w:rPr>
+        <w:t>. Der Auslöser ist eine kabellose Maus. Sie hat</w:t>
       </w:r>
       <w:r>
         <w:rPr>
@@ -2302,7 +3341,71 @@
           <w:sz w:val="16"/>
           <w:szCs w:val="16"/>
         </w:rPr>
-        <w:t xml:space="preserve"> Lichtboxen (Walimex Daylight 250), 2 links, 2 rechts die ungefähr ~4500lm ausstrahlen. Jede Lichtbox kann an und ausgeschaltet werden (15 verschiedene Zustände). Als letztes werden Polarisierungsfilter vor Lichtboxen und Kameras platziert. Testpersonen sitzen 1 Meter entfernt von der Leinwand an einer Kopfstütze um eigene Kopfbewegungen zu vermeiden. </w:t>
+        <w:t xml:space="preserve"> Lichtboxen (</w:t>
+      </w:r>
+      <w:proofErr w:type="spellStart"/>
+      <w:r>
+        <w:rPr>
+          <w:sz w:val="16"/>
+          <w:szCs w:val="16"/>
+        </w:rPr>
+        <w:t>Walimex</w:t>
+      </w:r>
+      <w:proofErr w:type="spellEnd"/>
+      <w:r>
+        <w:rPr>
+          <w:sz w:val="16"/>
+          <w:szCs w:val="16"/>
+        </w:rPr>
+        <w:t xml:space="preserve"> </w:t>
+      </w:r>
+      <w:proofErr w:type="spellStart"/>
+      <w:r>
+        <w:rPr>
+          <w:sz w:val="16"/>
+          <w:szCs w:val="16"/>
+        </w:rPr>
+        <w:t>Daylight</w:t>
+      </w:r>
+      <w:proofErr w:type="spellEnd"/>
+      <w:r>
+        <w:rPr>
+          <w:sz w:val="16"/>
+          <w:szCs w:val="16"/>
+        </w:rPr>
+        <w:t xml:space="preserve"> 250), 2 links, 2 rechts die ungefähr ~4500lm ausstrahlen. Jede </w:t>
+      </w:r>
+      <w:proofErr w:type="spellStart"/>
+      <w:r>
+        <w:rPr>
+          <w:sz w:val="16"/>
+          <w:szCs w:val="16"/>
+        </w:rPr>
+        <w:t>Lichtbox</w:t>
+      </w:r>
+      <w:proofErr w:type="spellEnd"/>
+      <w:r>
+        <w:rPr>
+          <w:sz w:val="16"/>
+          <w:szCs w:val="16"/>
+        </w:rPr>
+        <w:t xml:space="preserve"> kann an und ausgeschaltet werden (15 verschiedene Zustände). Als letztes werden Polarisierungsfilter vor Lichtboxen und Kameras platziert. Testpersonen sitzen 1 Meter entfernt von der Leinwand an einer </w:t>
+      </w:r>
+      <w:proofErr w:type="gramStart"/>
+      <w:r>
+        <w:rPr>
+          <w:sz w:val="16"/>
+          <w:szCs w:val="16"/>
+        </w:rPr>
+        <w:t>Kopfstütze</w:t>
+      </w:r>
+      <w:proofErr w:type="gramEnd"/>
+      <w:r>
+        <w:rPr>
+          <w:sz w:val="16"/>
+          <w:szCs w:val="16"/>
+        </w:rPr>
+        <w:t xml:space="preserve"> um eigene Kopfbewegungen zu vermeiden. </w:t>
       </w:r>
     </w:p>
     <w:p>
@@ -2333,12 +3436,21 @@
         </w:rPr>
         <w:t>1) Es gibt ein Fenster von 500ms als Reaktionszeit. 2) Die Schrumpfzeit ist zufällig. 3) Die Testperson muss eine bestimmte Anzahl von Kreisen bestätigen. Jeder Fehler erhöht die Anzahl</w:t>
       </w:r>
-      <w:r>
-        <w:rPr>
-          <w:sz w:val="16"/>
-          <w:szCs w:val="16"/>
-        </w:rPr>
-        <w:t>. ] Für den Großteil des Datensatzes sind alle 4x Lichtboxen angeschaltet. Ein kleiner Teil beschäftigt sich mit der Variation in den 15 Lichtzuständen.</w:t>
+      <w:proofErr w:type="gramStart"/>
+      <w:r>
+        <w:rPr>
+          <w:sz w:val="16"/>
+          <w:szCs w:val="16"/>
+        </w:rPr>
+        <w:t>. ]</w:t>
+      </w:r>
+      <w:proofErr w:type="gramEnd"/>
+      <w:r>
+        <w:rPr>
+          <w:sz w:val="16"/>
+          <w:szCs w:val="16"/>
+        </w:rPr>
+        <w:t xml:space="preserve"> Für den Großteil des Datensatzes sind alle 4x Lichtboxen angeschaltet. Ein kleiner Teil beschäftigt sich mit der Variation in den 15 Lichtzuständen.</w:t>
       </w:r>
     </w:p>
     <w:p>
@@ -2401,28 +3513,210 @@
           <w:szCs w:val="16"/>
         </w:rPr>
       </w:pPr>
+      <w:proofErr w:type="spellStart"/>
       <w:r>
         <w:rPr>
           <w:sz w:val="16"/>
           <w:szCs w:val="16"/>
         </w:rPr>
         <w:lastRenderedPageBreak/>
-        <w:t>GazeUnconstrained:</w:t>
-      </w:r>
-    </w:p>
-    <w:p>
-      <w:pPr>
-        <w:rPr>
-          <w:sz w:val="16"/>
-          <w:szCs w:val="16"/>
-        </w:rPr>
-      </w:pPr>
-      <w:r>
-        <w:rPr>
-          <w:sz w:val="16"/>
-          <w:szCs w:val="16"/>
-        </w:rPr>
-        <w:t>Ein Datensatz der Testpersonen aufnimmt während sie eine TV-Serie schauen.</w:t>
+        <w:t>GazeUnconstrained</w:t>
+      </w:r>
+      <w:proofErr w:type="spellEnd"/>
+      <w:r>
+        <w:rPr>
+          <w:sz w:val="16"/>
+          <w:szCs w:val="16"/>
+        </w:rPr>
+        <w:t>:</w:t>
+      </w:r>
+    </w:p>
+    <w:p>
+      <w:pPr>
+        <w:rPr>
+          <w:sz w:val="16"/>
+          <w:szCs w:val="16"/>
+        </w:rPr>
+      </w:pPr>
+      <w:r>
+        <w:rPr>
+          <w:sz w:val="16"/>
+          <w:szCs w:val="16"/>
+        </w:rPr>
+        <w:t xml:space="preserve">Ein Datensatz der Testpersonen </w:t>
+      </w:r>
+      <w:r>
+        <w:rPr>
+          <w:sz w:val="16"/>
+          <w:szCs w:val="16"/>
+        </w:rPr>
+        <w:t>aufnimmt,</w:t>
+      </w:r>
+      <w:r>
+        <w:rPr>
+          <w:sz w:val="16"/>
+          <w:szCs w:val="16"/>
+        </w:rPr>
+        <w:t xml:space="preserve"> während sie eine TV-Serie schauen.</w:t>
+      </w:r>
+      <w:r>
+        <w:rPr>
+          <w:sz w:val="16"/>
+          <w:szCs w:val="16"/>
+        </w:rPr>
+        <w:t xml:space="preserve"> Während der Show wird die Testperson kognitiv engagiert und man kann zusätzlich die Aufmerksamkeit beobachten.</w:t>
+      </w:r>
+    </w:p>
+    <w:p>
+      <w:pPr>
+        <w:rPr>
+          <w:sz w:val="16"/>
+          <w:szCs w:val="16"/>
+        </w:rPr>
+      </w:pPr>
+      <w:r>
+        <w:rPr>
+          <w:sz w:val="16"/>
+          <w:szCs w:val="16"/>
+        </w:rPr>
+        <w:t xml:space="preserve">Aufbau: </w:t>
+      </w:r>
+    </w:p>
+    <w:p>
+      <w:pPr>
+        <w:rPr>
+          <w:sz w:val="16"/>
+          <w:szCs w:val="16"/>
+        </w:rPr>
+      </w:pPr>
+      <w:r>
+        <w:rPr>
+          <w:sz w:val="16"/>
+          <w:szCs w:val="16"/>
+        </w:rPr>
+        <w:t>24 Zoll Monitor [1920x1080], Distanz der Testpersonen 60-70cm,</w:t>
+      </w:r>
+    </w:p>
+    <w:p>
+      <w:pPr>
+        <w:rPr>
+          <w:sz w:val="16"/>
+          <w:szCs w:val="16"/>
+        </w:rPr>
+      </w:pPr>
+      <w:proofErr w:type="spellStart"/>
+      <w:r>
+        <w:rPr>
+          <w:sz w:val="16"/>
+          <w:szCs w:val="16"/>
+        </w:rPr>
+        <w:t>Tobii</w:t>
+      </w:r>
+      <w:proofErr w:type="spellEnd"/>
+      <w:r>
+        <w:rPr>
+          <w:sz w:val="16"/>
+          <w:szCs w:val="16"/>
+        </w:rPr>
+        <w:t xml:space="preserve"> Fusion Pro 60 Eye Tracker nimmt mit 30 Hz auf, montiert unter dem Bildschirm,</w:t>
+      </w:r>
+    </w:p>
+    <w:p>
+      <w:pPr>
+        <w:rPr>
+          <w:sz w:val="16"/>
+          <w:szCs w:val="16"/>
+        </w:rPr>
+      </w:pPr>
+      <w:r>
+        <w:rPr>
+          <w:sz w:val="16"/>
+          <w:szCs w:val="16"/>
+        </w:rPr>
+        <w:t>Logitech HD Webcam [1280x720] mit 30 FPS</w:t>
+      </w:r>
+    </w:p>
+    <w:p>
+      <w:pPr>
+        <w:rPr>
+          <w:sz w:val="16"/>
+          <w:szCs w:val="16"/>
+        </w:rPr>
+      </w:pPr>
+      <w:r>
+        <w:rPr>
+          <w:sz w:val="16"/>
+          <w:szCs w:val="16"/>
+        </w:rPr>
+        <w:t>Bildschirmaufnahme mit 30 FPS</w:t>
+      </w:r>
+    </w:p>
+    <w:p>
+      <w:pPr>
+        <w:rPr>
+          <w:sz w:val="16"/>
+          <w:szCs w:val="16"/>
+        </w:rPr>
+      </w:pPr>
+      <w:r>
+        <w:rPr>
+          <w:sz w:val="16"/>
+          <w:szCs w:val="16"/>
+        </w:rPr>
+        <w:t>Die Webcam ist mittig montiert, damit Gesichtsaufnahme und Bildschirm Blickrichtungen geometrisch konsistent sind. Alle Geräte sind durch ein einziges Skript gesteuert, das die Frames synchronisiert ohne Nachbearbeitung.</w:t>
+      </w:r>
+    </w:p>
+    <w:p>
+      <w:pPr>
+        <w:rPr>
+          <w:sz w:val="16"/>
+          <w:szCs w:val="16"/>
+        </w:rPr>
+      </w:pPr>
+      <w:r>
+        <w:rPr>
+          <w:sz w:val="16"/>
+          <w:szCs w:val="16"/>
+        </w:rPr>
+        <w:t>Insgesamt gibt es 14 Testpersonen (20-30 Jahre), darunter männlich, weiblich und Brillen-/Nichtbrillenträger.</w:t>
+      </w:r>
+    </w:p>
+    <w:p>
+      <w:pPr>
+        <w:rPr>
+          <w:sz w:val="16"/>
+          <w:szCs w:val="16"/>
+        </w:rPr>
+      </w:pPr>
+      <w:r>
+        <w:rPr>
+          <w:sz w:val="16"/>
+          <w:szCs w:val="16"/>
+        </w:rPr>
+        <w:t xml:space="preserve">Die Kalibrierung wurde mit dem </w:t>
+      </w:r>
+      <w:proofErr w:type="spellStart"/>
+      <w:r>
+        <w:rPr>
+          <w:sz w:val="16"/>
+          <w:szCs w:val="16"/>
+        </w:rPr>
+        <w:t>Tobii</w:t>
+      </w:r>
+      <w:proofErr w:type="spellEnd"/>
+      <w:r>
+        <w:rPr>
+          <w:sz w:val="16"/>
+          <w:szCs w:val="16"/>
+        </w:rPr>
+        <w:t xml:space="preserve"> Eye Tracker Manager durchgeführt.</w:t>
+      </w:r>
+      <w:r>
+        <w:rPr>
+          <w:sz w:val="16"/>
+          <w:szCs w:val="16"/>
+        </w:rPr>
+        <w:t xml:space="preserve"> Standard 5 Punkte Kalibrierung</w:t>
       </w:r>
     </w:p>
     <w:sectPr>

--- a/review.docx
+++ b/review.docx
@@ -3718,6 +3718,84 @@
         </w:rPr>
         <w:t xml:space="preserve"> Standard 5 Punkte Kalibrierung</w:t>
       </w:r>
+    </w:p>
+    <w:p>
+      <w:pPr>
+        <w:rPr>
+          <w:sz w:val="16"/>
+          <w:szCs w:val="16"/>
+        </w:rPr>
+      </w:pPr>
+    </w:p>
+    <w:p>
+      <w:pPr>
+        <w:rPr>
+          <w:sz w:val="16"/>
+          <w:szCs w:val="16"/>
+        </w:rPr>
+      </w:pPr>
+      <w:r>
+        <w:rPr>
+          <w:sz w:val="16"/>
+          <w:szCs w:val="16"/>
+        </w:rPr>
+        <w:br w:type="page"/>
+      </w:r>
+    </w:p>
+    <w:p>
+      <w:pPr>
+        <w:rPr>
+          <w:sz w:val="16"/>
+          <w:szCs w:val="16"/>
+        </w:rPr>
+      </w:pPr>
+      <w:r>
+        <w:rPr>
+          <w:sz w:val="16"/>
+          <w:szCs w:val="16"/>
+        </w:rPr>
+        <w:lastRenderedPageBreak/>
+        <w:t>EVE</w:t>
+      </w:r>
+    </w:p>
+    <w:p>
+      <w:pPr>
+        <w:rPr>
+          <w:sz w:val="16"/>
+          <w:szCs w:val="16"/>
+        </w:rPr>
+      </w:pPr>
+      <w:r>
+        <w:rPr>
+          <w:sz w:val="16"/>
+          <w:szCs w:val="16"/>
+        </w:rPr>
+        <w:t xml:space="preserve">Datensatz gibt natürliche Augenbewegung, frei von Anweisungen, synchronisiert mit </w:t>
+      </w:r>
+      <w:proofErr w:type="spellStart"/>
+      <w:r>
+        <w:rPr>
+          <w:sz w:val="16"/>
+          <w:szCs w:val="16"/>
+        </w:rPr>
+        <w:t>full</w:t>
+      </w:r>
+      <w:proofErr w:type="spellEnd"/>
+      <w:r>
+        <w:rPr>
+          <w:sz w:val="16"/>
+          <w:szCs w:val="16"/>
+        </w:rPr>
+        <w:t xml:space="preserve"> frame Videos und Bildschirminhalt</w:t>
+      </w:r>
+    </w:p>
+    <w:p>
+      <w:pPr>
+        <w:rPr>
+          <w:sz w:val="16"/>
+          <w:szCs w:val="16"/>
+        </w:rPr>
+      </w:pPr>
     </w:p>
     <w:sectPr>
       <w:footerReference w:type="even" r:id="rId7"/>
